--- a/chapters/midterm-2-review-session-handout.docx
+++ b/chapters/midterm-2-review-session-handout.docx
@@ -5333,60 +5333,66 @@
                     </m:r>
                   </m:sup>
                   <m:e>
-                    <m:d>
-                      <m:dPr>
-                        <m:begChr m:val="("/>
-                        <m:sepChr m:val=""/>
-                        <m:endChr m:val=")"/>
-                        <m:grow/>
-                      </m:dPr>
-                      <m:e>
-                        <m:r>
-                          <m:t>1</m:t>
-                        </m:r>
-                        <m:r>
-                          <m:rPr>
-                            <m:sty m:val="p"/>
-                          </m:rPr>
-                          <m:t>−</m:t>
-                        </m:r>
-                        <m:f>
-                          <m:fPr>
-                            <m:type m:val="bar"/>
-                          </m:fPr>
-                          <m:num>
-                            <m:sSub>
-                              <m:e>
-                                <m:r>
-                                  <m:t>d</m:t>
-                                </m:r>
-                              </m:e>
-                              <m:sub>
-                                <m:r>
-                                  <m:t>j</m:t>
-                                </m:r>
-                              </m:sub>
-                            </m:sSub>
-                          </m:num>
-                          <m:den>
-                            <m:sSub>
-                              <m:e>
-                                <m:r>
-                                  <m:t>n</m:t>
-                                </m:r>
-                              </m:e>
-                              <m:sub>
-                                <m:r>
-                                  <m:t>j</m:t>
-                                </m:r>
-                              </m:sub>
-                            </m:sSub>
-                          </m:den>
-                        </m:f>
-                      </m:e>
-                    </m:d>
+                    <m:r>
+                      <m:t>​</m:t>
+                    </m:r>
                   </m:e>
                 </m:nary>
+                <m:d>
+                  <m:dPr>
+                    <m:begChr m:val="("/>
+                    <m:sepChr m:val=""/>
+                    <m:endChr m:val=")"/>
+                    <m:grow/>
+                  </m:dPr>
+                  <m:e>
+                    <m:r>
+                      <m:t>1</m:t>
+                    </m:r>
+                    <m:r>
+                      <m:rPr>
+                        <m:sty m:val="p"/>
+                      </m:rPr>
+                      <m:t>−</m:t>
+                    </m:r>
+                    <m:f>
+                      <m:fPr>
+                        <m:type m:val="bar"/>
+                      </m:fPr>
+                      <m:num>
+                        <m:sSub>
+                          <m:e>
+                            <m:r>
+                              <m:t>d</m:t>
+                            </m:r>
+                          </m:e>
+                          <m:sub>
+                            <m:r>
+                              <m:t>j</m:t>
+                            </m:r>
+                          </m:sub>
+                        </m:sSub>
+                      </m:num>
+                      <m:den>
+                        <m:sSub>
+                          <m:e>
+                            <m:r>
+                              <m:t>n</m:t>
+                            </m:r>
+                          </m:e>
+                          <m:sub>
+                            <m:r>
+                              <m:t>j</m:t>
+                            </m:r>
+                          </m:sub>
+                        </m:sSub>
+                      </m:den>
+                    </m:f>
+                  </m:e>
+                </m:d>
+                <m:r>
+                  <m:t>​</m:t>
+                </m:r>
                 <m:r>
                   <m:rPr>
                     <m:sty m:val="p"/>
@@ -9993,73 +9999,79 @@
                   </m:rPr>
                   <m:t>∝</m:t>
                 </m:r>
+                <m:r>
+                  <m:t>​</m:t>
+                </m:r>
+                <m:d>
+                  <m:dPr>
+                    <m:begChr m:val="["/>
+                    <m:sepChr m:val=""/>
+                    <m:endChr m:val="]"/>
+                    <m:grow/>
+                  </m:dPr>
+                  <m:e>
+                    <m:r>
+                      <m:rPr>
+                        <m:sty m:val="p"/>
+                      </m:rPr>
+                      <m:t>f</m:t>
+                    </m:r>
+                    <m:r>
+                      <m:rPr>
+                        <m:sty m:val="p"/>
+                      </m:rPr>
+                      <m:t>(</m:t>
+                    </m:r>
+                    <m:sSub>
+                      <m:e>
+                        <m:r>
+                          <m:t>y</m:t>
+                        </m:r>
+                      </m:e>
+                      <m:sub>
+                        <m:r>
+                          <m:t>i</m:t>
+                        </m:r>
+                      </m:sub>
+                    </m:sSub>
+                    <m:r>
+                      <m:rPr>
+                        <m:sty m:val="p"/>
+                      </m:rPr>
+                      <m:t>∣</m:t>
+                    </m:r>
+                    <m:sSub>
+                      <m:e>
+                        <m:acc>
+                          <m:accPr>
+                            <m:chr m:val="̃"/>
+                          </m:accPr>
+                          <m:e>
+                            <m:r>
+                              <m:t>x</m:t>
+                            </m:r>
+                          </m:e>
+                        </m:acc>
+                      </m:e>
+                      <m:sub>
+                        <m:r>
+                          <m:t>i</m:t>
+                        </m:r>
+                      </m:sub>
+                    </m:sSub>
+                    <m:r>
+                      <m:rPr>
+                        <m:sty m:val="p"/>
+                      </m:rPr>
+                      <m:t>)</m:t>
+                    </m:r>
+                  </m:e>
+                </m:d>
                 <m:sSup>
                   <m:e>
-                    <m:d>
-                      <m:dPr>
-                        <m:begChr m:val="["/>
-                        <m:sepChr m:val=""/>
-                        <m:endChr m:val="]"/>
-                        <m:grow/>
-                      </m:dPr>
-                      <m:e>
-                        <m:r>
-                          <m:rPr>
-                            <m:sty m:val="p"/>
-                          </m:rPr>
-                          <m:t>f</m:t>
-                        </m:r>
-                        <m:r>
-                          <m:rPr>
-                            <m:sty m:val="p"/>
-                          </m:rPr>
-                          <m:t>(</m:t>
-                        </m:r>
-                        <m:sSub>
-                          <m:e>
-                            <m:r>
-                              <m:t>y</m:t>
-                            </m:r>
-                          </m:e>
-                          <m:sub>
-                            <m:r>
-                              <m:t>i</m:t>
-                            </m:r>
-                          </m:sub>
-                        </m:sSub>
-                        <m:r>
-                          <m:rPr>
-                            <m:sty m:val="p"/>
-                          </m:rPr>
-                          <m:t>∣</m:t>
-                        </m:r>
-                        <m:sSub>
-                          <m:e>
-                            <m:acc>
-                              <m:accPr>
-                                <m:chr m:val="̃"/>
-                              </m:accPr>
-                              <m:e>
-                                <m:r>
-                                  <m:t>x</m:t>
-                                </m:r>
-                              </m:e>
-                            </m:acc>
-                          </m:e>
-                          <m:sub>
-                            <m:r>
-                              <m:t>i</m:t>
-                            </m:r>
-                          </m:sub>
-                        </m:sSub>
-                        <m:r>
-                          <m:rPr>
-                            <m:sty m:val="p"/>
-                          </m:rPr>
-                          <m:t>)</m:t>
-                        </m:r>
-                      </m:e>
-                    </m:d>
+                    <m:r>
+                      <m:t>​</m:t>
+                    </m:r>
                   </m:e>
                   <m:sup>
                     <m:sSub>
@@ -10076,73 +10088,79 @@
                     </m:sSub>
                   </m:sup>
                 </m:sSup>
+                <m:r>
+                  <m:t>​</m:t>
+                </m:r>
+                <m:d>
+                  <m:dPr>
+                    <m:begChr m:val="["/>
+                    <m:sepChr m:val=""/>
+                    <m:endChr m:val="]"/>
+                    <m:grow/>
+                  </m:dPr>
+                  <m:e>
+                    <m:r>
+                      <m:rPr>
+                        <m:sty m:val="p"/>
+                      </m:rPr>
+                      <m:t>S</m:t>
+                    </m:r>
+                    <m:r>
+                      <m:rPr>
+                        <m:sty m:val="p"/>
+                      </m:rPr>
+                      <m:t>(</m:t>
+                    </m:r>
+                    <m:sSub>
+                      <m:e>
+                        <m:r>
+                          <m:t>y</m:t>
+                        </m:r>
+                      </m:e>
+                      <m:sub>
+                        <m:r>
+                          <m:t>i</m:t>
+                        </m:r>
+                      </m:sub>
+                    </m:sSub>
+                    <m:r>
+                      <m:rPr>
+                        <m:sty m:val="p"/>
+                      </m:rPr>
+                      <m:t>∣</m:t>
+                    </m:r>
+                    <m:sSub>
+                      <m:e>
+                        <m:acc>
+                          <m:accPr>
+                            <m:chr m:val="̃"/>
+                          </m:accPr>
+                          <m:e>
+                            <m:r>
+                              <m:t>x</m:t>
+                            </m:r>
+                          </m:e>
+                        </m:acc>
+                      </m:e>
+                      <m:sub>
+                        <m:r>
+                          <m:t>i</m:t>
+                        </m:r>
+                      </m:sub>
+                    </m:sSub>
+                    <m:r>
+                      <m:rPr>
+                        <m:sty m:val="p"/>
+                      </m:rPr>
+                      <m:t>)</m:t>
+                    </m:r>
+                  </m:e>
+                </m:d>
                 <m:sSup>
                   <m:e>
-                    <m:d>
-                      <m:dPr>
-                        <m:begChr m:val="["/>
-                        <m:sepChr m:val=""/>
-                        <m:endChr m:val="]"/>
-                        <m:grow/>
-                      </m:dPr>
-                      <m:e>
-                        <m:r>
-                          <m:rPr>
-                            <m:sty m:val="p"/>
-                          </m:rPr>
-                          <m:t>S</m:t>
-                        </m:r>
-                        <m:r>
-                          <m:rPr>
-                            <m:sty m:val="p"/>
-                          </m:rPr>
-                          <m:t>(</m:t>
-                        </m:r>
-                        <m:sSub>
-                          <m:e>
-                            <m:r>
-                              <m:t>y</m:t>
-                            </m:r>
-                          </m:e>
-                          <m:sub>
-                            <m:r>
-                              <m:t>i</m:t>
-                            </m:r>
-                          </m:sub>
-                        </m:sSub>
-                        <m:r>
-                          <m:rPr>
-                            <m:sty m:val="p"/>
-                          </m:rPr>
-                          <m:t>∣</m:t>
-                        </m:r>
-                        <m:sSub>
-                          <m:e>
-                            <m:acc>
-                              <m:accPr>
-                                <m:chr m:val="̃"/>
-                              </m:accPr>
-                              <m:e>
-                                <m:r>
-                                  <m:t>x</m:t>
-                                </m:r>
-                              </m:e>
-                            </m:acc>
-                          </m:e>
-                          <m:sub>
-                            <m:r>
-                              <m:t>i</m:t>
-                            </m:r>
-                          </m:sub>
-                        </m:sSub>
-                        <m:r>
-                          <m:rPr>
-                            <m:sty m:val="p"/>
-                          </m:rPr>
-                          <m:t>)</m:t>
-                        </m:r>
-                      </m:e>
-                    </m:d>
+                    <m:r>
+                      <m:t>​</m:t>
+                    </m:r>
                   </m:e>
                   <m:sup>
                     <m:r>
@@ -10235,70 +10253,76 @@
                   </m:rPr>
                   <m:t>⋅</m:t>
                 </m:r>
+                <m:r>
+                  <m:t>​</m:t>
+                </m:r>
+                <m:d>
+                  <m:dPr>
+                    <m:begChr m:val="["/>
+                    <m:sepChr m:val=""/>
+                    <m:endChr m:val="]"/>
+                    <m:grow/>
+                  </m:dPr>
+                  <m:e>
+                    <m:r>
+                      <m:t>λ</m:t>
+                    </m:r>
+                    <m:r>
+                      <m:rPr>
+                        <m:sty m:val="p"/>
+                      </m:rPr>
+                      <m:t>(</m:t>
+                    </m:r>
+                    <m:sSub>
+                      <m:e>
+                        <m:r>
+                          <m:t>y</m:t>
+                        </m:r>
+                      </m:e>
+                      <m:sub>
+                        <m:r>
+                          <m:t>i</m:t>
+                        </m:r>
+                      </m:sub>
+                    </m:sSub>
+                    <m:r>
+                      <m:rPr>
+                        <m:sty m:val="p"/>
+                      </m:rPr>
+                      <m:t>∣</m:t>
+                    </m:r>
+                    <m:sSub>
+                      <m:e>
+                        <m:acc>
+                          <m:accPr>
+                            <m:chr m:val="̃"/>
+                          </m:accPr>
+                          <m:e>
+                            <m:r>
+                              <m:t>x</m:t>
+                            </m:r>
+                          </m:e>
+                        </m:acc>
+                      </m:e>
+                      <m:sub>
+                        <m:r>
+                          <m:t>i</m:t>
+                        </m:r>
+                      </m:sub>
+                    </m:sSub>
+                    <m:r>
+                      <m:rPr>
+                        <m:sty m:val="p"/>
+                      </m:rPr>
+                      <m:t>)</m:t>
+                    </m:r>
+                  </m:e>
+                </m:d>
                 <m:sSup>
                   <m:e>
-                    <m:d>
-                      <m:dPr>
-                        <m:begChr m:val="["/>
-                        <m:sepChr m:val=""/>
-                        <m:endChr m:val="]"/>
-                        <m:grow/>
-                      </m:dPr>
-                      <m:e>
-                        <m:r>
-                          <m:t>λ</m:t>
-                        </m:r>
-                        <m:r>
-                          <m:rPr>
-                            <m:sty m:val="p"/>
-                          </m:rPr>
-                          <m:t>(</m:t>
-                        </m:r>
-                        <m:sSub>
-                          <m:e>
-                            <m:r>
-                              <m:t>y</m:t>
-                            </m:r>
-                          </m:e>
-                          <m:sub>
-                            <m:r>
-                              <m:t>i</m:t>
-                            </m:r>
-                          </m:sub>
-                        </m:sSub>
-                        <m:r>
-                          <m:rPr>
-                            <m:sty m:val="p"/>
-                          </m:rPr>
-                          <m:t>∣</m:t>
-                        </m:r>
-                        <m:sSub>
-                          <m:e>
-                            <m:acc>
-                              <m:accPr>
-                                <m:chr m:val="̃"/>
-                              </m:accPr>
-                              <m:e>
-                                <m:r>
-                                  <m:t>x</m:t>
-                                </m:r>
-                              </m:e>
-                            </m:acc>
-                          </m:e>
-                          <m:sub>
-                            <m:r>
-                              <m:t>i</m:t>
-                            </m:r>
-                          </m:sub>
-                        </m:sSub>
-                        <m:r>
-                          <m:rPr>
-                            <m:sty m:val="p"/>
-                          </m:rPr>
-                          <m:t>)</m:t>
-                        </m:r>
-                      </m:e>
-                    </m:d>
+                    <m:r>
+                      <m:t>​</m:t>
+                    </m:r>
                   </m:e>
                   <m:sup>
                     <m:sSub>
@@ -13318,43 +13342,49 @@
                   </m:rPr>
                   <m:t>=</m:t>
                 </m:r>
-                <m:sSup>
+                <m:r>
+                  <m:t>​</m:t>
+                </m:r>
+                <m:d>
+                  <m:dPr>
+                    <m:begChr m:val="("/>
+                    <m:sepChr m:val=""/>
+                    <m:endChr m:val=")"/>
+                    <m:grow/>
+                  </m:dPr>
                   <m:e>
+                    <m:r>
+                      <m:rPr>
+                        <m:sty m:val="p"/>
+                      </m:rPr>
+                      <m:t>exp</m:t>
+                    </m:r>
+                    <m:r>
+                      <m:t>​</m:t>
+                    </m:r>
                     <m:d>
                       <m:dPr>
-                        <m:begChr m:val="("/>
+                        <m:begChr m:val="{"/>
                         <m:sepChr m:val=""/>
-                        <m:endChr m:val=")"/>
+                        <m:endChr m:val="}"/>
                         <m:grow/>
                       </m:dPr>
                       <m:e>
                         <m:r>
-                          <m:rPr>
-                            <m:sty m:val="p"/>
-                          </m:rPr>
-                          <m:t>exp</m:t>
-                        </m:r>
-                        <m:r>
-                          <m:t>​</m:t>
-                        </m:r>
-                        <m:d>
-                          <m:dPr>
-                            <m:begChr m:val="{"/>
-                            <m:sepChr m:val=""/>
-                            <m:endChr m:val="}"/>
-                            <m:grow/>
-                          </m:dPr>
-                          <m:e>
-                            <m:r>
-                              <m:t>β</m:t>
-                            </m:r>
-                          </m:e>
-                        </m:d>
-                        <m:r>
-                          <m:t>​</m:t>
+                          <m:t>β</m:t>
                         </m:r>
                       </m:e>
                     </m:d>
+                    <m:r>
+                      <m:t>​</m:t>
+                    </m:r>
+                  </m:e>
+                </m:d>
+                <m:sSup>
+                  <m:e>
+                    <m:r>
+                      <m:t>​</m:t>
+                    </m:r>
                   </m:e>
                   <m:sup>
                     <m:r>
@@ -16395,6 +16425,9 @@
                 <m:r>
                   <m:t> </m:t>
                 </m:r>
+                <m:r>
+                  <m:t>​</m:t>
+                </m:r>
                 <m:d>
                   <m:dPr>
                     <m:begChr m:val="("/>
@@ -16438,6 +16471,9 @@
                     </m:sSup>
                   </m:e>
                 </m:d>
+                <m:r>
+                  <m:t>​</m:t>
+                </m:r>
                 <m:r>
                   <m:rPr>
                     <m:sty m:val="p"/>

--- a/chapters/midterm-2-review-session-handout.docx
+++ b/chapters/midterm-2-review-session-handout.docx
@@ -1300,7 +1300,7 @@
       </w:r>
     </w:p>
     <w:bookmarkEnd w:id="9"/>
-    <w:bookmarkStart w:id="13" w:name="introduction"/>
+    <w:bookmarkStart w:id="17" w:name="introduction"/>
     <w:p>
       <w:pPr>
         <w:pStyle w:val="Heading1"/>
@@ -1336,13 +1336,39 @@
         <w:t xml:space="preserve"> </w:t>
       </w:r>
       <w:r>
-        <w:t xml:space="preserve">Midterm 2, which covered survival analysis and Cox proportional hazards</w:t>
+        <w:t xml:space="preserve">Midterm 2, which covered survival analysis and</w:t>
       </w:r>
       <w:r>
         <w:t xml:space="preserve"> </w:t>
       </w:r>
-      <w:r>
-        <w:t xml:space="preserve">models. Each section states a mistake, explains</w:t>
+      <w:hyperlink r:id="rId10">
+        <w:r>
+          <w:rPr>
+            <w:rStyle w:val="Hyperlink"/>
+          </w:rPr>
+          <w:t xml:space="preserve">Cox proportional hazards</w:t>
+        </w:r>
+        <w:r>
+          <w:rPr>
+            <w:rStyle w:val="Hyperlink"/>
+          </w:rPr>
+          <w:t xml:space="preserve"> </w:t>
+        </w:r>
+        <w:r>
+          <w:rPr>
+            <w:rStyle w:val="Hyperlink"/>
+          </w:rPr>
+          <w:t xml:space="preserve">models</w:t>
+        </w:r>
+      </w:hyperlink>
+      <w:r>
+        <w:t xml:space="preserve">.</w:t>
+      </w:r>
+      <w:r>
+        <w:t xml:space="preserve"> </w:t>
+      </w:r>
+      <w:r>
+        <w:t xml:space="preserve">Each section states a mistake, explains</w:t>
       </w:r>
       <w:r>
         <w:t xml:space="preserve"> </w:t>
@@ -1393,12 +1419,40 @@
         <w:t xml:space="preserve"> </w:t>
       </w:r>
       <w:r>
-        <w:t xml:space="preserve">(Kaplan-Meier and Nelson-Aalen estimators) used a small data set</w:t>
-      </w:r>
+        <w:t xml:space="preserve">(</w:t>
+      </w:r>
+      <w:hyperlink r:id="rId11">
+        <w:r>
+          <w:rPr>
+            <w:rStyle w:val="Hyperlink"/>
+          </w:rPr>
+          <w:t xml:space="preserve">Kaplan-Meier</w:t>
+        </w:r>
+      </w:hyperlink>
       <w:r>
         <w:t xml:space="preserve"> </w:t>
       </w:r>
       <w:r>
+        <w:t xml:space="preserve">and</w:t>
+      </w:r>
+      <w:r>
+        <w:t xml:space="preserve"> </w:t>
+      </w:r>
+      <w:hyperlink r:id="rId12">
+        <w:r>
+          <w:rPr>
+            <w:rStyle w:val="Hyperlink"/>
+          </w:rPr>
+          <w:t xml:space="preserve">Nelson-Aalen estimators</w:t>
+        </w:r>
+      </w:hyperlink>
+      <w:r>
+        <w:t xml:space="preserve">) used a small data set</w:t>
+      </w:r>
+      <w:r>
+        <w:t xml:space="preserve"> </w:t>
+      </w:r>
+      <w:r>
         <w:t xml:space="preserve">of survival times:</w:t>
       </w:r>
       <w:r>
@@ -1434,8 +1488,19 @@
       <w:r>
         <w:t xml:space="preserve"> </w:t>
       </w:r>
-      <w:r>
-        <w:t xml:space="preserve">censored observations).</w:t>
+      <w:hyperlink r:id="rId13">
+        <w:r>
+          <w:rPr>
+            <w:rStyle w:val="Hyperlink"/>
+          </w:rPr>
+          <w:t xml:space="preserve">censored</w:t>
+        </w:r>
+      </w:hyperlink>
+      <w:r>
+        <w:t xml:space="preserve"> </w:t>
+      </w:r>
+      <w:r>
+        <w:t xml:space="preserve">observations).</w:t>
       </w:r>
     </w:p>
     <w:p>
@@ -1544,18 +1609,18 @@
                 <wp:inline>
                   <wp:extent cx="152400" cy="152400"/>
                   <wp:effectExtent b="0" l="0" r="0" t="0"/>
-                  <wp:docPr descr="" title="" id="11" name="Picture"/>
+                  <wp:docPr descr="" title="" id="15" name="Picture"/>
                   <a:graphic>
                     <a:graphicData uri="http://schemas.openxmlformats.org/drawingml/2006/picture">
                       <pic:pic>
                         <pic:nvPicPr>
-                          <pic:cNvPr descr="/opt/quarto/share/formats/docx/tip.png" id="12" name="Picture"/>
+                          <pic:cNvPr descr="/opt/quarto/share/formats/docx/tip.png" id="16" name="Picture"/>
                           <pic:cNvPicPr>
                             <a:picLocks noChangeArrowheads="1" noChangeAspect="1"/>
                           </pic:cNvPicPr>
                         </pic:nvPicPr>
                         <pic:blipFill>
-                          <a:blip r:embed="rId10"/>
+                          <a:blip r:embed="rId14"/>
                           <a:stretch>
                             <a:fillRect/>
                           </a:stretch>
@@ -1631,8 +1696,8 @@
         </w:tc>
       </w:tr>
     </w:tbl>
-    <w:bookmarkEnd w:id="13"/>
-    <w:bookmarkStart w:id="31" w:name="part-1-kaplan-meier-and-nelson-aalen"/>
+    <w:bookmarkEnd w:id="17"/>
+    <w:bookmarkStart w:id="42" w:name="part-1-kaplan-meier-and-nelson-aalen"/>
     <w:p>
       <w:pPr>
         <w:pStyle w:val="Heading1"/>
@@ -2012,7 +2077,7 @@
       <w:tr>
         <w:tc>
           <w:tcPr/>
-          <w:bookmarkStart w:id="14" w:name="tbl-km-na"/>
+          <w:bookmarkStart w:id="18" w:name="tbl-km-na"/>
           <w:p>
             <w:pPr>
               <w:jc w:val="center"/>
@@ -3216,12 +3281,12 @@
               </w:tc>
             </w:tr>
           </w:tbl>
-          <w:bookmarkEnd w:id="14"/>
+          <w:bookmarkEnd w:id="18"/>
           <w:p/>
         </w:tc>
       </w:tr>
     </w:tbl>
-    <w:bookmarkStart w:id="18" w:name="sec-risk-set"/>
+    <w:bookmarkStart w:id="24" w:name="sec-risk-set"/>
     <w:p>
       <w:pPr>
         <w:pStyle w:val="Heading2"/>
@@ -3357,18 +3422,18 @@
                 <wp:inline>
                   <wp:extent cx="152400" cy="152400"/>
                   <wp:effectExtent b="0" l="0" r="0" t="0"/>
-                  <wp:docPr descr="" title="" id="16" name="Picture"/>
+                  <wp:docPr descr="" title="" id="20" name="Picture"/>
                   <a:graphic>
                     <a:graphicData uri="http://schemas.openxmlformats.org/drawingml/2006/picture">
                       <pic:pic>
                         <pic:nvPicPr>
-                          <pic:cNvPr descr="/opt/quarto/share/formats/docx/warning.png" id="17" name="Picture"/>
+                          <pic:cNvPr descr="/opt/quarto/share/formats/docx/warning.png" id="21" name="Picture"/>
                           <pic:cNvPicPr>
                             <a:picLocks noChangeArrowheads="1" noChangeAspect="1"/>
                           </pic:cNvPicPr>
                         </pic:nvPicPr>
                         <pic:blipFill>
-                          <a:blip r:embed="rId15"/>
+                          <a:blip r:embed="rId19"/>
                           <a:stretch>
                             <a:fillRect/>
                           </a:stretch>
@@ -3425,7 +3490,24 @@
               <w:spacing w:before="16" w:after="16"/>
             </w:pPr>
             <w:r>
-              <w:t xml:space="preserve">Reducing the number at risk by</w:t>
+              <w:t xml:space="preserve">Reducing the</w:t>
+            </w:r>
+            <w:r>
+              <w:t xml:space="preserve"> </w:t>
+            </w:r>
+            <w:hyperlink r:id="rId22">
+              <w:r>
+                <w:rPr>
+                  <w:rStyle w:val="Hyperlink"/>
+                </w:rPr>
+                <w:t xml:space="preserve">number at risk</w:t>
+              </w:r>
+            </w:hyperlink>
+            <w:r>
+              <w:t xml:space="preserve"> </w:t>
+            </w:r>
+            <w:r>
+              <w:t xml:space="preserve">by</w:t>
             </w:r>
             <w:r>
               <w:t xml:space="preserve"> </w:t>
@@ -3453,7 +3535,24 @@
               <w:t xml:space="preserve"> </w:t>
             </w:r>
             <w:r>
-              <w:t xml:space="preserve">the two censored subjects (at</w:t>
+              <w:t xml:space="preserve">the two</w:t>
+            </w:r>
+            <w:r>
+              <w:t xml:space="preserve"> </w:t>
+            </w:r>
+            <w:hyperlink r:id="rId13">
+              <w:r>
+                <w:rPr>
+                  <w:rStyle w:val="Hyperlink"/>
+                </w:rPr>
+                <w:t xml:space="preserve">censored</w:t>
+              </w:r>
+            </w:hyperlink>
+            <w:r>
+              <w:t xml:space="preserve"> </w:t>
+            </w:r>
+            <w:r>
+              <w:t xml:space="preserve">subjects (at</w:t>
             </w:r>
             <w:r>
               <w:t xml:space="preserve"> </w:t>
@@ -4088,7 +4187,21 @@
               <w:t xml:space="preserve"> </w:t>
             </w:r>
             <w:r>
-              <w:t xml:space="preserve">subjects leave the risk set; the count drops from 6 to 4,</w:t>
+              <w:t xml:space="preserve">subjects leave the</w:t>
+            </w:r>
+            <w:r>
+              <w:t xml:space="preserve"> </w:t>
+            </w:r>
+            <w:hyperlink r:id="rId23">
+              <w:r>
+                <w:rPr>
+                  <w:rStyle w:val="Hyperlink"/>
+                </w:rPr>
+                <w:t xml:space="preserve">risk set</w:t>
+              </w:r>
+            </w:hyperlink>
+            <w:r>
+              <w:t xml:space="preserve">; the count drops from 6 to 4,</w:t>
             </w:r>
             <w:r>
               <w:t xml:space="preserve"> </w:t>
@@ -4123,8 +4236,8 @@
         </w:tc>
       </w:tr>
     </w:tbl>
-    <w:bookmarkEnd w:id="18"/>
-    <w:bookmarkStart w:id="21" w:name="sec-na-exp"/>
+    <w:bookmarkEnd w:id="24"/>
+    <w:bookmarkStart w:id="30" w:name="sec-na-exp"/>
     <w:p>
       <w:pPr>
         <w:pStyle w:val="Heading2"/>
@@ -4266,18 +4379,18 @@
                 <wp:inline>
                   <wp:extent cx="152400" cy="152400"/>
                   <wp:effectExtent b="0" l="0" r="0" t="0"/>
-                  <wp:docPr descr="" title="" id="19" name="Picture"/>
+                  <wp:docPr descr="" title="" id="25" name="Picture"/>
                   <a:graphic>
                     <a:graphicData uri="http://schemas.openxmlformats.org/drawingml/2006/picture">
                       <pic:pic>
                         <pic:nvPicPr>
-                          <pic:cNvPr descr="/opt/quarto/share/formats/docx/warning.png" id="20" name="Picture"/>
+                          <pic:cNvPr descr="/opt/quarto/share/formats/docx/warning.png" id="26" name="Picture"/>
                           <pic:cNvPicPr>
                             <a:picLocks noChangeArrowheads="1" noChangeAspect="1"/>
                           </pic:cNvPicPr>
                         </pic:nvPicPr>
                         <pic:blipFill>
-                          <a:blip r:embed="rId15"/>
+                          <a:blip r:embed="rId19"/>
                           <a:stretch>
                             <a:fillRect/>
                           </a:stretch>
@@ -4392,9 +4505,14 @@
             <w:r>
               <w:t xml:space="preserve"> </w:t>
             </w:r>
-            <w:r>
-              <w:t xml:space="preserve">hazards</w:t>
-            </w:r>
+            <w:hyperlink r:id="rId27">
+              <w:r>
+                <w:rPr>
+                  <w:rStyle w:val="Hyperlink"/>
+                </w:rPr>
+                <w:t xml:space="preserve">hazards</w:t>
+              </w:r>
+            </w:hyperlink>
             <w:r>
               <w:t xml:space="preserve"> </w:t>
             </w:r>
@@ -4467,7 +4585,24 @@
               </w:numPr>
             </w:pPr>
             <w:r>
-              <w:t xml:space="preserve">Computing the cumulative hazard correctly but then forgetting the final</w:t>
+              <w:t xml:space="preserve">Computing the</w:t>
+            </w:r>
+            <w:r>
+              <w:t xml:space="preserve"> </w:t>
+            </w:r>
+            <w:hyperlink r:id="rId28">
+              <w:r>
+                <w:rPr>
+                  <w:rStyle w:val="Hyperlink"/>
+                </w:rPr>
+                <w:t xml:space="preserve">cumulative hazard</w:t>
+              </w:r>
+            </w:hyperlink>
+            <w:r>
+              <w:t xml:space="preserve"> </w:t>
+            </w:r>
+            <w:r>
+              <w:t xml:space="preserve">correctly but then forgetting the final</w:t>
             </w:r>
             <w:r>
               <w:t xml:space="preserve"> </w:t>
@@ -4675,7 +4810,24 @@
               <w:t xml:space="preserve">. </w:t>
             </w:r>
             <w:r>
-              <w:t xml:space="preserve">The Nelson-Aalen estimator builds the</w:t>
+              <w:t xml:space="preserve">The</w:t>
+            </w:r>
+            <w:r>
+              <w:t xml:space="preserve"> </w:t>
+            </w:r>
+            <w:hyperlink r:id="rId12">
+              <w:r>
+                <w:rPr>
+                  <w:rStyle w:val="Hyperlink"/>
+                </w:rPr>
+                <w:t xml:space="preserve">Nelson-Aalen estimator</w:t>
+              </w:r>
+            </w:hyperlink>
+            <w:r>
+              <w:t xml:space="preserve"> </w:t>
+            </w:r>
+            <w:r>
+              <w:t xml:space="preserve">builds the</w:t>
             </w:r>
             <w:r>
               <w:t xml:space="preserve"> </w:t>
@@ -5226,13 +5378,47 @@
               <w:pStyle w:val="FirstParagraph"/>
             </w:pPr>
             <w:r>
-              <w:t xml:space="preserve">Contrast this with Kaplan-Meier, which multiplies conditional survival</w:t>
-            </w:r>
-            <w:r>
-              <w:t xml:space="preserve"> </w:t>
-            </w:r>
-            <w:r>
-              <w:t xml:space="preserve">probabilities:</w:t>
+              <w:t xml:space="preserve">Contrast this with</w:t>
+            </w:r>
+            <w:r>
+              <w:t xml:space="preserve"> </w:t>
+            </w:r>
+            <w:hyperlink r:id="rId11">
+              <w:r>
+                <w:rPr>
+                  <w:rStyle w:val="Hyperlink"/>
+                </w:rPr>
+                <w:t xml:space="preserve">Kaplan-Meier</w:t>
+              </w:r>
+            </w:hyperlink>
+            <w:r>
+              <w:t xml:space="preserve">, which multiplies</w:t>
+            </w:r>
+            <w:r>
+              <w:t xml:space="preserve"> </w:t>
+            </w:r>
+            <w:hyperlink r:id="rId29">
+              <w:r>
+                <w:rPr>
+                  <w:rStyle w:val="Hyperlink"/>
+                </w:rPr>
+                <w:t xml:space="preserve">conditional survival</w:t>
+              </w:r>
+              <w:r>
+                <w:rPr>
+                  <w:rStyle w:val="Hyperlink"/>
+                </w:rPr>
+                <w:t xml:space="preserve"> </w:t>
+              </w:r>
+              <w:r>
+                <w:rPr>
+                  <w:rStyle w:val="Hyperlink"/>
+                </w:rPr>
+                <w:t xml:space="preserve">probabilities</w:t>
+              </w:r>
+            </w:hyperlink>
+            <w:r>
+              <w:t xml:space="preserve">:</w:t>
             </w:r>
           </w:p>
           <w:p>
@@ -5596,7 +5782,13 @@
               <w:t xml:space="preserve"> </w:t>
             </w:r>
             <w:r>
-              <w:t xml:space="preserve">always. Reporting the same numbers for both,</w:t>
+              <w:t xml:space="preserve">always.</w:t>
+            </w:r>
+            <w:r>
+              <w:t xml:space="preserve"> </w:t>
+            </w:r>
+            <w:r>
+              <w:t xml:space="preserve">Reporting the same numbers for both,</w:t>
             </w:r>
             <w:r>
               <w:t xml:space="preserve"> </w:t>
@@ -5663,8 +5855,8 @@
         </w:tc>
       </w:tr>
     </w:tbl>
-    <w:bookmarkEnd w:id="21"/>
-    <w:bookmarkStart w:id="24" w:name="sec-step-function"/>
+    <w:bookmarkEnd w:id="30"/>
+    <w:bookmarkStart w:id="33" w:name="sec-step-function"/>
     <w:p>
       <w:pPr>
         <w:pStyle w:val="Heading2"/>
@@ -5804,18 +5996,18 @@
                 <wp:inline>
                   <wp:extent cx="152400" cy="152400"/>
                   <wp:effectExtent b="0" l="0" r="0" t="0"/>
-                  <wp:docPr descr="" title="" id="22" name="Picture"/>
+                  <wp:docPr descr="" title="" id="31" name="Picture"/>
                   <a:graphic>
                     <a:graphicData uri="http://schemas.openxmlformats.org/drawingml/2006/picture">
                       <pic:pic>
                         <pic:nvPicPr>
-                          <pic:cNvPr descr="/opt/quarto/share/formats/docx/warning.png" id="23" name="Picture"/>
+                          <pic:cNvPr descr="/opt/quarto/share/formats/docx/warning.png" id="32" name="Picture"/>
                           <pic:cNvPicPr>
                             <a:picLocks noChangeArrowheads="1" noChangeAspect="1"/>
                           </pic:cNvPicPr>
                         </pic:nvPicPr>
                         <pic:blipFill>
-                          <a:blip r:embed="rId15"/>
+                          <a:blip r:embed="rId19"/>
                           <a:stretch>
                             <a:fillRect/>
                           </a:stretch>
@@ -6408,8 +6600,8 @@
         </w:tc>
       </w:tr>
     </w:tbl>
-    <w:bookmarkEnd w:id="24"/>
-    <w:bookmarkStart w:id="27" w:name="sec-median"/>
+    <w:bookmarkEnd w:id="33"/>
+    <w:bookmarkStart w:id="38" w:name="sec-median"/>
     <w:p>
       <w:pPr>
         <w:pStyle w:val="Heading2"/>
@@ -6457,7 +6649,31 @@
           <w:i/>
           <w:iCs/>
         </w:rPr>
-        <w:t xml:space="preserve">(1 point) — the KM and NA estimates of median survival time.</w:t>
+        <w:t xml:space="preserve">(1 point) — the KM and NA estimates of</w:t>
+      </w:r>
+      <w:r>
+        <w:rPr>
+          <w:i/>
+          <w:iCs/>
+        </w:rPr>
+        <w:t xml:space="preserve"> </w:t>
+      </w:r>
+      <w:hyperlink r:id="rId34">
+        <w:r>
+          <w:rPr>
+            <w:rStyle w:val="Hyperlink"/>
+            <w:i/>
+            <w:iCs/>
+          </w:rPr>
+          <w:t xml:space="preserve">median survival time</w:t>
+        </w:r>
+      </w:hyperlink>
+      <w:r>
+        <w:rPr>
+          <w:i/>
+          <w:iCs/>
+        </w:rPr>
+        <w:t xml:space="preserve">.</w:t>
       </w:r>
     </w:p>
     <w:tbl>
@@ -6501,18 +6717,18 @@
                 <wp:inline>
                   <wp:extent cx="152400" cy="152400"/>
                   <wp:effectExtent b="0" l="0" r="0" t="0"/>
-                  <wp:docPr descr="" title="" id="25" name="Picture"/>
+                  <wp:docPr descr="" title="" id="35" name="Picture"/>
                   <a:graphic>
                     <a:graphicData uri="http://schemas.openxmlformats.org/drawingml/2006/picture">
                       <pic:pic>
                         <pic:nvPicPr>
-                          <pic:cNvPr descr="/opt/quarto/share/formats/docx/warning.png" id="26" name="Picture"/>
+                          <pic:cNvPr descr="/opt/quarto/share/formats/docx/warning.png" id="36" name="Picture"/>
                           <pic:cNvPicPr>
                             <a:picLocks noChangeArrowheads="1" noChangeAspect="1"/>
                           </pic:cNvPicPr>
                         </pic:nvPicPr>
                         <pic:blipFill>
-                          <a:blip r:embed="rId15"/>
+                          <a:blip r:embed="rId19"/>
                           <a:stretch>
                             <a:fillRect/>
                           </a:stretch>
@@ -6569,7 +6785,24 @@
               <w:spacing w:before="16" w:after="16"/>
             </w:pPr>
             <w:r>
-              <w:t xml:space="preserve">Estimating the median by fitting an exponential model</w:t>
+              <w:t xml:space="preserve">Estimating the median by fitting an</w:t>
+            </w:r>
+            <w:r>
+              <w:t xml:space="preserve"> </w:t>
+            </w:r>
+            <w:hyperlink r:id="rId37">
+              <w:r>
+                <w:rPr>
+                  <w:rStyle w:val="Hyperlink"/>
+                </w:rPr>
+                <w:t xml:space="preserve">exponential</w:t>
+              </w:r>
+            </w:hyperlink>
+            <w:r>
+              <w:t xml:space="preserve"> </w:t>
+            </w:r>
+            <w:r>
+              <w:t xml:space="preserve">model</w:t>
             </w:r>
             <w:r>
               <w:t xml:space="preserve"> </w:t>
@@ -7278,7 +7511,24 @@
               <w:pStyle w:val="FirstParagraph"/>
             </w:pPr>
             <w:r>
-              <w:t xml:space="preserve">No distributional assumption (exponential or otherwise) is used: the Kaplan–Meier estimator is a</w:t>
+              <w:t xml:space="preserve">No distributional assumption (exponential or otherwise) is used: the</w:t>
+            </w:r>
+            <w:r>
+              <w:t xml:space="preserve"> </w:t>
+            </w:r>
+            <w:hyperlink r:id="rId11">
+              <w:r>
+                <w:rPr>
+                  <w:rStyle w:val="Hyperlink"/>
+                </w:rPr>
+                <w:t xml:space="preserve">Kaplan–Meier estimator</w:t>
+              </w:r>
+            </w:hyperlink>
+            <w:r>
+              <w:t xml:space="preserve"> </w:t>
+            </w:r>
+            <w:r>
+              <w:t xml:space="preserve">is a</w:t>
             </w:r>
             <w:r>
               <w:t xml:space="preserve"> </w:t>
@@ -7291,8 +7541,8 @@
         </w:tc>
       </w:tr>
     </w:tbl>
-    <w:bookmarkEnd w:id="27"/>
-    <w:bookmarkStart w:id="30" w:name="sec-censoring-role"/>
+    <w:bookmarkEnd w:id="38"/>
+    <w:bookmarkStart w:id="41" w:name="sec-censoring-role"/>
     <w:p>
       <w:pPr>
         <w:pStyle w:val="Heading2"/>
@@ -7384,18 +7634,18 @@
                 <wp:inline>
                   <wp:extent cx="152400" cy="152400"/>
                   <wp:effectExtent b="0" l="0" r="0" t="0"/>
-                  <wp:docPr descr="" title="" id="28" name="Picture"/>
+                  <wp:docPr descr="" title="" id="39" name="Picture"/>
                   <a:graphic>
                     <a:graphicData uri="http://schemas.openxmlformats.org/drawingml/2006/picture">
                       <pic:pic>
                         <pic:nvPicPr>
-                          <pic:cNvPr descr="/opt/quarto/share/formats/docx/warning.png" id="29" name="Picture"/>
+                          <pic:cNvPr descr="/opt/quarto/share/formats/docx/warning.png" id="40" name="Picture"/>
                           <pic:cNvPicPr>
                             <a:picLocks noChangeArrowheads="1" noChangeAspect="1"/>
                           </pic:cNvPicPr>
                         </pic:nvPicPr>
                         <pic:blipFill>
-                          <a:blip r:embed="rId15"/>
+                          <a:blip r:embed="rId19"/>
                           <a:stretch>
                             <a:fillRect/>
                           </a:stretch>
@@ -7586,12 +7836,29 @@
             <w:r>
               <w:t xml:space="preserve"> </w:t>
             </w:r>
+            <w:hyperlink r:id="rId23">
+              <w:r>
+                <w:rPr>
+                  <w:rStyle w:val="Hyperlink"/>
+                  <w:b/>
+                  <w:bCs/>
+                </w:rPr>
+                <w:t xml:space="preserve">risk-set</w:t>
+              </w:r>
+            </w:hyperlink>
             <w:r>
               <w:rPr>
                 <w:b/>
                 <w:bCs/>
               </w:rPr>
-              <w:t xml:space="preserve">risk-set denominators</w:t>
+              <w:t xml:space="preserve"> </w:t>
+            </w:r>
+            <w:r>
+              <w:rPr>
+                <w:b/>
+                <w:bCs/>
+              </w:rPr>
+              <w:t xml:space="preserve">denominators</w:t>
             </w:r>
             <w:r>
               <w:t xml:space="preserve"> </w:t>
@@ -7793,7 +8060,30 @@
               <w:t xml:space="preserve"> </w:t>
             </w:r>
             <w:r>
-              <w:t xml:space="preserve">later risk sets. This mechanism is exactly what lets Kaplan-Meier use partial information</w:t>
+              <w:t xml:space="preserve">later risk sets.</w:t>
+            </w:r>
+            <w:r>
+              <w:t xml:space="preserve"> </w:t>
+            </w:r>
+            <w:r>
+              <w:t xml:space="preserve">This mechanism is exactly what lets</w:t>
+            </w:r>
+            <w:r>
+              <w:t xml:space="preserve"> </w:t>
+            </w:r>
+            <w:hyperlink r:id="rId11">
+              <w:r>
+                <w:rPr>
+                  <w:rStyle w:val="Hyperlink"/>
+                </w:rPr>
+                <w:t xml:space="preserve">Kaplan-Meier</w:t>
+              </w:r>
+            </w:hyperlink>
+            <w:r>
+              <w:t xml:space="preserve"> </w:t>
+            </w:r>
+            <w:r>
+              <w:t xml:space="preserve">use partial information</w:t>
             </w:r>
             <w:r>
               <w:t xml:space="preserve"> </w:t>
@@ -7806,9 +8096,9 @@
         </w:tc>
       </w:tr>
     </w:tbl>
-    <w:bookmarkEnd w:id="30"/>
-    <w:bookmarkEnd w:id="31"/>
-    <w:bookmarkStart w:id="51" w:name="sec-part2"/>
+    <w:bookmarkEnd w:id="41"/>
+    <w:bookmarkEnd w:id="42"/>
+    <w:bookmarkStart w:id="89" w:name="sec-part2"/>
     <w:p>
       <w:pPr>
         <w:pStyle w:val="Heading1"/>
@@ -7928,7 +8218,7 @@
       <w:tr>
         <w:tc>
           <w:tcPr/>
-          <w:bookmarkStart w:id="32" w:name="tbl-wcgs"/>
+          <w:bookmarkStart w:id="43" w:name="tbl-wcgs"/>
           <w:p>
             <w:pPr>
               <w:jc w:val="center"/>
@@ -8597,7 +8887,7 @@
               </w:tc>
             </w:tr>
           </w:tbl>
-          <w:bookmarkEnd w:id="32"/>
+          <w:bookmarkEnd w:id="43"/>
           <w:p/>
         </w:tc>
       </w:tr>
@@ -8607,7 +8897,24 @@
         <w:pStyle w:val="BodyText"/>
       </w:pPr>
       <w:r>
-        <w:t xml:space="preserve">The exam also provided the estimated covariance matrix of the coefficient</w:t>
+        <w:t xml:space="preserve">The exam also provided the estimated</w:t>
+      </w:r>
+      <w:r>
+        <w:t xml:space="preserve"> </w:t>
+      </w:r>
+      <w:hyperlink r:id="rId44">
+        <w:r>
+          <w:rPr>
+            <w:rStyle w:val="Hyperlink"/>
+          </w:rPr>
+          <w:t xml:space="preserve">covariance matrix</w:t>
+        </w:r>
+      </w:hyperlink>
+      <w:r>
+        <w:t xml:space="preserve"> </w:t>
+      </w:r>
+      <w:r>
+        <w:t xml:space="preserve">of the coefficient</w:t>
       </w:r>
       <w:r>
         <w:t xml:space="preserve"> </w:t>
@@ -8844,7 +9151,7 @@
         </m:oMath>
       </m:oMathPara>
     </w:p>
-    <w:bookmarkStart w:id="35" w:name="sec-write-model"/>
+    <w:bookmarkStart w:id="58" w:name="sec-write-model"/>
     <w:p>
       <w:pPr>
         <w:pStyle w:val="Heading2"/>
@@ -8936,18 +9243,18 @@
                 <wp:inline>
                   <wp:extent cx="152400" cy="152400"/>
                   <wp:effectExtent b="0" l="0" r="0" t="0"/>
-                  <wp:docPr descr="" title="" id="33" name="Picture"/>
+                  <wp:docPr descr="" title="" id="45" name="Picture"/>
                   <a:graphic>
                     <a:graphicData uri="http://schemas.openxmlformats.org/drawingml/2006/picture">
                       <pic:pic>
                         <pic:nvPicPr>
-                          <pic:cNvPr descr="/opt/quarto/share/formats/docx/warning.png" id="34" name="Picture"/>
+                          <pic:cNvPr descr="/opt/quarto/share/formats/docx/warning.png" id="46" name="Picture"/>
                           <pic:cNvPicPr>
                             <a:picLocks noChangeArrowheads="1" noChangeAspect="1"/>
                           </pic:cNvPicPr>
                         </pic:nvPicPr>
                         <pic:blipFill>
-                          <a:blip r:embed="rId15"/>
+                          <a:blip r:embed="rId19"/>
                           <a:stretch>
                             <a:fillRect/>
                           </a:stretch>
@@ -9033,19 +9340,30 @@
             <w:r>
               <w:t xml:space="preserve"> </w:t>
             </w:r>
-            <w:r>
-              <w:t xml:space="preserve">linear predictor, omitting the</w:t>
-            </w:r>
-            <w:r>
-              <w:t xml:space="preserve"> </w:t>
-            </w:r>
-            <w:r>
-              <w:rPr>
-                <w:b/>
-                <w:bCs/>
-              </w:rPr>
-              <w:t xml:space="preserve">likelihood</w:t>
-            </w:r>
+            <w:hyperlink r:id="rId47">
+              <w:r>
+                <w:rPr>
+                  <w:rStyle w:val="Hyperlink"/>
+                </w:rPr>
+                <w:t xml:space="preserve">linear predictor</w:t>
+              </w:r>
+            </w:hyperlink>
+            <w:r>
+              <w:t xml:space="preserve">, omitting the</w:t>
+            </w:r>
+            <w:r>
+              <w:t xml:space="preserve"> </w:t>
+            </w:r>
+            <w:hyperlink r:id="rId48">
+              <w:r>
+                <w:rPr>
+                  <w:rStyle w:val="Hyperlink"/>
+                  <w:b/>
+                  <w:bCs/>
+                </w:rPr>
+                <w:t xml:space="preserve">likelihood</w:t>
+              </w:r>
+            </w:hyperlink>
             <w:r>
               <w:t xml:space="preserve">, the</w:t>
             </w:r>
@@ -9156,13 +9474,43 @@
                 <w:b/>
                 <w:bCs/>
               </w:rPr>
-              <w:t xml:space="preserve">“baseline hazard is exponential”</w:t>
-            </w:r>
-            <w:r>
-              <w:t xml:space="preserve"> </w:t>
-            </w:r>
-            <w:r>
-              <w:t xml:space="preserve">assumption. The Cox</w:t>
+              <w:t xml:space="preserve">“</w:t>
+            </w:r>
+            <w:hyperlink r:id="rId49">
+              <w:r>
+                <w:rPr>
+                  <w:rStyle w:val="Hyperlink"/>
+                  <w:b/>
+                  <w:bCs/>
+                </w:rPr>
+                <w:t xml:space="preserve">baseline hazard</w:t>
+              </w:r>
+            </w:hyperlink>
+            <w:r>
+              <w:rPr>
+                <w:b/>
+                <w:bCs/>
+              </w:rPr>
+              <w:t xml:space="preserve"> </w:t>
+            </w:r>
+            <w:r>
+              <w:rPr>
+                <w:b/>
+                <w:bCs/>
+              </w:rPr>
+              <w:t xml:space="preserve">is exponential”</w:t>
+            </w:r>
+            <w:r>
+              <w:t xml:space="preserve"> </w:t>
+            </w:r>
+            <w:r>
+              <w:t xml:space="preserve">assumption.</w:t>
+            </w:r>
+            <w:r>
+              <w:t xml:space="preserve"> </w:t>
+            </w:r>
+            <w:r>
+              <w:t xml:space="preserve">The Cox</w:t>
             </w:r>
             <w:r>
               <w:t xml:space="preserve"> </w:t>
@@ -9231,13 +9579,74 @@
               </w:numPr>
             </w:pPr>
             <w:r>
-              <w:t xml:space="preserve">Omitting one or more of the standalone distribution functions (survival,</w:t>
-            </w:r>
-            <w:r>
-              <w:t xml:space="preserve"> </w:t>
-            </w:r>
-            <w:r>
-              <w:t xml:space="preserve">density, hazard, log-hazard, cumulative hazard).</w:t>
+              <w:t xml:space="preserve">Omitting one or more of the standalone distribution functions (</w:t>
+            </w:r>
+            <w:hyperlink r:id="rId50">
+              <w:r>
+                <w:rPr>
+                  <w:rStyle w:val="Hyperlink"/>
+                </w:rPr>
+                <w:t xml:space="preserve">survival</w:t>
+              </w:r>
+            </w:hyperlink>
+            <w:r>
+              <w:t xml:space="preserve">,</w:t>
+            </w:r>
+            <w:r>
+              <w:t xml:space="preserve"> </w:t>
+            </w:r>
+            <w:hyperlink r:id="rId51">
+              <w:r>
+                <w:rPr>
+                  <w:rStyle w:val="Hyperlink"/>
+                </w:rPr>
+                <w:t xml:space="preserve">density</w:t>
+              </w:r>
+            </w:hyperlink>
+            <w:r>
+              <w:t xml:space="preserve">,</w:t>
+            </w:r>
+            <w:r>
+              <w:t xml:space="preserve"> </w:t>
+            </w:r>
+            <w:hyperlink r:id="rId27">
+              <w:r>
+                <w:rPr>
+                  <w:rStyle w:val="Hyperlink"/>
+                </w:rPr>
+                <w:t xml:space="preserve">hazard</w:t>
+              </w:r>
+            </w:hyperlink>
+            <w:r>
+              <w:t xml:space="preserve">,</w:t>
+            </w:r>
+            <w:r>
+              <w:t xml:space="preserve"> </w:t>
+            </w:r>
+            <w:hyperlink r:id="rId52">
+              <w:r>
+                <w:rPr>
+                  <w:rStyle w:val="Hyperlink"/>
+                </w:rPr>
+                <w:t xml:space="preserve">log-hazard</w:t>
+              </w:r>
+            </w:hyperlink>
+            <w:r>
+              <w:t xml:space="preserve">,</w:t>
+            </w:r>
+            <w:r>
+              <w:t xml:space="preserve"> </w:t>
+            </w:r>
+            <w:hyperlink r:id="rId28">
+              <w:r>
+                <w:rPr>
+                  <w:rStyle w:val="Hyperlink"/>
+                </w:rPr>
+                <w:t xml:space="preserve">cumulative hazard</w:t>
+              </w:r>
+            </w:hyperlink>
+            <w:r>
+              <w:t xml:space="preserve">).</w:t>
             </w:r>
           </w:p>
           <w:p/>
@@ -9778,6 +10187,18 @@
             <w:pPr>
               <w:pStyle w:val="FirstParagraph"/>
             </w:pPr>
+            <w:hyperlink r:id="rId53">
+              <w:r>
+                <w:rPr>
+                  <w:rStyle w:val="Hyperlink"/>
+                  <w:b/>
+                  <w:bCs/>
+                  <w:i/>
+                  <w:iCs/>
+                </w:rPr>
+                <w:t xml:space="preserve">Independent</w:t>
+              </w:r>
+            </w:hyperlink>
             <w:r>
               <w:rPr>
                 <w:b/>
@@ -9785,7 +10206,7 @@
                 <w:i/>
                 <w:iCs/>
               </w:rPr>
-              <w:t xml:space="preserve">Independent-observations assumption</w:t>
+              <w:t xml:space="preserve">-observations assumption</w:t>
             </w:r>
             <w:r>
               <w:t xml:space="preserve"> </w:t>
@@ -9868,6 +10289,18 @@
             <w:pPr>
               <w:pStyle w:val="FirstParagraph"/>
             </w:pPr>
+            <w:hyperlink r:id="rId54">
+              <w:r>
+                <w:rPr>
+                  <w:rStyle w:val="Hyperlink"/>
+                  <w:b/>
+                  <w:bCs/>
+                  <w:i/>
+                  <w:iCs/>
+                </w:rPr>
+                <w:t xml:space="preserve">Non-informative censoring</w:t>
+              </w:r>
+            </w:hyperlink>
             <w:r>
               <w:rPr>
                 <w:b/>
@@ -9875,7 +10308,16 @@
                 <w:i/>
                 <w:iCs/>
               </w:rPr>
-              <w:t xml:space="preserve">Non-informative censoring assumption</w:t>
+              <w:t xml:space="preserve"> </w:t>
+            </w:r>
+            <w:r>
+              <w:rPr>
+                <w:b/>
+                <w:bCs/>
+                <w:i/>
+                <w:iCs/>
+              </w:rPr>
+              <w:t xml:space="preserve">assumption</w:t>
             </w:r>
             <w:r>
               <w:t xml:space="preserve"> </w:t>
@@ -11232,6 +11674,18 @@
             <w:pPr>
               <w:pStyle w:val="FirstParagraph"/>
             </w:pPr>
+            <w:hyperlink r:id="rId55">
+              <w:r>
+                <w:rPr>
+                  <w:rStyle w:val="Hyperlink"/>
+                  <w:b/>
+                  <w:bCs/>
+                  <w:i/>
+                  <w:iCs/>
+                </w:rPr>
+                <w:t xml:space="preserve">Proportional-hazards</w:t>
+              </w:r>
+            </w:hyperlink>
             <w:r>
               <w:rPr>
                 <w:b/>
@@ -11239,7 +11693,16 @@
                 <w:i/>
                 <w:iCs/>
               </w:rPr>
-              <w:t xml:space="preserve">Proportional-hazards assumption</w:t>
+              <w:t xml:space="preserve"> </w:t>
+            </w:r>
+            <w:r>
+              <w:rPr>
+                <w:b/>
+                <w:bCs/>
+                <w:i/>
+                <w:iCs/>
+              </w:rPr>
+              <w:t xml:space="preserve">assumption</w:t>
             </w:r>
             <w:r>
               <w:t xml:space="preserve"> </w:t>
@@ -11437,7 +11900,37 @@
                 <w:i/>
                 <w:iCs/>
               </w:rPr>
-              <w:t xml:space="preserve">Logarithmic-link assumption</w:t>
+              <w:t xml:space="preserve">Logarithmic-</w:t>
+            </w:r>
+            <w:hyperlink r:id="rId56">
+              <w:r>
+                <w:rPr>
+                  <w:rStyle w:val="Hyperlink"/>
+                  <w:b/>
+                  <w:bCs/>
+                  <w:i/>
+                  <w:iCs/>
+                </w:rPr>
+                <w:t xml:space="preserve">link</w:t>
+              </w:r>
+            </w:hyperlink>
+            <w:r>
+              <w:rPr>
+                <w:b/>
+                <w:bCs/>
+                <w:i/>
+                <w:iCs/>
+              </w:rPr>
+              <w:t xml:space="preserve"> </w:t>
+            </w:r>
+            <w:r>
+              <w:rPr>
+                <w:b/>
+                <w:bCs/>
+                <w:i/>
+                <w:iCs/>
+              </w:rPr>
+              <w:t xml:space="preserve">assumption</w:t>
             </w:r>
             <w:r>
               <w:t xml:space="preserve"> </w:t>
@@ -11683,8 +12176,16 @@
             <w:r>
               <w:t xml:space="preserve"> </w:t>
             </w:r>
-            <w:r>
-              <w:t xml:space="preserve">linear combination):</w:t>
+            <w:hyperlink r:id="rId57">
+              <w:r>
+                <w:rPr>
+                  <w:rStyle w:val="Hyperlink"/>
+                </w:rPr>
+                <w:t xml:space="preserve">linear combination</w:t>
+              </w:r>
+            </w:hyperlink>
+            <w:r>
+              <w:t xml:space="preserve">):</w:t>
             </w:r>
           </w:p>
           <w:p>
@@ -11962,8 +12463,8 @@
         </w:tc>
       </w:tr>
     </w:tbl>
-    <w:bookmarkEnd w:id="35"/>
-    <w:bookmarkStart w:id="38" w:name="sec-interpret"/>
+    <w:bookmarkEnd w:id="58"/>
+    <w:bookmarkStart w:id="67" w:name="sec-interpret"/>
     <w:p>
       <w:pPr>
         <w:pStyle w:val="Heading2"/>
@@ -12071,18 +12572,18 @@
                 <wp:inline>
                   <wp:extent cx="152400" cy="152400"/>
                   <wp:effectExtent b="0" l="0" r="0" t="0"/>
-                  <wp:docPr descr="" title="" id="36" name="Picture"/>
+                  <wp:docPr descr="" title="" id="59" name="Picture"/>
                   <a:graphic>
                     <a:graphicData uri="http://schemas.openxmlformats.org/drawingml/2006/picture">
                       <pic:pic>
                         <pic:nvPicPr>
-                          <pic:cNvPr descr="/opt/quarto/share/formats/docx/warning.png" id="37" name="Picture"/>
+                          <pic:cNvPr descr="/opt/quarto/share/formats/docx/warning.png" id="60" name="Picture"/>
                           <pic:cNvPicPr>
                             <a:picLocks noChangeArrowheads="1" noChangeAspect="1"/>
                           </pic:cNvPicPr>
                         </pic:nvPicPr>
                         <pic:blipFill>
-                          <a:blip r:embed="rId15"/>
+                          <a:blip r:embed="rId19"/>
                           <a:stretch>
                             <a:fillRect/>
                           </a:stretch>
@@ -12232,18 +12733,38 @@
             <w:r>
               <w:t xml:space="preserve"> </w:t>
             </w:r>
-            <w:r>
-              <w:rPr>
-                <w:b/>
-                <w:bCs/>
-              </w:rPr>
-              <w:t xml:space="preserve">statistical significance</w:t>
-            </w:r>
-            <w:r>
-              <w:t xml:space="preserve"> </w:t>
-            </w:r>
-            <w:r>
-              <w:t xml:space="preserve">(whether the 95% CI excludes 1, or</w:t>
+            <w:hyperlink r:id="rId61">
+              <w:r>
+                <w:rPr>
+                  <w:rStyle w:val="Hyperlink"/>
+                  <w:b/>
+                  <w:bCs/>
+                </w:rPr>
+                <w:t xml:space="preserve">statistical significance</w:t>
+              </w:r>
+            </w:hyperlink>
+            <w:r>
+              <w:t xml:space="preserve"> </w:t>
+            </w:r>
+            <w:r>
+              <w:t xml:space="preserve">(whether the 95%</w:t>
+            </w:r>
+            <w:r>
+              <w:t xml:space="preserve"> </w:t>
+            </w:r>
+            <w:hyperlink r:id="rId62">
+              <w:r>
+                <w:rPr>
+                  <w:rStyle w:val="Hyperlink"/>
+                </w:rPr>
+                <w:t xml:space="preserve">CI</w:t>
+              </w:r>
+            </w:hyperlink>
+            <w:r>
+              <w:t xml:space="preserve"> </w:t>
+            </w:r>
+            <w:r>
+              <w:t xml:space="preserve">excludes 1, or</w:t>
             </w:r>
             <w:r>
               <w:t xml:space="preserve"> </w:t>
@@ -12275,7 +12796,24 @@
               </w:numPr>
             </w:pPr>
             <w:r>
-              <w:t xml:space="preserve">Calling the hazard ratio a</w:t>
+              <w:t xml:space="preserve">Calling the</w:t>
+            </w:r>
+            <w:r>
+              <w:t xml:space="preserve"> </w:t>
+            </w:r>
+            <w:hyperlink r:id="rId63">
+              <w:r>
+                <w:rPr>
+                  <w:rStyle w:val="Hyperlink"/>
+                </w:rPr>
+                <w:t xml:space="preserve">hazard ratio</w:t>
+              </w:r>
+            </w:hyperlink>
+            <w:r>
+              <w:t xml:space="preserve"> </w:t>
+            </w:r>
+            <w:r>
+              <w:t xml:space="preserve">a</w:t>
             </w:r>
             <w:r>
               <w:t xml:space="preserve"> </w:t>
@@ -12296,15 +12834,24 @@
             <w:r>
               <w:t xml:space="preserve"> </w:t>
             </w:r>
-            <w:r>
-              <w:rPr>
-                <w:b/>
-                <w:bCs/>
-              </w:rPr>
-              <w:t xml:space="preserve">odds ratio</w:t>
-            </w:r>
-            <w:r>
-              <w:t xml:space="preserve">. It is a ratio of</w:t>
+            <w:hyperlink r:id="rId64">
+              <w:r>
+                <w:rPr>
+                  <w:rStyle w:val="Hyperlink"/>
+                  <w:b/>
+                  <w:bCs/>
+                </w:rPr>
+                <w:t xml:space="preserve">odds ratio</w:t>
+              </w:r>
+            </w:hyperlink>
+            <w:r>
+              <w:t xml:space="preserve">.</w:t>
+            </w:r>
+            <w:r>
+              <w:t xml:space="preserve"> </w:t>
+            </w:r>
+            <w:r>
+              <w:t xml:space="preserve">It is a ratio of</w:t>
             </w:r>
             <w:r>
               <w:t xml:space="preserve"> </w:t>
@@ -12317,7 +12864,21 @@
               <w:t xml:space="preserve">hazards</w:t>
             </w:r>
             <w:r>
-              <w:t xml:space="preserve">, not of risks or odds.</w:t>
+              <w:t xml:space="preserve">, not of risks or</w:t>
+            </w:r>
+            <w:r>
+              <w:t xml:space="preserve"> </w:t>
+            </w:r>
+            <w:hyperlink r:id="rId65">
+              <w:r>
+                <w:rPr>
+                  <w:rStyle w:val="Hyperlink"/>
+                </w:rPr>
+                <w:t xml:space="preserve">odds</w:t>
+              </w:r>
+            </w:hyperlink>
+            <w:r>
+              <w:t xml:space="preserve">.</w:t>
             </w:r>
           </w:p>
           <w:p/>
@@ -12399,7 +12960,21 @@
               <w:t xml:space="preserve">. </w:t>
             </w:r>
             <w:r>
-              <w:t xml:space="preserve">A complete interpretation has four parts: magnitude, reference group,</w:t>
+              <w:t xml:space="preserve">A complete interpretation has four parts: magnitude,</w:t>
+            </w:r>
+            <w:r>
+              <w:t xml:space="preserve"> </w:t>
+            </w:r>
+            <w:hyperlink r:id="rId66">
+              <w:r>
+                <w:rPr>
+                  <w:rStyle w:val="Hyperlink"/>
+                </w:rPr>
+                <w:t xml:space="preserve">reference group</w:t>
+              </w:r>
+            </w:hyperlink>
+            <w:r>
+              <w:t xml:space="preserve">,</w:t>
             </w:r>
             <w:r>
               <w:t xml:space="preserve"> </w:t>
@@ -12830,8 +13405,8 @@
         </w:tc>
       </w:tr>
     </w:tbl>
-    <w:bookmarkEnd w:id="38"/>
-    <w:bookmarkStart w:id="41" w:name="sec-hr-multiunit"/>
+    <w:bookmarkEnd w:id="67"/>
+    <w:bookmarkStart w:id="70" w:name="sec-hr-multiunit"/>
     <w:p>
       <w:pPr>
         <w:pStyle w:val="Heading2"/>
@@ -12923,18 +13498,18 @@
                 <wp:inline>
                   <wp:extent cx="152400" cy="152400"/>
                   <wp:effectExtent b="0" l="0" r="0" t="0"/>
-                  <wp:docPr descr="" title="" id="39" name="Picture"/>
+                  <wp:docPr descr="" title="" id="68" name="Picture"/>
                   <a:graphic>
                     <a:graphicData uri="http://schemas.openxmlformats.org/drawingml/2006/picture">
                       <pic:pic>
                         <pic:nvPicPr>
-                          <pic:cNvPr descr="/opt/quarto/share/formats/docx/warning.png" id="40" name="Picture"/>
+                          <pic:cNvPr descr="/opt/quarto/share/formats/docx/warning.png" id="69" name="Picture"/>
                           <pic:cNvPicPr>
                             <a:picLocks noChangeArrowheads="1" noChangeAspect="1"/>
                           </pic:cNvPicPr>
                         </pic:nvPicPr>
                         <pic:blipFill>
-                          <a:blip r:embed="rId15"/>
+                          <a:blip r:embed="rId19"/>
                           <a:stretch>
                             <a:fillRect/>
                           </a:stretch>
@@ -12991,7 +13566,24 @@
               <w:spacing w:before="16"/>
             </w:pPr>
             <w:r>
-              <w:t xml:space="preserve">For the hazard ratio associated with a</w:t>
+              <w:t xml:space="preserve">For the</w:t>
+            </w:r>
+            <w:r>
+              <w:t xml:space="preserve"> </w:t>
+            </w:r>
+            <w:hyperlink r:id="rId63">
+              <w:r>
+                <w:rPr>
+                  <w:rStyle w:val="Hyperlink"/>
+                </w:rPr>
+                <w:t xml:space="preserve">hazard ratio</w:t>
+              </w:r>
+            </w:hyperlink>
+            <w:r>
+              <w:t xml:space="preserve"> </w:t>
+            </w:r>
+            <w:r>
+              <w:t xml:space="preserve">associated with a</w:t>
             </w:r>
             <w:r>
               <w:t xml:space="preserve"> </w:t>
@@ -13234,8 +13826,19 @@
             <w:r>
               <w:t xml:space="preserve"> </w:t>
             </w:r>
-            <w:r>
-              <w:t xml:space="preserve">log-hazard by</w:t>
+            <w:hyperlink r:id="rId52">
+              <w:r>
+                <w:rPr>
+                  <w:rStyle w:val="Hyperlink"/>
+                </w:rPr>
+                <w:t xml:space="preserve">log-hazard</w:t>
+              </w:r>
+            </w:hyperlink>
+            <w:r>
+              <w:t xml:space="preserve"> </w:t>
+            </w:r>
+            <w:r>
+              <w:t xml:space="preserve">by</w:t>
             </w:r>
             <w:r>
               <w:t xml:space="preserve"> </w:t>
@@ -13255,7 +13858,13 @@
               </m:r>
             </m:oMath>
             <w:r>
-              <w:t xml:space="preserve">. So the hazard ratio for a</w:t>
+              <w:t xml:space="preserve">.</w:t>
+            </w:r>
+            <w:r>
+              <w:t xml:space="preserve"> </w:t>
+            </w:r>
+            <w:r>
+              <w:t xml:space="preserve">So the hazard ratio for a</w:t>
             </w:r>
             <w:r>
               <w:t xml:space="preserve"> </w:t>
@@ -13748,8 +14357,8 @@
         </w:tc>
       </w:tr>
     </w:tbl>
-    <w:bookmarkEnd w:id="41"/>
-    <w:bookmarkStart w:id="47" w:name="sec-wald"/>
+    <w:bookmarkEnd w:id="70"/>
+    <w:bookmarkStart w:id="84" w:name="sec-wald"/>
     <w:p>
       <w:pPr>
         <w:pStyle w:val="Heading2"/>
@@ -13807,7 +14416,76 @@
           <w:i/>
           <w:iCs/>
         </w:rPr>
-        <w:t xml:space="preserve">(2 points) — test whether the hazard of incident CHD differs between heavy and light smokers; compute the z-statistic and two-sided p-value.</w:t>
+        <w:t xml:space="preserve">(2 points) — test whether the hazard of incident CHD differs between heavy and light smokers;</w:t>
+      </w:r>
+      <w:r>
+        <w:rPr>
+          <w:i/>
+          <w:iCs/>
+        </w:rPr>
+        <w:t xml:space="preserve"> </w:t>
+      </w:r>
+      <w:r>
+        <w:rPr>
+          <w:i/>
+          <w:iCs/>
+        </w:rPr>
+        <w:t xml:space="preserve">compute the</w:t>
+      </w:r>
+      <w:r>
+        <w:rPr>
+          <w:i/>
+          <w:iCs/>
+        </w:rPr>
+        <w:t xml:space="preserve"> </w:t>
+      </w:r>
+      <w:hyperlink r:id="rId71">
+        <w:r>
+          <w:rPr>
+            <w:rStyle w:val="Hyperlink"/>
+            <w:i/>
+            <w:iCs/>
+          </w:rPr>
+          <w:t xml:space="preserve">z-statistic</w:t>
+        </w:r>
+      </w:hyperlink>
+      <w:r>
+        <w:rPr>
+          <w:i/>
+          <w:iCs/>
+        </w:rPr>
+        <w:t xml:space="preserve"> </w:t>
+      </w:r>
+      <w:r>
+        <w:rPr>
+          <w:i/>
+          <w:iCs/>
+        </w:rPr>
+        <w:t xml:space="preserve">and two-sided</w:t>
+      </w:r>
+      <w:r>
+        <w:rPr>
+          <w:i/>
+          <w:iCs/>
+        </w:rPr>
+        <w:t xml:space="preserve"> </w:t>
+      </w:r>
+      <w:hyperlink r:id="rId72">
+        <w:r>
+          <w:rPr>
+            <w:rStyle w:val="Hyperlink"/>
+            <w:i/>
+            <w:iCs/>
+          </w:rPr>
+          <w:t xml:space="preserve">p-value</w:t>
+        </w:r>
+      </w:hyperlink>
+      <w:r>
+        <w:rPr>
+          <w:i/>
+          <w:iCs/>
+        </w:rPr>
+        <w:t xml:space="preserve">.</w:t>
       </w:r>
     </w:p>
     <w:tbl>
@@ -13851,18 +14529,18 @@
                 <wp:inline>
                   <wp:extent cx="152400" cy="152400"/>
                   <wp:effectExtent b="0" l="0" r="0" t="0"/>
-                  <wp:docPr descr="" title="" id="42" name="Picture"/>
+                  <wp:docPr descr="" title="" id="73" name="Picture"/>
                   <a:graphic>
                     <a:graphicData uri="http://schemas.openxmlformats.org/drawingml/2006/picture">
                       <pic:pic>
                         <pic:nvPicPr>
-                          <pic:cNvPr descr="/opt/quarto/share/formats/docx/warning.png" id="43" name="Picture"/>
+                          <pic:cNvPr descr="/opt/quarto/share/formats/docx/warning.png" id="74" name="Picture"/>
                           <pic:cNvPicPr>
                             <a:picLocks noChangeArrowheads="1" noChangeAspect="1"/>
                           </pic:cNvPicPr>
                         </pic:nvPicPr>
                         <pic:blipFill>
-                          <a:blip r:embed="rId15"/>
+                          <a:blip r:embed="rId19"/>
                           <a:stretch>
                             <a:fillRect/>
                           </a:stretch>
@@ -13988,7 +14666,24 @@
               </m:sSub>
             </m:oMath>
             <w:r>
-              <w:t xml:space="preserve">, the standard error of</w:t>
+              <w:t xml:space="preserve">, the</w:t>
+            </w:r>
+            <w:r>
+              <w:t xml:space="preserve"> </w:t>
+            </w:r>
+            <w:hyperlink r:id="rId75">
+              <w:r>
+                <w:rPr>
+                  <w:rStyle w:val="Hyperlink"/>
+                </w:rPr>
+                <w:t xml:space="preserve">standard error</w:t>
+              </w:r>
+            </w:hyperlink>
+            <w:r>
+              <w:t xml:space="preserve"> </w:t>
+            </w:r>
+            <w:r>
+              <w:t xml:space="preserve">of</w:t>
             </w:r>
             <w:r>
               <w:t xml:space="preserve"> </w:t>
@@ -14065,7 +14760,38 @@
                 <w:b/>
                 <w:bCs/>
               </w:rPr>
-              <w:t xml:space="preserve">single covariance entry</w:t>
+              <w:t xml:space="preserve">single</w:t>
+            </w:r>
+            <w:r>
+              <w:rPr>
+                <w:b/>
+                <w:bCs/>
+              </w:rPr>
+              <w:t xml:space="preserve"> </w:t>
+            </w:r>
+            <w:hyperlink r:id="rId76">
+              <w:r>
+                <w:rPr>
+                  <w:rStyle w:val="Hyperlink"/>
+                  <w:b/>
+                  <w:bCs/>
+                </w:rPr>
+                <w:t xml:space="preserve">covariance</w:t>
+              </w:r>
+            </w:hyperlink>
+            <w:r>
+              <w:rPr>
+                <w:b/>
+                <w:bCs/>
+              </w:rPr>
+              <w:t xml:space="preserve"> </w:t>
+            </w:r>
+            <w:r>
+              <w:rPr>
+                <w:b/>
+                <w:bCs/>
+              </w:rPr>
+              <w:t xml:space="preserve">entry</w:t>
             </w:r>
             <w:r>
               <w:t xml:space="preserve"> </w:t>
@@ -14143,8 +14869,16 @@
             <w:r>
               <w:t xml:space="preserve"> </w:t>
             </w:r>
-            <w:r>
-              <w:t xml:space="preserve">variance.</w:t>
+            <w:hyperlink r:id="rId77">
+              <w:r>
+                <w:rPr>
+                  <w:rStyle w:val="Hyperlink"/>
+                </w:rPr>
+                <w:t xml:space="preserve">variance</w:t>
+              </w:r>
+            </w:hyperlink>
+            <w:r>
+              <w:t xml:space="preserve">.</w:t>
             </w:r>
           </w:p>
           <w:p>
@@ -14307,7 +15041,24 @@
               <w:t xml:space="preserve"> </w:t>
             </w:r>
             <w:r>
-              <w:t xml:space="preserve">because the variance-of-a-difference formula was not</w:t>
+              <w:t xml:space="preserve">because the</w:t>
+            </w:r>
+            <w:r>
+              <w:t xml:space="preserve"> </w:t>
+            </w:r>
+            <w:hyperlink r:id="rId78">
+              <w:r>
+                <w:rPr>
+                  <w:rStyle w:val="Hyperlink"/>
+                </w:rPr>
+                <w:t xml:space="preserve">variance-of-a-difference formula</w:t>
+              </w:r>
+            </w:hyperlink>
+            <w:r>
+              <w:t xml:space="preserve"> </w:t>
+            </w:r>
+            <w:r>
+              <w:t xml:space="preserve">was not</w:t>
             </w:r>
             <w:r>
               <w:t xml:space="preserve"> </w:t>
@@ -14436,7 +15187,27 @@
               <w:t xml:space="preserve"> </w:t>
             </w:r>
             <w:r>
-              <w:t xml:space="preserve">approximately normal. The point estimate of the difference is</w:t>
+              <w:t xml:space="preserve">approximately</w:t>
+            </w:r>
+            <w:r>
+              <w:t xml:space="preserve"> </w:t>
+            </w:r>
+            <w:hyperlink r:id="rId79">
+              <w:r>
+                <w:rPr>
+                  <w:rStyle w:val="Hyperlink"/>
+                </w:rPr>
+                <w:t xml:space="preserve">normal</w:t>
+              </w:r>
+            </w:hyperlink>
+            <w:r>
+              <w:t xml:space="preserve">.</w:t>
+            </w:r>
+            <w:r>
+              <w:t xml:space="preserve"> </w:t>
+            </w:r>
+            <w:r>
+              <w:t xml:space="preserve">The point estimate of the difference is</w:t>
             </w:r>
           </w:p>
           <w:p>
@@ -14584,7 +15355,21 @@
               <w:t xml:space="preserve"> </w:t>
             </w:r>
             <w:r>
-              <w:t xml:space="preserve">entries of the covariance matrix:</w:t>
+              <w:t xml:space="preserve">entries of the</w:t>
+            </w:r>
+            <w:r>
+              <w:t xml:space="preserve"> </w:t>
+            </w:r>
+            <w:hyperlink r:id="rId44">
+              <w:r>
+                <w:rPr>
+                  <w:rStyle w:val="Hyperlink"/>
+                </w:rPr>
+                <w:t xml:space="preserve">covariance matrix</w:t>
+              </w:r>
+            </w:hyperlink>
+            <w:r>
+              <w:t xml:space="preserve">:</w:t>
             </w:r>
           </w:p>
           <w:p>
@@ -15449,7 +16234,24 @@
               <w:t xml:space="preserve"> </w:t>
             </w:r>
             <w:r>
-              <w:t xml:space="preserve">hazard of CHD differs significantly between heavy and light smokers, holding</w:t>
+              <w:t xml:space="preserve">hazard of CHD differs</w:t>
+            </w:r>
+            <w:r>
+              <w:t xml:space="preserve"> </w:t>
+            </w:r>
+            <w:hyperlink r:id="rId61">
+              <w:r>
+                <w:rPr>
+                  <w:rStyle w:val="Hyperlink"/>
+                </w:rPr>
+                <w:t xml:space="preserve">significantly</w:t>
+              </w:r>
+            </w:hyperlink>
+            <w:r>
+              <w:t xml:space="preserve"> </w:t>
+            </w:r>
+            <w:r>
+              <w:t xml:space="preserve">between heavy and light smokers, holding</w:t>
             </w:r>
             <w:r>
               <w:t xml:space="preserve"> </w:t>
@@ -15499,18 +16301,18 @@
                       <wp:inline>
                         <wp:extent cx="152400" cy="152400"/>
                         <wp:effectExtent b="0" l="0" r="0" t="0"/>
-                        <wp:docPr descr="" title="" id="45" name="Picture"/>
+                        <wp:docPr descr="" title="" id="81" name="Picture"/>
                         <a:graphic>
                           <a:graphicData uri="http://schemas.openxmlformats.org/drawingml/2006/picture">
                             <pic:pic>
                               <pic:nvPicPr>
-                                <pic:cNvPr descr="/opt/quarto/share/formats/docx/note.png" id="46" name="Picture"/>
+                                <pic:cNvPr descr="/opt/quarto/share/formats/docx/note.png" id="82" name="Picture"/>
                                 <pic:cNvPicPr>
                                   <a:picLocks noChangeArrowheads="1" noChangeAspect="1"/>
                                 </pic:cNvPicPr>
                               </pic:nvPicPr>
                               <pic:blipFill>
-                                <a:blip r:embed="rId44"/>
+                                <a:blip r:embed="rId80"/>
                                 <a:stretch>
                                   <a:fillRect/>
                                 </a:stretch>
@@ -15763,8 +16565,16 @@
                   <w:r>
                     <w:t xml:space="preserve"> </w:t>
                   </w:r>
+                  <w:hyperlink r:id="rId83">
+                    <w:r>
+                      <w:rPr>
+                        <w:rStyle w:val="Hyperlink"/>
+                      </w:rPr>
+                      <w:t xml:space="preserve">correlated</w:t>
+                    </w:r>
+                  </w:hyperlink>
                   <w:r>
-                    <w:t xml:space="preserve">correlated, subtracting</w:t>
+                    <w:t xml:space="preserve">, subtracting</w:t>
                   </w:r>
                   <w:r>
                     <w:t xml:space="preserve"> </w:t>
@@ -15834,8 +16644,8 @@
         </w:tc>
       </w:tr>
     </w:tbl>
-    <w:bookmarkEnd w:id="47"/>
-    <w:bookmarkStart w:id="50" w:name="sec-ci-hr"/>
+    <w:bookmarkEnd w:id="84"/>
+    <w:bookmarkStart w:id="88" w:name="sec-ci-hr"/>
     <w:p>
       <w:pPr>
         <w:pStyle w:val="Heading2"/>
@@ -15883,7 +16693,69 @@
           <w:i/>
           <w:iCs/>
         </w:rPr>
-        <w:t xml:space="preserve">(2 points) — a 95% confidence interval for the hazard ratio comparing heavy to light smokers.</w:t>
+        <w:t xml:space="preserve">(2 points) — a 95%</w:t>
+      </w:r>
+      <w:r>
+        <w:rPr>
+          <w:i/>
+          <w:iCs/>
+        </w:rPr>
+        <w:t xml:space="preserve"> </w:t>
+      </w:r>
+      <w:hyperlink r:id="rId62">
+        <w:r>
+          <w:rPr>
+            <w:rStyle w:val="Hyperlink"/>
+            <w:i/>
+            <w:iCs/>
+          </w:rPr>
+          <w:t xml:space="preserve">confidence interval</w:t>
+        </w:r>
+      </w:hyperlink>
+      <w:r>
+        <w:rPr>
+          <w:i/>
+          <w:iCs/>
+        </w:rPr>
+        <w:t xml:space="preserve"> </w:t>
+      </w:r>
+      <w:r>
+        <w:rPr>
+          <w:i/>
+          <w:iCs/>
+        </w:rPr>
+        <w:t xml:space="preserve">for the</w:t>
+      </w:r>
+      <w:r>
+        <w:rPr>
+          <w:i/>
+          <w:iCs/>
+        </w:rPr>
+        <w:t xml:space="preserve"> </w:t>
+      </w:r>
+      <w:hyperlink r:id="rId63">
+        <w:r>
+          <w:rPr>
+            <w:rStyle w:val="Hyperlink"/>
+            <w:i/>
+            <w:iCs/>
+          </w:rPr>
+          <w:t xml:space="preserve">hazard ratio</w:t>
+        </w:r>
+      </w:hyperlink>
+      <w:r>
+        <w:rPr>
+          <w:i/>
+          <w:iCs/>
+        </w:rPr>
+        <w:t xml:space="preserve"> </w:t>
+      </w:r>
+      <w:r>
+        <w:rPr>
+          <w:i/>
+          <w:iCs/>
+        </w:rPr>
+        <w:t xml:space="preserve">comparing heavy to light smokers.</w:t>
       </w:r>
     </w:p>
     <w:tbl>
@@ -15927,18 +16799,18 @@
                 <wp:inline>
                   <wp:extent cx="152400" cy="152400"/>
                   <wp:effectExtent b="0" l="0" r="0" t="0"/>
-                  <wp:docPr descr="" title="" id="48" name="Picture"/>
+                  <wp:docPr descr="" title="" id="85" name="Picture"/>
                   <a:graphic>
                     <a:graphicData uri="http://schemas.openxmlformats.org/drawingml/2006/picture">
                       <pic:pic>
                         <pic:nvPicPr>
-                          <pic:cNvPr descr="/opt/quarto/share/formats/docx/warning.png" id="49" name="Picture"/>
+                          <pic:cNvPr descr="/opt/quarto/share/formats/docx/warning.png" id="86" name="Picture"/>
                           <pic:cNvPicPr>
                             <a:picLocks noChangeArrowheads="1" noChangeAspect="1"/>
                           </pic:cNvPicPr>
                         </pic:nvPicPr>
                         <pic:blipFill>
-                          <a:blip r:embed="rId15"/>
+                          <a:blip r:embed="rId19"/>
                           <a:stretch>
                             <a:fillRect/>
                           </a:stretch>
@@ -16120,7 +16992,24 @@
               </w:numPr>
             </w:pPr>
             <w:r>
-              <w:t xml:space="preserve">Reusing the wrong SE from the Wald test in</w:t>
+              <w:t xml:space="preserve">Reusing the wrong SE from the</w:t>
+            </w:r>
+            <w:r>
+              <w:t xml:space="preserve"> </w:t>
+            </w:r>
+            <w:hyperlink r:id="rId87">
+              <w:r>
+                <w:rPr>
+                  <w:rStyle w:val="Hyperlink"/>
+                </w:rPr>
+                <w:t xml:space="preserve">Wald test</w:t>
+              </w:r>
+            </w:hyperlink>
+            <w:r>
+              <w:t xml:space="preserve"> </w:t>
+            </w:r>
+            <w:r>
+              <w:t xml:space="preserve">in</w:t>
             </w:r>
             <w:r>
               <w:t xml:space="preserve"> </w:t>
@@ -16928,9 +17817,9 @@
         </w:tc>
       </w:tr>
     </w:tbl>
-    <w:bookmarkEnd w:id="50"/>
-    <w:bookmarkEnd w:id="51"/>
-    <w:bookmarkStart w:id="52" w:name="summary-of-the-most-common-errors"/>
+    <w:bookmarkEnd w:id="88"/>
+    <w:bookmarkEnd w:id="89"/>
+    <w:bookmarkStart w:id="90" w:name="summary-of-the-most-common-errors"/>
     <w:p>
       <w:pPr>
         <w:pStyle w:val="Heading1"/>
@@ -18086,7 +18975,7 @@
         </w:tc>
       </w:tr>
     </w:tbl>
-    <w:bookmarkEnd w:id="52"/>
+    <w:bookmarkEnd w:id="90"/>
     <w:sectPr>
       <w:footnotePr>
         <w:numRestart w:val="eachSect"/>

--- a/chapters/midterm-2-review-session-handout.docx
+++ b/chapters/midterm-2-review-session-handout.docx
@@ -2067,1222 +2067,1259 @@
     <w:tbl>
       <w:tblPr>
         <w:tblStyle w:val="Table"/>
-        <w:tblW w:type="pct" w:w="5000"/>
-        <w:tblLayout w:type="fixed"/>
+        <w:tblInd w:w="164" w:type="dxa"/>
+        <w:tblBorders>
+          <w:left w:val="single" w:sz="24" w:space="0" w:color="909090"/>
+        </w:tblBorders>
+        <w:tblCellMar>
+          <w:left w:w="0" w:type="dxa"/>
+          <w:right w:w="0" w:type="dxa"/>
+        </w:tblCellMar>
         <w:tblLook w:firstRow="0" w:lastRow="0" w:firstColumn="0" w:lastColumn="0" w:noHBand="0" w:noVBand="0" w:val="0000"/>
       </w:tblPr>
       <w:tblGrid>
         <w:gridCol w:w="7920"/>
       </w:tblGrid>
       <w:tr>
+        <w:trPr>
+          <w:cantSplit/>
+        </w:trPr>
         <w:tc>
-          <w:tcPr/>
-          <w:bookmarkStart w:id="18" w:name="tbl-km-na"/>
+          <w:tcPr>
+            <w:tcMar>
+              <w:left w:w="144" w:type="dxa"/>
+            </w:tcMar>
+          </w:tcPr>
           <w:p>
             <w:pPr>
-              <w:jc w:val="center"/>
+              <w:pStyle w:val="BodyText"/>
             </w:pPr>
             <w:pPr>
-              <w:jc w:val="left"/>
-              <w:spacing w:before="200"/>
-              <w:pStyle w:val="ImageCaption"/>
+              <w:spacing w:before="16" w:after="64"/>
             </w:pPr>
-            <w:r>
-              <w:t xml:space="preserve">Table 1: Kaplan-Meier and Nelson-Aalen calculations for the Part 1 data</w:t>
-            </w:r>
-          </w:p>
-          <w:p>
-            <w:pPr>
-              <w:pStyle w:val="SourceCode"/>
-              <w:jc w:val="center"/>
-            </w:pPr>
-            <w:r>
-              <w:rPr>
-                <w:rStyle w:val="NormalTok"/>
-              </w:rPr>
-              <w:t xml:space="preserve">KM_est </w:t>
-            </w:r>
-            <w:r>
-              <w:rPr>
-                <w:rStyle w:val="OtherTok"/>
-              </w:rPr>
-              <w:t xml:space="preserve">&lt;-</w:t>
-            </w:r>
-            <w:r>
-              <w:rPr>
-                <w:rStyle w:val="NormalTok"/>
-              </w:rPr>
-              <w:t xml:space="preserve"> </w:t>
-            </w:r>
-            <w:r>
-              <w:rPr>
-                <w:rStyle w:val="FunctionTok"/>
-              </w:rPr>
-              <w:t xml:space="preserve">survfit</w:t>
-            </w:r>
-            <w:r>
-              <w:rPr>
-                <w:rStyle w:val="NormalTok"/>
-              </w:rPr>
-              <w:t xml:space="preserve">(surv </w:t>
-            </w:r>
-            <w:r>
-              <w:rPr>
-                <w:rStyle w:val="SpecialCharTok"/>
-              </w:rPr>
-              <w:t xml:space="preserve">~</w:t>
-            </w:r>
-            <w:r>
-              <w:rPr>
-                <w:rStyle w:val="NormalTok"/>
-              </w:rPr>
-              <w:t xml:space="preserve"> </w:t>
-            </w:r>
-            <w:r>
-              <w:rPr>
-                <w:rStyle w:val="DecValTok"/>
-              </w:rPr>
-              <w:t xml:space="preserve">1</w:t>
-            </w:r>
-            <w:r>
-              <w:rPr>
-                <w:rStyle w:val="NormalTok"/>
-              </w:rPr>
-              <w:t xml:space="preserve">, </w:t>
-            </w:r>
-            <w:r>
-              <w:rPr>
-                <w:rStyle w:val="AttributeTok"/>
-              </w:rPr>
-              <w:t xml:space="preserve">type =</w:t>
-            </w:r>
-            <w:r>
-              <w:rPr>
-                <w:rStyle w:val="NormalTok"/>
-              </w:rPr>
-              <w:t xml:space="preserve"> </w:t>
-            </w:r>
-            <w:r>
-              <w:rPr>
-                <w:rStyle w:val="StringTok"/>
-              </w:rPr>
-              <w:t xml:space="preserve">"kaplan-meier"</w:t>
-            </w:r>
-            <w:r>
-              <w:rPr>
-                <w:rStyle w:val="NormalTok"/>
-              </w:rPr>
-              <w:t xml:space="preserve">, </w:t>
-            </w:r>
-            <w:r>
-              <w:rPr>
-                <w:rStyle w:val="AttributeTok"/>
-              </w:rPr>
-              <w:t xml:space="preserve">data =</w:t>
-            </w:r>
-            <w:r>
-              <w:rPr>
-                <w:rStyle w:val="NormalTok"/>
-              </w:rPr>
-              <w:t xml:space="preserve"> surv_data)</w:t>
-            </w:r>
-            <w:r>
-              <w:br/>
-            </w:r>
-            <w:r>
-              <w:br/>
-            </w:r>
-            <w:r>
-              <w:rPr>
-                <w:rStyle w:val="NormalTok"/>
-              </w:rPr>
-              <w:t xml:space="preserve">surv_table </w:t>
-            </w:r>
-            <w:r>
-              <w:rPr>
-                <w:rStyle w:val="OtherTok"/>
-              </w:rPr>
-              <w:t xml:space="preserve">&lt;-</w:t>
-            </w:r>
-            <w:r>
-              <w:br/>
-            </w:r>
-            <w:r>
-              <w:rPr>
-                <w:rStyle w:val="NormalTok"/>
-              </w:rPr>
-              <w:t xml:space="preserve">  KM_est </w:t>
-            </w:r>
-            <w:r>
-              <w:rPr>
-                <w:rStyle w:val="SpecialCharTok"/>
-              </w:rPr>
-              <w:t xml:space="preserve">|&gt;</w:t>
-            </w:r>
-            <w:r>
-              <w:br/>
-            </w:r>
-            <w:r>
-              <w:rPr>
-                <w:rStyle w:val="NormalTok"/>
-              </w:rPr>
-              <w:t xml:space="preserve">  </w:t>
-            </w:r>
-            <w:r>
-              <w:rPr>
-                <w:rStyle w:val="FunctionTok"/>
-              </w:rPr>
-              <w:t xml:space="preserve">summary</w:t>
-            </w:r>
-            <w:r>
-              <w:rPr>
-                <w:rStyle w:val="NormalTok"/>
-              </w:rPr>
-              <w:t xml:space="preserve">(</w:t>
-            </w:r>
-            <w:r>
-              <w:rPr>
-                <w:rStyle w:val="AttributeTok"/>
-              </w:rPr>
-              <w:t xml:space="preserve">censored =</w:t>
-            </w:r>
-            <w:r>
-              <w:rPr>
-                <w:rStyle w:val="NormalTok"/>
-              </w:rPr>
-              <w:t xml:space="preserve"> </w:t>
-            </w:r>
-            <w:r>
-              <w:rPr>
-                <w:rStyle w:val="ConstantTok"/>
-              </w:rPr>
-              <w:t xml:space="preserve">TRUE</w:t>
-            </w:r>
-            <w:r>
-              <w:rPr>
-                <w:rStyle w:val="NormalTok"/>
-              </w:rPr>
-              <w:t xml:space="preserve">, </w:t>
-            </w:r>
-            <w:r>
-              <w:rPr>
-                <w:rStyle w:val="AttributeTok"/>
-              </w:rPr>
-              <w:t xml:space="preserve">data.frame =</w:t>
-            </w:r>
-            <w:r>
-              <w:rPr>
-                <w:rStyle w:val="NormalTok"/>
-              </w:rPr>
-              <w:t xml:space="preserve"> </w:t>
-            </w:r>
-            <w:r>
-              <w:rPr>
-                <w:rStyle w:val="ConstantTok"/>
-              </w:rPr>
-              <w:t xml:space="preserve">TRUE</w:t>
-            </w:r>
-            <w:r>
-              <w:rPr>
-                <w:rStyle w:val="NormalTok"/>
-              </w:rPr>
-              <w:t xml:space="preserve">) </w:t>
-            </w:r>
-            <w:r>
-              <w:rPr>
-                <w:rStyle w:val="SpecialCharTok"/>
-              </w:rPr>
-              <w:t xml:space="preserve">|&gt;</w:t>
-            </w:r>
-            <w:r>
-              <w:br/>
-            </w:r>
-            <w:r>
-              <w:rPr>
-                <w:rStyle w:val="NormalTok"/>
-              </w:rPr>
-              <w:t xml:space="preserve">  </w:t>
-            </w:r>
-            <w:r>
-              <w:rPr>
-                <w:rStyle w:val="FunctionTok"/>
-              </w:rPr>
-              <w:t xml:space="preserve">as_tibble</w:t>
-            </w:r>
-            <w:r>
-              <w:rPr>
-                <w:rStyle w:val="NormalTok"/>
-              </w:rPr>
-              <w:t xml:space="preserve">() </w:t>
-            </w:r>
-            <w:r>
-              <w:rPr>
-                <w:rStyle w:val="SpecialCharTok"/>
-              </w:rPr>
-              <w:t xml:space="preserve">|&gt;</w:t>
-            </w:r>
-            <w:r>
-              <w:br/>
-            </w:r>
-            <w:r>
-              <w:rPr>
-                <w:rStyle w:val="NormalTok"/>
-              </w:rPr>
-              <w:t xml:space="preserve">  </w:t>
-            </w:r>
-            <w:r>
-              <w:rPr>
-                <w:rStyle w:val="FunctionTok"/>
-              </w:rPr>
-              <w:t xml:space="preserve">mutate</w:t>
-            </w:r>
-            <w:r>
-              <w:rPr>
-                <w:rStyle w:val="NormalTok"/>
-              </w:rPr>
-              <w:t xml:space="preserve">(</w:t>
-            </w:r>
-            <w:r>
-              <w:br/>
-            </w:r>
-            <w:r>
-              <w:rPr>
-                <w:rStyle w:val="NormalTok"/>
-              </w:rPr>
-              <w:t xml:space="preserve">    </w:t>
-            </w:r>
-            <w:r>
-              <w:rPr>
-                <w:rStyle w:val="AttributeTok"/>
-              </w:rPr>
-              <w:t xml:space="preserve">hazard       =</w:t>
-            </w:r>
-            <w:r>
-              <w:rPr>
-                <w:rStyle w:val="NormalTok"/>
-              </w:rPr>
-              <w:t xml:space="preserve"> n.event </w:t>
-            </w:r>
-            <w:r>
-              <w:rPr>
-                <w:rStyle w:val="SpecialCharTok"/>
-              </w:rPr>
-              <w:t xml:space="preserve">/</w:t>
-            </w:r>
-            <w:r>
-              <w:rPr>
-                <w:rStyle w:val="NormalTok"/>
-              </w:rPr>
-              <w:t xml:space="preserve"> n.risk,</w:t>
-            </w:r>
-            <w:r>
-              <w:br/>
-            </w:r>
-            <w:r>
-              <w:rPr>
-                <w:rStyle w:val="NormalTok"/>
-              </w:rPr>
-              <w:t xml:space="preserve">    </w:t>
-            </w:r>
-            <w:r>
-              <w:rPr>
-                <w:rStyle w:val="AttributeTok"/>
-              </w:rPr>
-              <w:t xml:space="preserve">nonhazard    =</w:t>
-            </w:r>
-            <w:r>
-              <w:rPr>
-                <w:rStyle w:val="NormalTok"/>
-              </w:rPr>
-              <w:t xml:space="preserve"> </w:t>
-            </w:r>
-            <w:r>
-              <w:rPr>
-                <w:rStyle w:val="DecValTok"/>
-              </w:rPr>
-              <w:t xml:space="preserve">1</w:t>
-            </w:r>
-            <w:r>
-              <w:rPr>
-                <w:rStyle w:val="NormalTok"/>
-              </w:rPr>
-              <w:t xml:space="preserve"> </w:t>
-            </w:r>
-            <w:r>
-              <w:rPr>
-                <w:rStyle w:val="SpecialCharTok"/>
-              </w:rPr>
-              <w:t xml:space="preserve">-</w:t>
-            </w:r>
-            <w:r>
-              <w:rPr>
-                <w:rStyle w:val="NormalTok"/>
-              </w:rPr>
-              <w:t xml:space="preserve"> hazard,</w:t>
-            </w:r>
-            <w:r>
-              <w:br/>
-            </w:r>
-            <w:r>
-              <w:rPr>
-                <w:rStyle w:val="NormalTok"/>
-              </w:rPr>
-              <w:t xml:space="preserve">    </w:t>
-            </w:r>
-            <w:r>
-              <w:rPr>
-                <w:rStyle w:val="AttributeTok"/>
-              </w:rPr>
-              <w:t xml:space="preserve">cusum_hazard =</w:t>
-            </w:r>
-            <w:r>
-              <w:rPr>
-                <w:rStyle w:val="NormalTok"/>
-              </w:rPr>
-              <w:t xml:space="preserve"> </w:t>
-            </w:r>
-            <w:r>
-              <w:rPr>
-                <w:rStyle w:val="FunctionTok"/>
-              </w:rPr>
-              <w:t xml:space="preserve">cumsum</w:t>
-            </w:r>
-            <w:r>
-              <w:rPr>
-                <w:rStyle w:val="NormalTok"/>
-              </w:rPr>
-              <w:t xml:space="preserve">(hazard),</w:t>
-            </w:r>
-            <w:r>
-              <w:br/>
-            </w:r>
-            <w:r>
-              <w:rPr>
-                <w:rStyle w:val="NormalTok"/>
-              </w:rPr>
-              <w:t xml:space="preserve">    </w:t>
-            </w:r>
-            <w:r>
-              <w:rPr>
-                <w:rStyle w:val="AttributeTok"/>
-              </w:rPr>
-              <w:t xml:space="preserve">surv_KM      =</w:t>
-            </w:r>
-            <w:r>
-              <w:rPr>
-                <w:rStyle w:val="NormalTok"/>
-              </w:rPr>
-              <w:t xml:space="preserve"> </w:t>
-            </w:r>
-            <w:r>
-              <w:rPr>
-                <w:rStyle w:val="FunctionTok"/>
-              </w:rPr>
-              <w:t xml:space="preserve">cumprod</w:t>
-            </w:r>
-            <w:r>
-              <w:rPr>
-                <w:rStyle w:val="NormalTok"/>
-              </w:rPr>
-              <w:t xml:space="preserve">(nonhazard),</w:t>
-            </w:r>
-            <w:r>
-              <w:br/>
-            </w:r>
-            <w:r>
-              <w:rPr>
-                <w:rStyle w:val="NormalTok"/>
-              </w:rPr>
-              <w:t xml:space="preserve">    </w:t>
-            </w:r>
-            <w:r>
-              <w:rPr>
-                <w:rStyle w:val="AttributeTok"/>
-              </w:rPr>
-              <w:t xml:space="preserve">surv_NA      =</w:t>
-            </w:r>
-            <w:r>
-              <w:rPr>
-                <w:rStyle w:val="NormalTok"/>
-              </w:rPr>
-              <w:t xml:space="preserve"> </w:t>
-            </w:r>
-            <w:r>
-              <w:rPr>
-                <w:rStyle w:val="FunctionTok"/>
-              </w:rPr>
-              <w:t xml:space="preserve">exp</w:t>
-            </w:r>
-            <w:r>
-              <w:rPr>
-                <w:rStyle w:val="NormalTok"/>
-              </w:rPr>
-              <w:t xml:space="preserve">(</w:t>
-            </w:r>
-            <w:r>
-              <w:rPr>
-                <w:rStyle w:val="SpecialCharTok"/>
-              </w:rPr>
-              <w:t xml:space="preserve">-</w:t>
-            </w:r>
-            <w:r>
-              <w:rPr>
-                <w:rStyle w:val="NormalTok"/>
-              </w:rPr>
-              <w:t xml:space="preserve">cusum_hazard)</w:t>
-            </w:r>
-            <w:r>
-              <w:br/>
-            </w:r>
-            <w:r>
-              <w:rPr>
-                <w:rStyle w:val="NormalTok"/>
-              </w:rPr>
-              <w:t xml:space="preserve">  ) </w:t>
-            </w:r>
-            <w:r>
-              <w:rPr>
-                <w:rStyle w:val="SpecialCharTok"/>
-              </w:rPr>
-              <w:t xml:space="preserve">|&gt;</w:t>
-            </w:r>
-            <w:r>
-              <w:br/>
-            </w:r>
-            <w:r>
-              <w:rPr>
-                <w:rStyle w:val="NormalTok"/>
-              </w:rPr>
-              <w:t xml:space="preserve">  </w:t>
-            </w:r>
-            <w:r>
-              <w:rPr>
-                <w:rStyle w:val="FunctionTok"/>
-              </w:rPr>
-              <w:t xml:space="preserve">select</w:t>
-            </w:r>
-            <w:r>
-              <w:rPr>
-                <w:rStyle w:val="NormalTok"/>
-              </w:rPr>
-              <w:t xml:space="preserve">(time, n.risk, n.event, hazard, surv_KM, cusum_hazard, surv_NA)</w:t>
-            </w:r>
-            <w:r>
-              <w:br/>
-            </w:r>
-            <w:r>
-              <w:br/>
-            </w:r>
-            <w:r>
-              <w:rPr>
-                <w:rStyle w:val="NormalTok"/>
-              </w:rPr>
-              <w:t xml:space="preserve">surv_table </w:t>
-            </w:r>
-            <w:r>
-              <w:rPr>
-                <w:rStyle w:val="SpecialCharTok"/>
-              </w:rPr>
-              <w:t xml:space="preserve">|&gt;</w:t>
-            </w:r>
-            <w:r>
-              <w:rPr>
-                <w:rStyle w:val="NormalTok"/>
-              </w:rPr>
-              <w:t xml:space="preserve"> pander</w:t>
-            </w:r>
-            <w:r>
-              <w:rPr>
-                <w:rStyle w:val="SpecialCharTok"/>
-              </w:rPr>
-              <w:t xml:space="preserve">::</w:t>
-            </w:r>
-            <w:r>
-              <w:rPr>
-                <w:rStyle w:val="FunctionTok"/>
-              </w:rPr>
-              <w:t xml:space="preserve">pander</w:t>
-            </w:r>
-            <w:r>
-              <w:rPr>
-                <w:rStyle w:val="NormalTok"/>
-              </w:rPr>
-              <w:t xml:space="preserve">()</w:t>
-            </w:r>
           </w:p>
           <w:tbl>
             <w:tblPr>
               <w:tblStyle w:val="Table"/>
-              <w:tblW w:type="pct" w:w="4861"/>
+              <w:tblW w:type="pct" w:w="5000"/>
               <w:tblLayout w:type="fixed"/>
-              <w:tblLook w:firstRow="1" w:lastRow="0" w:firstColumn="0" w:lastColumn="0" w:noHBand="0" w:noVBand="0" w:val="0020"/>
+              <w:tblLook w:firstRow="0" w:lastRow="0" w:firstColumn="0" w:lastColumn="0" w:noHBand="0" w:noVBand="0" w:val="0000"/>
             </w:tblPr>
             <w:tblGrid>
-              <w:gridCol w:w="770"/>
-              <w:gridCol w:w="990"/>
-              <w:gridCol w:w="1100"/>
-              <w:gridCol w:w="990"/>
-              <w:gridCol w:w="1100"/>
-              <w:gridCol w:w="1650"/>
-              <w:gridCol w:w="1100"/>
+              <w:gridCol w:w="7920"/>
             </w:tblGrid>
             <w:tr>
-              <w:trPr>
-                <w:tblHeader w:val="on"/>
-              </w:trPr>
               <w:tc>
                 <w:tcPr/>
+                <w:bookmarkStart w:id="18" w:name="tbl-km-na"/>
                 <w:p>
                   <w:pPr>
-                    <w:pStyle w:val="Compact"/>
                     <w:jc w:val="center"/>
+                  </w:pPr>
+                  <w:pPr>
+                    <w:jc w:val="left"/>
+                    <w:spacing w:before="200"/>
+                    <w:pStyle w:val="ImageCaption"/>
+                  </w:pPr>
+                  <w:r>
+                    <w:t xml:space="preserve">Table 1: Kaplan-Meier and Nelson-Aalen calculations for the Part 1 data</w:t>
+                  </w:r>
+                </w:p>
+                <w:p>
+                  <w:pPr>
+                    <w:pStyle w:val="SourceCode"/>
                     <w:jc w:val="center"/>
                   </w:pPr>
                   <w:r>
-                    <w:t xml:space="preserve">time</w:t>
+                    <w:rPr>
+                      <w:rStyle w:val="NormalTok"/>
+                    </w:rPr>
+                    <w:t xml:space="preserve">KM_est </w:t>
+                  </w:r>
+                  <w:r>
+                    <w:rPr>
+                      <w:rStyle w:val="OtherTok"/>
+                    </w:rPr>
+                    <w:t xml:space="preserve">&lt;-</w:t>
+                  </w:r>
+                  <w:r>
+                    <w:rPr>
+                      <w:rStyle w:val="NormalTok"/>
+                    </w:rPr>
+                    <w:t xml:space="preserve"> </w:t>
+                  </w:r>
+                  <w:r>
+                    <w:rPr>
+                      <w:rStyle w:val="FunctionTok"/>
+                    </w:rPr>
+                    <w:t xml:space="preserve">survfit</w:t>
+                  </w:r>
+                  <w:r>
+                    <w:rPr>
+                      <w:rStyle w:val="NormalTok"/>
+                    </w:rPr>
+                    <w:t xml:space="preserve">(surv </w:t>
+                  </w:r>
+                  <w:r>
+                    <w:rPr>
+                      <w:rStyle w:val="SpecialCharTok"/>
+                    </w:rPr>
+                    <w:t xml:space="preserve">~</w:t>
+                  </w:r>
+                  <w:r>
+                    <w:rPr>
+                      <w:rStyle w:val="NormalTok"/>
+                    </w:rPr>
+                    <w:t xml:space="preserve"> </w:t>
+                  </w:r>
+                  <w:r>
+                    <w:rPr>
+                      <w:rStyle w:val="DecValTok"/>
+                    </w:rPr>
+                    <w:t xml:space="preserve">1</w:t>
+                  </w:r>
+                  <w:r>
+                    <w:rPr>
+                      <w:rStyle w:val="NormalTok"/>
+                    </w:rPr>
+                    <w:t xml:space="preserve">, </w:t>
+                  </w:r>
+                  <w:r>
+                    <w:rPr>
+                      <w:rStyle w:val="AttributeTok"/>
+                    </w:rPr>
+                    <w:t xml:space="preserve">type =</w:t>
+                  </w:r>
+                  <w:r>
+                    <w:rPr>
+                      <w:rStyle w:val="NormalTok"/>
+                    </w:rPr>
+                    <w:t xml:space="preserve"> </w:t>
+                  </w:r>
+                  <w:r>
+                    <w:rPr>
+                      <w:rStyle w:val="StringTok"/>
+                    </w:rPr>
+                    <w:t xml:space="preserve">"kaplan-meier"</w:t>
+                  </w:r>
+                  <w:r>
+                    <w:rPr>
+                      <w:rStyle w:val="NormalTok"/>
+                    </w:rPr>
+                    <w:t xml:space="preserve">, </w:t>
+                  </w:r>
+                  <w:r>
+                    <w:rPr>
+                      <w:rStyle w:val="AttributeTok"/>
+                    </w:rPr>
+                    <w:t xml:space="preserve">data =</w:t>
+                  </w:r>
+                  <w:r>
+                    <w:rPr>
+                      <w:rStyle w:val="NormalTok"/>
+                    </w:rPr>
+                    <w:t xml:space="preserve"> surv_data)</w:t>
+                  </w:r>
+                  <w:r>
+                    <w:br/>
+                  </w:r>
+                  <w:r>
+                    <w:br/>
+                  </w:r>
+                  <w:r>
+                    <w:rPr>
+                      <w:rStyle w:val="NormalTok"/>
+                    </w:rPr>
+                    <w:t xml:space="preserve">surv_table </w:t>
+                  </w:r>
+                  <w:r>
+                    <w:rPr>
+                      <w:rStyle w:val="OtherTok"/>
+                    </w:rPr>
+                    <w:t xml:space="preserve">&lt;-</w:t>
+                  </w:r>
+                  <w:r>
+                    <w:br/>
+                  </w:r>
+                  <w:r>
+                    <w:rPr>
+                      <w:rStyle w:val="NormalTok"/>
+                    </w:rPr>
+                    <w:t xml:space="preserve">  KM_est </w:t>
+                  </w:r>
+                  <w:r>
+                    <w:rPr>
+                      <w:rStyle w:val="SpecialCharTok"/>
+                    </w:rPr>
+                    <w:t xml:space="preserve">|&gt;</w:t>
+                  </w:r>
+                  <w:r>
+                    <w:br/>
+                  </w:r>
+                  <w:r>
+                    <w:rPr>
+                      <w:rStyle w:val="NormalTok"/>
+                    </w:rPr>
+                    <w:t xml:space="preserve">  </w:t>
+                  </w:r>
+                  <w:r>
+                    <w:rPr>
+                      <w:rStyle w:val="FunctionTok"/>
+                    </w:rPr>
+                    <w:t xml:space="preserve">summary</w:t>
+                  </w:r>
+                  <w:r>
+                    <w:rPr>
+                      <w:rStyle w:val="NormalTok"/>
+                    </w:rPr>
+                    <w:t xml:space="preserve">(</w:t>
+                  </w:r>
+                  <w:r>
+                    <w:rPr>
+                      <w:rStyle w:val="AttributeTok"/>
+                    </w:rPr>
+                    <w:t xml:space="preserve">censored =</w:t>
+                  </w:r>
+                  <w:r>
+                    <w:rPr>
+                      <w:rStyle w:val="NormalTok"/>
+                    </w:rPr>
+                    <w:t xml:space="preserve"> </w:t>
+                  </w:r>
+                  <w:r>
+                    <w:rPr>
+                      <w:rStyle w:val="ConstantTok"/>
+                    </w:rPr>
+                    <w:t xml:space="preserve">TRUE</w:t>
+                  </w:r>
+                  <w:r>
+                    <w:rPr>
+                      <w:rStyle w:val="NormalTok"/>
+                    </w:rPr>
+                    <w:t xml:space="preserve">, </w:t>
+                  </w:r>
+                  <w:r>
+                    <w:rPr>
+                      <w:rStyle w:val="AttributeTok"/>
+                    </w:rPr>
+                    <w:t xml:space="preserve">data.frame =</w:t>
+                  </w:r>
+                  <w:r>
+                    <w:rPr>
+                      <w:rStyle w:val="NormalTok"/>
+                    </w:rPr>
+                    <w:t xml:space="preserve"> </w:t>
+                  </w:r>
+                  <w:r>
+                    <w:rPr>
+                      <w:rStyle w:val="ConstantTok"/>
+                    </w:rPr>
+                    <w:t xml:space="preserve">TRUE</w:t>
+                  </w:r>
+                  <w:r>
+                    <w:rPr>
+                      <w:rStyle w:val="NormalTok"/>
+                    </w:rPr>
+                    <w:t xml:space="preserve">) </w:t>
+                  </w:r>
+                  <w:r>
+                    <w:rPr>
+                      <w:rStyle w:val="SpecialCharTok"/>
+                    </w:rPr>
+                    <w:t xml:space="preserve">|&gt;</w:t>
+                  </w:r>
+                  <w:r>
+                    <w:br/>
+                  </w:r>
+                  <w:r>
+                    <w:rPr>
+                      <w:rStyle w:val="NormalTok"/>
+                    </w:rPr>
+                    <w:t xml:space="preserve">  </w:t>
+                  </w:r>
+                  <w:r>
+                    <w:rPr>
+                      <w:rStyle w:val="FunctionTok"/>
+                    </w:rPr>
+                    <w:t xml:space="preserve">as_tibble</w:t>
+                  </w:r>
+                  <w:r>
+                    <w:rPr>
+                      <w:rStyle w:val="NormalTok"/>
+                    </w:rPr>
+                    <w:t xml:space="preserve">() </w:t>
+                  </w:r>
+                  <w:r>
+                    <w:rPr>
+                      <w:rStyle w:val="SpecialCharTok"/>
+                    </w:rPr>
+                    <w:t xml:space="preserve">|&gt;</w:t>
+                  </w:r>
+                  <w:r>
+                    <w:br/>
+                  </w:r>
+                  <w:r>
+                    <w:rPr>
+                      <w:rStyle w:val="NormalTok"/>
+                    </w:rPr>
+                    <w:t xml:space="preserve">  </w:t>
+                  </w:r>
+                  <w:r>
+                    <w:rPr>
+                      <w:rStyle w:val="FunctionTok"/>
+                    </w:rPr>
+                    <w:t xml:space="preserve">mutate</w:t>
+                  </w:r>
+                  <w:r>
+                    <w:rPr>
+                      <w:rStyle w:val="NormalTok"/>
+                    </w:rPr>
+                    <w:t xml:space="preserve">(</w:t>
+                  </w:r>
+                  <w:r>
+                    <w:br/>
+                  </w:r>
+                  <w:r>
+                    <w:rPr>
+                      <w:rStyle w:val="NormalTok"/>
+                    </w:rPr>
+                    <w:t xml:space="preserve">    </w:t>
+                  </w:r>
+                  <w:r>
+                    <w:rPr>
+                      <w:rStyle w:val="AttributeTok"/>
+                    </w:rPr>
+                    <w:t xml:space="preserve">hazard       =</w:t>
+                  </w:r>
+                  <w:r>
+                    <w:rPr>
+                      <w:rStyle w:val="NormalTok"/>
+                    </w:rPr>
+                    <w:t xml:space="preserve"> n.event </w:t>
+                  </w:r>
+                  <w:r>
+                    <w:rPr>
+                      <w:rStyle w:val="SpecialCharTok"/>
+                    </w:rPr>
+                    <w:t xml:space="preserve">/</w:t>
+                  </w:r>
+                  <w:r>
+                    <w:rPr>
+                      <w:rStyle w:val="NormalTok"/>
+                    </w:rPr>
+                    <w:t xml:space="preserve"> n.risk,</w:t>
+                  </w:r>
+                  <w:r>
+                    <w:br/>
+                  </w:r>
+                  <w:r>
+                    <w:rPr>
+                      <w:rStyle w:val="NormalTok"/>
+                    </w:rPr>
+                    <w:t xml:space="preserve">    </w:t>
+                  </w:r>
+                  <w:r>
+                    <w:rPr>
+                      <w:rStyle w:val="AttributeTok"/>
+                    </w:rPr>
+                    <w:t xml:space="preserve">nonhazard    =</w:t>
+                  </w:r>
+                  <w:r>
+                    <w:rPr>
+                      <w:rStyle w:val="NormalTok"/>
+                    </w:rPr>
+                    <w:t xml:space="preserve"> </w:t>
+                  </w:r>
+                  <w:r>
+                    <w:rPr>
+                      <w:rStyle w:val="DecValTok"/>
+                    </w:rPr>
+                    <w:t xml:space="preserve">1</w:t>
+                  </w:r>
+                  <w:r>
+                    <w:rPr>
+                      <w:rStyle w:val="NormalTok"/>
+                    </w:rPr>
+                    <w:t xml:space="preserve"> </w:t>
+                  </w:r>
+                  <w:r>
+                    <w:rPr>
+                      <w:rStyle w:val="SpecialCharTok"/>
+                    </w:rPr>
+                    <w:t xml:space="preserve">-</w:t>
+                  </w:r>
+                  <w:r>
+                    <w:rPr>
+                      <w:rStyle w:val="NormalTok"/>
+                    </w:rPr>
+                    <w:t xml:space="preserve"> hazard,</w:t>
+                  </w:r>
+                  <w:r>
+                    <w:br/>
+                  </w:r>
+                  <w:r>
+                    <w:rPr>
+                      <w:rStyle w:val="NormalTok"/>
+                    </w:rPr>
+                    <w:t xml:space="preserve">    </w:t>
+                  </w:r>
+                  <w:r>
+                    <w:rPr>
+                      <w:rStyle w:val="AttributeTok"/>
+                    </w:rPr>
+                    <w:t xml:space="preserve">cusum_hazard =</w:t>
+                  </w:r>
+                  <w:r>
+                    <w:rPr>
+                      <w:rStyle w:val="NormalTok"/>
+                    </w:rPr>
+                    <w:t xml:space="preserve"> </w:t>
+                  </w:r>
+                  <w:r>
+                    <w:rPr>
+                      <w:rStyle w:val="FunctionTok"/>
+                    </w:rPr>
+                    <w:t xml:space="preserve">cumsum</w:t>
+                  </w:r>
+                  <w:r>
+                    <w:rPr>
+                      <w:rStyle w:val="NormalTok"/>
+                    </w:rPr>
+                    <w:t xml:space="preserve">(hazard),</w:t>
+                  </w:r>
+                  <w:r>
+                    <w:br/>
+                  </w:r>
+                  <w:r>
+                    <w:rPr>
+                      <w:rStyle w:val="NormalTok"/>
+                    </w:rPr>
+                    <w:t xml:space="preserve">    </w:t>
+                  </w:r>
+                  <w:r>
+                    <w:rPr>
+                      <w:rStyle w:val="AttributeTok"/>
+                    </w:rPr>
+                    <w:t xml:space="preserve">surv_KM      =</w:t>
+                  </w:r>
+                  <w:r>
+                    <w:rPr>
+                      <w:rStyle w:val="NormalTok"/>
+                    </w:rPr>
+                    <w:t xml:space="preserve"> </w:t>
+                  </w:r>
+                  <w:r>
+                    <w:rPr>
+                      <w:rStyle w:val="FunctionTok"/>
+                    </w:rPr>
+                    <w:t xml:space="preserve">cumprod</w:t>
+                  </w:r>
+                  <w:r>
+                    <w:rPr>
+                      <w:rStyle w:val="NormalTok"/>
+                    </w:rPr>
+                    <w:t xml:space="preserve">(nonhazard),</w:t>
+                  </w:r>
+                  <w:r>
+                    <w:br/>
+                  </w:r>
+                  <w:r>
+                    <w:rPr>
+                      <w:rStyle w:val="NormalTok"/>
+                    </w:rPr>
+                    <w:t xml:space="preserve">    </w:t>
+                  </w:r>
+                  <w:r>
+                    <w:rPr>
+                      <w:rStyle w:val="AttributeTok"/>
+                    </w:rPr>
+                    <w:t xml:space="preserve">surv_NA      =</w:t>
+                  </w:r>
+                  <w:r>
+                    <w:rPr>
+                      <w:rStyle w:val="NormalTok"/>
+                    </w:rPr>
+                    <w:t xml:space="preserve"> </w:t>
+                  </w:r>
+                  <w:r>
+                    <w:rPr>
+                      <w:rStyle w:val="FunctionTok"/>
+                    </w:rPr>
+                    <w:t xml:space="preserve">exp</w:t>
+                  </w:r>
+                  <w:r>
+                    <w:rPr>
+                      <w:rStyle w:val="NormalTok"/>
+                    </w:rPr>
+                    <w:t xml:space="preserve">(</w:t>
+                  </w:r>
+                  <w:r>
+                    <w:rPr>
+                      <w:rStyle w:val="SpecialCharTok"/>
+                    </w:rPr>
+                    <w:t xml:space="preserve">-</w:t>
+                  </w:r>
+                  <w:r>
+                    <w:rPr>
+                      <w:rStyle w:val="NormalTok"/>
+                    </w:rPr>
+                    <w:t xml:space="preserve">cusum_hazard)</w:t>
+                  </w:r>
+                  <w:r>
+                    <w:br/>
+                  </w:r>
+                  <w:r>
+                    <w:rPr>
+                      <w:rStyle w:val="NormalTok"/>
+                    </w:rPr>
+                    <w:t xml:space="preserve">  ) </w:t>
+                  </w:r>
+                  <w:r>
+                    <w:rPr>
+                      <w:rStyle w:val="SpecialCharTok"/>
+                    </w:rPr>
+                    <w:t xml:space="preserve">|&gt;</w:t>
+                  </w:r>
+                  <w:r>
+                    <w:br/>
+                  </w:r>
+                  <w:r>
+                    <w:rPr>
+                      <w:rStyle w:val="NormalTok"/>
+                    </w:rPr>
+                    <w:t xml:space="preserve">  </w:t>
+                  </w:r>
+                  <w:r>
+                    <w:rPr>
+                      <w:rStyle w:val="FunctionTok"/>
+                    </w:rPr>
+                    <w:t xml:space="preserve">select</w:t>
+                  </w:r>
+                  <w:r>
+                    <w:rPr>
+                      <w:rStyle w:val="NormalTok"/>
+                    </w:rPr>
+                    <w:t xml:space="preserve">(time, n.risk, n.event, hazard, surv_KM, cusum_hazard, surv_NA)</w:t>
+                  </w:r>
+                  <w:r>
+                    <w:br/>
+                  </w:r>
+                  <w:r>
+                    <w:br/>
+                  </w:r>
+                  <w:r>
+                    <w:rPr>
+                      <w:rStyle w:val="NormalTok"/>
+                    </w:rPr>
+                    <w:t xml:space="preserve">surv_table </w:t>
+                  </w:r>
+                  <w:r>
+                    <w:rPr>
+                      <w:rStyle w:val="SpecialCharTok"/>
+                    </w:rPr>
+                    <w:t xml:space="preserve">|&gt;</w:t>
+                  </w:r>
+                  <w:r>
+                    <w:rPr>
+                      <w:rStyle w:val="NormalTok"/>
+                    </w:rPr>
+                    <w:t xml:space="preserve"> pander</w:t>
+                  </w:r>
+                  <w:r>
+                    <w:rPr>
+                      <w:rStyle w:val="SpecialCharTok"/>
+                    </w:rPr>
+                    <w:t xml:space="preserve">::</w:t>
+                  </w:r>
+                  <w:r>
+                    <w:rPr>
+                      <w:rStyle w:val="FunctionTok"/>
+                    </w:rPr>
+                    <w:t xml:space="preserve">pander</w:t>
+                  </w:r>
+                  <w:r>
+                    <w:rPr>
+                      <w:rStyle w:val="NormalTok"/>
+                    </w:rPr>
+                    <w:t xml:space="preserve">()</w:t>
                   </w:r>
                 </w:p>
-              </w:tc>
-              <w:tc>
-                <w:tcPr/>
-                <w:p>
-                  <w:pPr>
-                    <w:pStyle w:val="Compact"/>
-                    <w:jc w:val="center"/>
-                    <w:jc w:val="center"/>
-                  </w:pPr>
-                  <w:r>
-                    <w:t xml:space="preserve">n.risk</w:t>
-                  </w:r>
-                </w:p>
-              </w:tc>
-              <w:tc>
-                <w:tcPr/>
-                <w:p>
-                  <w:pPr>
-                    <w:pStyle w:val="Compact"/>
-                    <w:jc w:val="center"/>
-                    <w:jc w:val="center"/>
-                  </w:pPr>
-                  <w:r>
-                    <w:t xml:space="preserve">n.event</w:t>
-                  </w:r>
-                </w:p>
-              </w:tc>
-              <w:tc>
-                <w:tcPr/>
-                <w:p>
-                  <w:pPr>
-                    <w:pStyle w:val="Compact"/>
-                    <w:jc w:val="center"/>
-                    <w:jc w:val="center"/>
-                  </w:pPr>
-                  <w:r>
-                    <w:t xml:space="preserve">hazard</w:t>
-                  </w:r>
-                </w:p>
-              </w:tc>
-              <w:tc>
-                <w:tcPr/>
-                <w:p>
-                  <w:pPr>
-                    <w:pStyle w:val="Compact"/>
-                    <w:jc w:val="center"/>
-                    <w:jc w:val="center"/>
-                  </w:pPr>
-                  <w:r>
-                    <w:t xml:space="preserve">surv_KM</w:t>
-                  </w:r>
-                </w:p>
-              </w:tc>
-              <w:tc>
-                <w:tcPr/>
-                <w:p>
-                  <w:pPr>
-                    <w:pStyle w:val="Compact"/>
-                    <w:jc w:val="center"/>
-                    <w:jc w:val="center"/>
-                  </w:pPr>
-                  <w:r>
-                    <w:t xml:space="preserve">cusum_hazard</w:t>
-                  </w:r>
-                </w:p>
-              </w:tc>
-              <w:tc>
-                <w:tcPr/>
-                <w:p>
-                  <w:pPr>
-                    <w:pStyle w:val="Compact"/>
-                    <w:jc w:val="center"/>
-                    <w:jc w:val="center"/>
-                  </w:pPr>
-                  <w:r>
-                    <w:t xml:space="preserve">surv_NA</w:t>
-                  </w:r>
-                </w:p>
-              </w:tc>
-            </w:tr>
-            <w:tr>
-              <w:tc>
-                <w:tcPr/>
-                <w:p>
-                  <w:pPr>
-                    <w:pStyle w:val="Compact"/>
-                    <w:jc w:val="center"/>
-                    <w:jc w:val="center"/>
-                  </w:pPr>
-                  <w:r>
-                    <w:t xml:space="preserve">10</w:t>
-                  </w:r>
-                </w:p>
-              </w:tc>
-              <w:tc>
-                <w:tcPr/>
-                <w:p>
-                  <w:pPr>
-                    <w:pStyle w:val="Compact"/>
-                    <w:jc w:val="center"/>
-                    <w:jc w:val="center"/>
-                  </w:pPr>
-                  <w:r>
-                    <w:t xml:space="preserve">7</w:t>
-                  </w:r>
-                </w:p>
-              </w:tc>
-              <w:tc>
-                <w:tcPr/>
-                <w:p>
-                  <w:pPr>
-                    <w:pStyle w:val="Compact"/>
-                    <w:jc w:val="center"/>
-                    <w:jc w:val="center"/>
-                  </w:pPr>
-                  <w:r>
-                    <w:t xml:space="preserve">1</w:t>
-                  </w:r>
-                </w:p>
-              </w:tc>
-              <w:tc>
-                <w:tcPr/>
-                <w:p>
-                  <w:pPr>
-                    <w:pStyle w:val="Compact"/>
-                    <w:jc w:val="center"/>
-                    <w:jc w:val="center"/>
-                  </w:pPr>
-                  <w:r>
-                    <w:t xml:space="preserve">0.1429</w:t>
-                  </w:r>
-                </w:p>
-              </w:tc>
-              <w:tc>
-                <w:tcPr/>
-                <w:p>
-                  <w:pPr>
-                    <w:pStyle w:val="Compact"/>
-                    <w:jc w:val="center"/>
-                    <w:jc w:val="center"/>
-                  </w:pPr>
-                  <w:r>
-                    <w:t xml:space="preserve">0.8571</w:t>
-                  </w:r>
-                </w:p>
-              </w:tc>
-              <w:tc>
-                <w:tcPr/>
-                <w:p>
-                  <w:pPr>
-                    <w:pStyle w:val="Compact"/>
-                    <w:jc w:val="center"/>
-                    <w:jc w:val="center"/>
-                  </w:pPr>
-                  <w:r>
-                    <w:t xml:space="preserve">0.1429</w:t>
-                  </w:r>
-                </w:p>
-              </w:tc>
-              <w:tc>
-                <w:tcPr/>
-                <w:p>
-                  <w:pPr>
-                    <w:pStyle w:val="Compact"/>
-                    <w:jc w:val="center"/>
-                    <w:jc w:val="center"/>
-                  </w:pPr>
-                  <w:r>
-                    <w:t xml:space="preserve">0.8669</w:t>
-                  </w:r>
-                </w:p>
-              </w:tc>
-            </w:tr>
-            <w:tr>
-              <w:tc>
-                <w:tcPr/>
-                <w:p>
-                  <w:pPr>
-                    <w:pStyle w:val="Compact"/>
-                    <w:jc w:val="center"/>
-                    <w:jc w:val="center"/>
-                  </w:pPr>
-                  <w:r>
-                    <w:t xml:space="preserve">14</w:t>
-                  </w:r>
-                </w:p>
-              </w:tc>
-              <w:tc>
-                <w:tcPr/>
-                <w:p>
-                  <w:pPr>
-                    <w:pStyle w:val="Compact"/>
-                    <w:jc w:val="center"/>
-                    <w:jc w:val="center"/>
-                  </w:pPr>
-                  <w:r>
-                    <w:t xml:space="preserve">6</w:t>
-                  </w:r>
-                </w:p>
-              </w:tc>
-              <w:tc>
-                <w:tcPr/>
-                <w:p>
-                  <w:pPr>
-                    <w:pStyle w:val="Compact"/>
-                    <w:jc w:val="center"/>
-                    <w:jc w:val="center"/>
-                  </w:pPr>
-                  <w:r>
-                    <w:t xml:space="preserve">1</w:t>
-                  </w:r>
-                </w:p>
-              </w:tc>
-              <w:tc>
-                <w:tcPr/>
-                <w:p>
-                  <w:pPr>
-                    <w:pStyle w:val="Compact"/>
-                    <w:jc w:val="center"/>
-                    <w:jc w:val="center"/>
-                  </w:pPr>
-                  <w:r>
-                    <w:t xml:space="preserve">0.1667</w:t>
-                  </w:r>
-                </w:p>
-              </w:tc>
-              <w:tc>
-                <w:tcPr/>
-                <w:p>
-                  <w:pPr>
-                    <w:pStyle w:val="Compact"/>
-                    <w:jc w:val="center"/>
-                    <w:jc w:val="center"/>
-                  </w:pPr>
-                  <w:r>
-                    <w:t xml:space="preserve">0.7143</w:t>
-                  </w:r>
-                </w:p>
-              </w:tc>
-              <w:tc>
-                <w:tcPr/>
-                <w:p>
-                  <w:pPr>
-                    <w:pStyle w:val="Compact"/>
-                    <w:jc w:val="center"/>
-                    <w:jc w:val="center"/>
-                  </w:pPr>
-                  <w:r>
-                    <w:t xml:space="preserve">0.3095</w:t>
-                  </w:r>
-                </w:p>
-              </w:tc>
-              <w:tc>
-                <w:tcPr/>
-                <w:p>
-                  <w:pPr>
-                    <w:pStyle w:val="Compact"/>
-                    <w:jc w:val="center"/>
-                    <w:jc w:val="center"/>
-                  </w:pPr>
-                  <w:r>
-                    <w:t xml:space="preserve">0.7338</w:t>
-                  </w:r>
-                </w:p>
-              </w:tc>
-            </w:tr>
-            <w:tr>
-              <w:tc>
-                <w:tcPr/>
-                <w:p>
-                  <w:pPr>
-                    <w:pStyle w:val="Compact"/>
-                    <w:jc w:val="center"/>
-                    <w:jc w:val="center"/>
-                  </w:pPr>
-                  <w:r>
-                    <w:t xml:space="preserve">15</w:t>
-                  </w:r>
-                </w:p>
-              </w:tc>
-              <w:tc>
-                <w:tcPr/>
-                <w:p>
-                  <w:pPr>
-                    <w:pStyle w:val="Compact"/>
-                    <w:jc w:val="center"/>
-                    <w:jc w:val="center"/>
-                  </w:pPr>
-                  <w:r>
-                    <w:t xml:space="preserve">4</w:t>
-                  </w:r>
-                </w:p>
-              </w:tc>
-              <w:tc>
-                <w:tcPr/>
-                <w:p>
-                  <w:pPr>
-                    <w:pStyle w:val="Compact"/>
-                    <w:jc w:val="center"/>
-                    <w:jc w:val="center"/>
-                  </w:pPr>
-                  <w:r>
-                    <w:t xml:space="preserve">0</w:t>
-                  </w:r>
-                </w:p>
-              </w:tc>
-              <w:tc>
-                <w:tcPr/>
-                <w:p>
-                  <w:pPr>
-                    <w:pStyle w:val="Compact"/>
-                    <w:jc w:val="center"/>
-                    <w:jc w:val="center"/>
-                  </w:pPr>
-                  <w:r>
-                    <w:t xml:space="preserve">0</w:t>
-                  </w:r>
-                </w:p>
-              </w:tc>
-              <w:tc>
-                <w:tcPr/>
-                <w:p>
-                  <w:pPr>
-                    <w:pStyle w:val="Compact"/>
-                    <w:jc w:val="center"/>
-                    <w:jc w:val="center"/>
-                  </w:pPr>
-                  <w:r>
-                    <w:t xml:space="preserve">0.7143</w:t>
-                  </w:r>
-                </w:p>
-              </w:tc>
-              <w:tc>
-                <w:tcPr/>
-                <w:p>
-                  <w:pPr>
-                    <w:pStyle w:val="Compact"/>
-                    <w:jc w:val="center"/>
-                    <w:jc w:val="center"/>
-                  </w:pPr>
-                  <w:r>
-                    <w:t xml:space="preserve">0.3095</w:t>
-                  </w:r>
-                </w:p>
-              </w:tc>
-              <w:tc>
-                <w:tcPr/>
-                <w:p>
-                  <w:pPr>
-                    <w:pStyle w:val="Compact"/>
-                    <w:jc w:val="center"/>
-                    <w:jc w:val="center"/>
-                  </w:pPr>
-                  <w:r>
-                    <w:t xml:space="preserve">0.7338</w:t>
-                  </w:r>
-                </w:p>
-              </w:tc>
-            </w:tr>
-            <w:tr>
-              <w:tc>
-                <w:tcPr/>
-                <w:p>
-                  <w:pPr>
-                    <w:pStyle w:val="Compact"/>
-                    <w:jc w:val="center"/>
-                    <w:jc w:val="center"/>
-                  </w:pPr>
-                  <w:r>
-                    <w:t xml:space="preserve">18</w:t>
-                  </w:r>
-                </w:p>
-              </w:tc>
-              <w:tc>
-                <w:tcPr/>
-                <w:p>
-                  <w:pPr>
-                    <w:pStyle w:val="Compact"/>
-                    <w:jc w:val="center"/>
-                    <w:jc w:val="center"/>
-                  </w:pPr>
-                  <w:r>
-                    <w:t xml:space="preserve">3</w:t>
-                  </w:r>
-                </w:p>
-              </w:tc>
-              <w:tc>
-                <w:tcPr/>
-                <w:p>
-                  <w:pPr>
-                    <w:pStyle w:val="Compact"/>
-                    <w:jc w:val="center"/>
-                    <w:jc w:val="center"/>
-                  </w:pPr>
-                  <w:r>
-                    <w:t xml:space="preserve">1</w:t>
-                  </w:r>
-                </w:p>
-              </w:tc>
-              <w:tc>
-                <w:tcPr/>
-                <w:p>
-                  <w:pPr>
-                    <w:pStyle w:val="Compact"/>
-                    <w:jc w:val="center"/>
-                    <w:jc w:val="center"/>
-                  </w:pPr>
-                  <w:r>
-                    <w:t xml:space="preserve">0.3333</w:t>
-                  </w:r>
-                </w:p>
-              </w:tc>
-              <w:tc>
-                <w:tcPr/>
-                <w:p>
-                  <w:pPr>
-                    <w:pStyle w:val="Compact"/>
-                    <w:jc w:val="center"/>
-                    <w:jc w:val="center"/>
-                  </w:pPr>
-                  <w:r>
-                    <w:t xml:space="preserve">0.4762</w:t>
-                  </w:r>
-                </w:p>
-              </w:tc>
-              <w:tc>
-                <w:tcPr/>
-                <w:p>
-                  <w:pPr>
-                    <w:pStyle w:val="Compact"/>
-                    <w:jc w:val="center"/>
-                    <w:jc w:val="center"/>
-                  </w:pPr>
-                  <w:r>
-                    <w:t xml:space="preserve">0.6429</w:t>
-                  </w:r>
-                </w:p>
-              </w:tc>
-              <w:tc>
-                <w:tcPr/>
-                <w:p>
-                  <w:pPr>
-                    <w:pStyle w:val="Compact"/>
-                    <w:jc w:val="center"/>
-                    <w:jc w:val="center"/>
-                  </w:pPr>
-                  <w:r>
-                    <w:t xml:space="preserve">0.5258</w:t>
-                  </w:r>
-                </w:p>
-              </w:tc>
-            </w:tr>
-            <w:tr>
-              <w:tc>
-                <w:tcPr/>
-                <w:p>
-                  <w:pPr>
-                    <w:pStyle w:val="Compact"/>
-                    <w:jc w:val="center"/>
-                    <w:jc w:val="center"/>
-                  </w:pPr>
-                  <w:r>
-                    <w:t xml:space="preserve">21</w:t>
-                  </w:r>
-                </w:p>
-              </w:tc>
-              <w:tc>
-                <w:tcPr/>
-                <w:p>
-                  <w:pPr>
-                    <w:pStyle w:val="Compact"/>
-                    <w:jc w:val="center"/>
-                    <w:jc w:val="center"/>
-                  </w:pPr>
-                  <w:r>
-                    <w:t xml:space="preserve">2</w:t>
-                  </w:r>
-                </w:p>
-              </w:tc>
-              <w:tc>
-                <w:tcPr/>
-                <w:p>
-                  <w:pPr>
-                    <w:pStyle w:val="Compact"/>
-                    <w:jc w:val="center"/>
-                    <w:jc w:val="center"/>
-                  </w:pPr>
-                  <w:r>
-                    <w:t xml:space="preserve">1</w:t>
-                  </w:r>
-                </w:p>
-              </w:tc>
-              <w:tc>
-                <w:tcPr/>
-                <w:p>
-                  <w:pPr>
-                    <w:pStyle w:val="Compact"/>
-                    <w:jc w:val="center"/>
-                    <w:jc w:val="center"/>
-                  </w:pPr>
-                  <w:r>
-                    <w:t xml:space="preserve">0.5</w:t>
-                  </w:r>
-                </w:p>
-              </w:tc>
-              <w:tc>
-                <w:tcPr/>
-                <w:p>
-                  <w:pPr>
-                    <w:pStyle w:val="Compact"/>
-                    <w:jc w:val="center"/>
-                    <w:jc w:val="center"/>
-                  </w:pPr>
-                  <w:r>
-                    <w:t xml:space="preserve">0.2381</w:t>
-                  </w:r>
-                </w:p>
-              </w:tc>
-              <w:tc>
-                <w:tcPr/>
-                <w:p>
-                  <w:pPr>
-                    <w:pStyle w:val="Compact"/>
-                    <w:jc w:val="center"/>
-                    <w:jc w:val="center"/>
-                  </w:pPr>
-                  <w:r>
-                    <w:t xml:space="preserve">1.143</w:t>
-                  </w:r>
-                </w:p>
-              </w:tc>
-              <w:tc>
-                <w:tcPr/>
-                <w:p>
-                  <w:pPr>
-                    <w:pStyle w:val="Compact"/>
-                    <w:jc w:val="center"/>
-                    <w:jc w:val="center"/>
-                  </w:pPr>
-                  <w:r>
-                    <w:t xml:space="preserve">0.3189</w:t>
-                  </w:r>
-                </w:p>
-              </w:tc>
-            </w:tr>
-            <w:tr>
-              <w:tc>
-                <w:tcPr/>
-                <w:p>
-                  <w:pPr>
-                    <w:pStyle w:val="Compact"/>
-                    <w:jc w:val="center"/>
-                    <w:jc w:val="center"/>
-                  </w:pPr>
-                  <w:r>
-                    <w:t xml:space="preserve">25</w:t>
-                  </w:r>
-                </w:p>
-              </w:tc>
-              <w:tc>
-                <w:tcPr/>
-                <w:p>
-                  <w:pPr>
-                    <w:pStyle w:val="Compact"/>
-                    <w:jc w:val="center"/>
-                    <w:jc w:val="center"/>
-                  </w:pPr>
-                  <w:r>
-                    <w:t xml:space="preserve">1</w:t>
-                  </w:r>
-                </w:p>
-              </w:tc>
-              <w:tc>
-                <w:tcPr/>
-                <w:p>
-                  <w:pPr>
-                    <w:pStyle w:val="Compact"/>
-                    <w:jc w:val="center"/>
-                    <w:jc w:val="center"/>
-                  </w:pPr>
-                  <w:r>
-                    <w:t xml:space="preserve">1</w:t>
-                  </w:r>
-                </w:p>
-              </w:tc>
-              <w:tc>
-                <w:tcPr/>
-                <w:p>
-                  <w:pPr>
-                    <w:pStyle w:val="Compact"/>
-                    <w:jc w:val="center"/>
-                    <w:jc w:val="center"/>
-                  </w:pPr>
-                  <w:r>
-                    <w:t xml:space="preserve">1</w:t>
-                  </w:r>
-                </w:p>
-              </w:tc>
-              <w:tc>
-                <w:tcPr/>
-                <w:p>
-                  <w:pPr>
-                    <w:pStyle w:val="Compact"/>
-                    <w:jc w:val="center"/>
-                    <w:jc w:val="center"/>
-                  </w:pPr>
-                  <w:r>
-                    <w:t xml:space="preserve">0</w:t>
-                  </w:r>
-                </w:p>
-              </w:tc>
-              <w:tc>
-                <w:tcPr/>
-                <w:p>
-                  <w:pPr>
-                    <w:pStyle w:val="Compact"/>
-                    <w:jc w:val="center"/>
-                    <w:jc w:val="center"/>
-                  </w:pPr>
-                  <w:r>
-                    <w:t xml:space="preserve">2.143</w:t>
-                  </w:r>
-                </w:p>
-              </w:tc>
-              <w:tc>
-                <w:tcPr/>
-                <w:p>
-                  <w:pPr>
-                    <w:pStyle w:val="Compact"/>
-                    <w:jc w:val="center"/>
-                    <w:jc w:val="center"/>
-                  </w:pPr>
-                  <w:r>
-                    <w:t xml:space="preserve">0.1173</w:t>
-                  </w:r>
-                </w:p>
+                <w:tbl>
+                  <w:tblPr>
+                    <w:tblStyle w:val="Table"/>
+                    <w:tblW w:type="pct" w:w="4861"/>
+                    <w:tblLayout w:type="fixed"/>
+                    <w:tblLook w:firstRow="1" w:lastRow="0" w:firstColumn="0" w:lastColumn="0" w:noHBand="0" w:noVBand="0" w:val="0020"/>
+                  </w:tblPr>
+                  <w:tblGrid>
+                    <w:gridCol w:w="770"/>
+                    <w:gridCol w:w="990"/>
+                    <w:gridCol w:w="1100"/>
+                    <w:gridCol w:w="990"/>
+                    <w:gridCol w:w="1100"/>
+                    <w:gridCol w:w="1650"/>
+                    <w:gridCol w:w="1100"/>
+                  </w:tblGrid>
+                  <w:tr>
+                    <w:trPr>
+                      <w:tblHeader w:val="on"/>
+                    </w:trPr>
+                    <w:tc>
+                      <w:tcPr/>
+                      <w:p>
+                        <w:pPr>
+                          <w:pStyle w:val="Compact"/>
+                          <w:jc w:val="center"/>
+                          <w:jc w:val="center"/>
+                        </w:pPr>
+                        <w:r>
+                          <w:t xml:space="preserve">time</w:t>
+                        </w:r>
+                      </w:p>
+                    </w:tc>
+                    <w:tc>
+                      <w:tcPr/>
+                      <w:p>
+                        <w:pPr>
+                          <w:pStyle w:val="Compact"/>
+                          <w:jc w:val="center"/>
+                          <w:jc w:val="center"/>
+                        </w:pPr>
+                        <w:r>
+                          <w:t xml:space="preserve">n.risk</w:t>
+                        </w:r>
+                      </w:p>
+                    </w:tc>
+                    <w:tc>
+                      <w:tcPr/>
+                      <w:p>
+                        <w:pPr>
+                          <w:pStyle w:val="Compact"/>
+                          <w:jc w:val="center"/>
+                          <w:jc w:val="center"/>
+                        </w:pPr>
+                        <w:r>
+                          <w:t xml:space="preserve">n.event</w:t>
+                        </w:r>
+                      </w:p>
+                    </w:tc>
+                    <w:tc>
+                      <w:tcPr/>
+                      <w:p>
+                        <w:pPr>
+                          <w:pStyle w:val="Compact"/>
+                          <w:jc w:val="center"/>
+                          <w:jc w:val="center"/>
+                        </w:pPr>
+                        <w:r>
+                          <w:t xml:space="preserve">hazard</w:t>
+                        </w:r>
+                      </w:p>
+                    </w:tc>
+                    <w:tc>
+                      <w:tcPr/>
+                      <w:p>
+                        <w:pPr>
+                          <w:pStyle w:val="Compact"/>
+                          <w:jc w:val="center"/>
+                          <w:jc w:val="center"/>
+                        </w:pPr>
+                        <w:r>
+                          <w:t xml:space="preserve">surv_KM</w:t>
+                        </w:r>
+                      </w:p>
+                    </w:tc>
+                    <w:tc>
+                      <w:tcPr/>
+                      <w:p>
+                        <w:pPr>
+                          <w:pStyle w:val="Compact"/>
+                          <w:jc w:val="center"/>
+                          <w:jc w:val="center"/>
+                        </w:pPr>
+                        <w:r>
+                          <w:t xml:space="preserve">cusum_hazard</w:t>
+                        </w:r>
+                      </w:p>
+                    </w:tc>
+                    <w:tc>
+                      <w:tcPr/>
+                      <w:p>
+                        <w:pPr>
+                          <w:pStyle w:val="Compact"/>
+                          <w:jc w:val="center"/>
+                          <w:jc w:val="center"/>
+                        </w:pPr>
+                        <w:r>
+                          <w:t xml:space="preserve">surv_NA</w:t>
+                        </w:r>
+                      </w:p>
+                    </w:tc>
+                  </w:tr>
+                  <w:tr>
+                    <w:tc>
+                      <w:tcPr/>
+                      <w:p>
+                        <w:pPr>
+                          <w:pStyle w:val="Compact"/>
+                          <w:jc w:val="center"/>
+                          <w:jc w:val="center"/>
+                        </w:pPr>
+                        <w:r>
+                          <w:t xml:space="preserve">10</w:t>
+                        </w:r>
+                      </w:p>
+                    </w:tc>
+                    <w:tc>
+                      <w:tcPr/>
+                      <w:p>
+                        <w:pPr>
+                          <w:pStyle w:val="Compact"/>
+                          <w:jc w:val="center"/>
+                          <w:jc w:val="center"/>
+                        </w:pPr>
+                        <w:r>
+                          <w:t xml:space="preserve">7</w:t>
+                        </w:r>
+                      </w:p>
+                    </w:tc>
+                    <w:tc>
+                      <w:tcPr/>
+                      <w:p>
+                        <w:pPr>
+                          <w:pStyle w:val="Compact"/>
+                          <w:jc w:val="center"/>
+                          <w:jc w:val="center"/>
+                        </w:pPr>
+                        <w:r>
+                          <w:t xml:space="preserve">1</w:t>
+                        </w:r>
+                      </w:p>
+                    </w:tc>
+                    <w:tc>
+                      <w:tcPr/>
+                      <w:p>
+                        <w:pPr>
+                          <w:pStyle w:val="Compact"/>
+                          <w:jc w:val="center"/>
+                          <w:jc w:val="center"/>
+                        </w:pPr>
+                        <w:r>
+                          <w:t xml:space="preserve">0.1429</w:t>
+                        </w:r>
+                      </w:p>
+                    </w:tc>
+                    <w:tc>
+                      <w:tcPr/>
+                      <w:p>
+                        <w:pPr>
+                          <w:pStyle w:val="Compact"/>
+                          <w:jc w:val="center"/>
+                          <w:jc w:val="center"/>
+                        </w:pPr>
+                        <w:r>
+                          <w:t xml:space="preserve">0.8571</w:t>
+                        </w:r>
+                      </w:p>
+                    </w:tc>
+                    <w:tc>
+                      <w:tcPr/>
+                      <w:p>
+                        <w:pPr>
+                          <w:pStyle w:val="Compact"/>
+                          <w:jc w:val="center"/>
+                          <w:jc w:val="center"/>
+                        </w:pPr>
+                        <w:r>
+                          <w:t xml:space="preserve">0.1429</w:t>
+                        </w:r>
+                      </w:p>
+                    </w:tc>
+                    <w:tc>
+                      <w:tcPr/>
+                      <w:p>
+                        <w:pPr>
+                          <w:pStyle w:val="Compact"/>
+                          <w:jc w:val="center"/>
+                          <w:jc w:val="center"/>
+                        </w:pPr>
+                        <w:r>
+                          <w:t xml:space="preserve">0.8669</w:t>
+                        </w:r>
+                      </w:p>
+                    </w:tc>
+                  </w:tr>
+                  <w:tr>
+                    <w:tc>
+                      <w:tcPr/>
+                      <w:p>
+                        <w:pPr>
+                          <w:pStyle w:val="Compact"/>
+                          <w:jc w:val="center"/>
+                          <w:jc w:val="center"/>
+                        </w:pPr>
+                        <w:r>
+                          <w:t xml:space="preserve">14</w:t>
+                        </w:r>
+                      </w:p>
+                    </w:tc>
+                    <w:tc>
+                      <w:tcPr/>
+                      <w:p>
+                        <w:pPr>
+                          <w:pStyle w:val="Compact"/>
+                          <w:jc w:val="center"/>
+                          <w:jc w:val="center"/>
+                        </w:pPr>
+                        <w:r>
+                          <w:t xml:space="preserve">6</w:t>
+                        </w:r>
+                      </w:p>
+                    </w:tc>
+                    <w:tc>
+                      <w:tcPr/>
+                      <w:p>
+                        <w:pPr>
+                          <w:pStyle w:val="Compact"/>
+                          <w:jc w:val="center"/>
+                          <w:jc w:val="center"/>
+                        </w:pPr>
+                        <w:r>
+                          <w:t xml:space="preserve">1</w:t>
+                        </w:r>
+                      </w:p>
+                    </w:tc>
+                    <w:tc>
+                      <w:tcPr/>
+                      <w:p>
+                        <w:pPr>
+                          <w:pStyle w:val="Compact"/>
+                          <w:jc w:val="center"/>
+                          <w:jc w:val="center"/>
+                        </w:pPr>
+                        <w:r>
+                          <w:t xml:space="preserve">0.1667</w:t>
+                        </w:r>
+                      </w:p>
+                    </w:tc>
+                    <w:tc>
+                      <w:tcPr/>
+                      <w:p>
+                        <w:pPr>
+                          <w:pStyle w:val="Compact"/>
+                          <w:jc w:val="center"/>
+                          <w:jc w:val="center"/>
+                        </w:pPr>
+                        <w:r>
+                          <w:t xml:space="preserve">0.7143</w:t>
+                        </w:r>
+                      </w:p>
+                    </w:tc>
+                    <w:tc>
+                      <w:tcPr/>
+                      <w:p>
+                        <w:pPr>
+                          <w:pStyle w:val="Compact"/>
+                          <w:jc w:val="center"/>
+                          <w:jc w:val="center"/>
+                        </w:pPr>
+                        <w:r>
+                          <w:t xml:space="preserve">0.3095</w:t>
+                        </w:r>
+                      </w:p>
+                    </w:tc>
+                    <w:tc>
+                      <w:tcPr/>
+                      <w:p>
+                        <w:pPr>
+                          <w:pStyle w:val="Compact"/>
+                          <w:jc w:val="center"/>
+                          <w:jc w:val="center"/>
+                        </w:pPr>
+                        <w:r>
+                          <w:t xml:space="preserve">0.7338</w:t>
+                        </w:r>
+                      </w:p>
+                    </w:tc>
+                  </w:tr>
+                  <w:tr>
+                    <w:tc>
+                      <w:tcPr/>
+                      <w:p>
+                        <w:pPr>
+                          <w:pStyle w:val="Compact"/>
+                          <w:jc w:val="center"/>
+                          <w:jc w:val="center"/>
+                        </w:pPr>
+                        <w:r>
+                          <w:t xml:space="preserve">15</w:t>
+                        </w:r>
+                      </w:p>
+                    </w:tc>
+                    <w:tc>
+                      <w:tcPr/>
+                      <w:p>
+                        <w:pPr>
+                          <w:pStyle w:val="Compact"/>
+                          <w:jc w:val="center"/>
+                          <w:jc w:val="center"/>
+                        </w:pPr>
+                        <w:r>
+                          <w:t xml:space="preserve">4</w:t>
+                        </w:r>
+                      </w:p>
+                    </w:tc>
+                    <w:tc>
+                      <w:tcPr/>
+                      <w:p>
+                        <w:pPr>
+                          <w:pStyle w:val="Compact"/>
+                          <w:jc w:val="center"/>
+                          <w:jc w:val="center"/>
+                        </w:pPr>
+                        <w:r>
+                          <w:t xml:space="preserve">0</w:t>
+                        </w:r>
+                      </w:p>
+                    </w:tc>
+                    <w:tc>
+                      <w:tcPr/>
+                      <w:p>
+                        <w:pPr>
+                          <w:pStyle w:val="Compact"/>
+                          <w:jc w:val="center"/>
+                          <w:jc w:val="center"/>
+                        </w:pPr>
+                        <w:r>
+                          <w:t xml:space="preserve">0</w:t>
+                        </w:r>
+                      </w:p>
+                    </w:tc>
+                    <w:tc>
+                      <w:tcPr/>
+                      <w:p>
+                        <w:pPr>
+                          <w:pStyle w:val="Compact"/>
+                          <w:jc w:val="center"/>
+                          <w:jc w:val="center"/>
+                        </w:pPr>
+                        <w:r>
+                          <w:t xml:space="preserve">0.7143</w:t>
+                        </w:r>
+                      </w:p>
+                    </w:tc>
+                    <w:tc>
+                      <w:tcPr/>
+                      <w:p>
+                        <w:pPr>
+                          <w:pStyle w:val="Compact"/>
+                          <w:jc w:val="center"/>
+                          <w:jc w:val="center"/>
+                        </w:pPr>
+                        <w:r>
+                          <w:t xml:space="preserve">0.3095</w:t>
+                        </w:r>
+                      </w:p>
+                    </w:tc>
+                    <w:tc>
+                      <w:tcPr/>
+                      <w:p>
+                        <w:pPr>
+                          <w:pStyle w:val="Compact"/>
+                          <w:jc w:val="center"/>
+                          <w:jc w:val="center"/>
+                        </w:pPr>
+                        <w:r>
+                          <w:t xml:space="preserve">0.7338</w:t>
+                        </w:r>
+                      </w:p>
+                    </w:tc>
+                  </w:tr>
+                  <w:tr>
+                    <w:tc>
+                      <w:tcPr/>
+                      <w:p>
+                        <w:pPr>
+                          <w:pStyle w:val="Compact"/>
+                          <w:jc w:val="center"/>
+                          <w:jc w:val="center"/>
+                        </w:pPr>
+                        <w:r>
+                          <w:t xml:space="preserve">18</w:t>
+                        </w:r>
+                      </w:p>
+                    </w:tc>
+                    <w:tc>
+                      <w:tcPr/>
+                      <w:p>
+                        <w:pPr>
+                          <w:pStyle w:val="Compact"/>
+                          <w:jc w:val="center"/>
+                          <w:jc w:val="center"/>
+                        </w:pPr>
+                        <w:r>
+                          <w:t xml:space="preserve">3</w:t>
+                        </w:r>
+                      </w:p>
+                    </w:tc>
+                    <w:tc>
+                      <w:tcPr/>
+                      <w:p>
+                        <w:pPr>
+                          <w:pStyle w:val="Compact"/>
+                          <w:jc w:val="center"/>
+                          <w:jc w:val="center"/>
+                        </w:pPr>
+                        <w:r>
+                          <w:t xml:space="preserve">1</w:t>
+                        </w:r>
+                      </w:p>
+                    </w:tc>
+                    <w:tc>
+                      <w:tcPr/>
+                      <w:p>
+                        <w:pPr>
+                          <w:pStyle w:val="Compact"/>
+                          <w:jc w:val="center"/>
+                          <w:jc w:val="center"/>
+                        </w:pPr>
+                        <w:r>
+                          <w:t xml:space="preserve">0.3333</w:t>
+                        </w:r>
+                      </w:p>
+                    </w:tc>
+                    <w:tc>
+                      <w:tcPr/>
+                      <w:p>
+                        <w:pPr>
+                          <w:pStyle w:val="Compact"/>
+                          <w:jc w:val="center"/>
+                          <w:jc w:val="center"/>
+                        </w:pPr>
+                        <w:r>
+                          <w:t xml:space="preserve">0.4762</w:t>
+                        </w:r>
+                      </w:p>
+                    </w:tc>
+                    <w:tc>
+                      <w:tcPr/>
+                      <w:p>
+                        <w:pPr>
+                          <w:pStyle w:val="Compact"/>
+                          <w:jc w:val="center"/>
+                          <w:jc w:val="center"/>
+                        </w:pPr>
+                        <w:r>
+                          <w:t xml:space="preserve">0.6429</w:t>
+                        </w:r>
+                      </w:p>
+                    </w:tc>
+                    <w:tc>
+                      <w:tcPr/>
+                      <w:p>
+                        <w:pPr>
+                          <w:pStyle w:val="Compact"/>
+                          <w:jc w:val="center"/>
+                          <w:jc w:val="center"/>
+                        </w:pPr>
+                        <w:r>
+                          <w:t xml:space="preserve">0.5258</w:t>
+                        </w:r>
+                      </w:p>
+                    </w:tc>
+                  </w:tr>
+                  <w:tr>
+                    <w:tc>
+                      <w:tcPr/>
+                      <w:p>
+                        <w:pPr>
+                          <w:pStyle w:val="Compact"/>
+                          <w:jc w:val="center"/>
+                          <w:jc w:val="center"/>
+                        </w:pPr>
+                        <w:r>
+                          <w:t xml:space="preserve">21</w:t>
+                        </w:r>
+                      </w:p>
+                    </w:tc>
+                    <w:tc>
+                      <w:tcPr/>
+                      <w:p>
+                        <w:pPr>
+                          <w:pStyle w:val="Compact"/>
+                          <w:jc w:val="center"/>
+                          <w:jc w:val="center"/>
+                        </w:pPr>
+                        <w:r>
+                          <w:t xml:space="preserve">2</w:t>
+                        </w:r>
+                      </w:p>
+                    </w:tc>
+                    <w:tc>
+                      <w:tcPr/>
+                      <w:p>
+                        <w:pPr>
+                          <w:pStyle w:val="Compact"/>
+                          <w:jc w:val="center"/>
+                          <w:jc w:val="center"/>
+                        </w:pPr>
+                        <w:r>
+                          <w:t xml:space="preserve">1</w:t>
+                        </w:r>
+                      </w:p>
+                    </w:tc>
+                    <w:tc>
+                      <w:tcPr/>
+                      <w:p>
+                        <w:pPr>
+                          <w:pStyle w:val="Compact"/>
+                          <w:jc w:val="center"/>
+                          <w:jc w:val="center"/>
+                        </w:pPr>
+                        <w:r>
+                          <w:t xml:space="preserve">0.5</w:t>
+                        </w:r>
+                      </w:p>
+                    </w:tc>
+                    <w:tc>
+                      <w:tcPr/>
+                      <w:p>
+                        <w:pPr>
+                          <w:pStyle w:val="Compact"/>
+                          <w:jc w:val="center"/>
+                          <w:jc w:val="center"/>
+                        </w:pPr>
+                        <w:r>
+                          <w:t xml:space="preserve">0.2381</w:t>
+                        </w:r>
+                      </w:p>
+                    </w:tc>
+                    <w:tc>
+                      <w:tcPr/>
+                      <w:p>
+                        <w:pPr>
+                          <w:pStyle w:val="Compact"/>
+                          <w:jc w:val="center"/>
+                          <w:jc w:val="center"/>
+                        </w:pPr>
+                        <w:r>
+                          <w:t xml:space="preserve">1.143</w:t>
+                        </w:r>
+                      </w:p>
+                    </w:tc>
+                    <w:tc>
+                      <w:tcPr/>
+                      <w:p>
+                        <w:pPr>
+                          <w:pStyle w:val="Compact"/>
+                          <w:jc w:val="center"/>
+                          <w:jc w:val="center"/>
+                        </w:pPr>
+                        <w:r>
+                          <w:t xml:space="preserve">0.3189</w:t>
+                        </w:r>
+                      </w:p>
+                    </w:tc>
+                  </w:tr>
+                  <w:tr>
+                    <w:tc>
+                      <w:tcPr/>
+                      <w:p>
+                        <w:pPr>
+                          <w:pStyle w:val="Compact"/>
+                          <w:jc w:val="center"/>
+                          <w:jc w:val="center"/>
+                        </w:pPr>
+                        <w:r>
+                          <w:t xml:space="preserve">25</w:t>
+                        </w:r>
+                      </w:p>
+                    </w:tc>
+                    <w:tc>
+                      <w:tcPr/>
+                      <w:p>
+                        <w:pPr>
+                          <w:pStyle w:val="Compact"/>
+                          <w:jc w:val="center"/>
+                          <w:jc w:val="center"/>
+                        </w:pPr>
+                        <w:r>
+                          <w:t xml:space="preserve">1</w:t>
+                        </w:r>
+                      </w:p>
+                    </w:tc>
+                    <w:tc>
+                      <w:tcPr/>
+                      <w:p>
+                        <w:pPr>
+                          <w:pStyle w:val="Compact"/>
+                          <w:jc w:val="center"/>
+                          <w:jc w:val="center"/>
+                        </w:pPr>
+                        <w:r>
+                          <w:t xml:space="preserve">1</w:t>
+                        </w:r>
+                      </w:p>
+                    </w:tc>
+                    <w:tc>
+                      <w:tcPr/>
+                      <w:p>
+                        <w:pPr>
+                          <w:pStyle w:val="Compact"/>
+                          <w:jc w:val="center"/>
+                          <w:jc w:val="center"/>
+                        </w:pPr>
+                        <w:r>
+                          <w:t xml:space="preserve">1</w:t>
+                        </w:r>
+                      </w:p>
+                    </w:tc>
+                    <w:tc>
+                      <w:tcPr/>
+                      <w:p>
+                        <w:pPr>
+                          <w:pStyle w:val="Compact"/>
+                          <w:jc w:val="center"/>
+                          <w:jc w:val="center"/>
+                        </w:pPr>
+                        <w:r>
+                          <w:t xml:space="preserve">0</w:t>
+                        </w:r>
+                      </w:p>
+                    </w:tc>
+                    <w:tc>
+                      <w:tcPr/>
+                      <w:p>
+                        <w:pPr>
+                          <w:pStyle w:val="Compact"/>
+                          <w:jc w:val="center"/>
+                          <w:jc w:val="center"/>
+                        </w:pPr>
+                        <w:r>
+                          <w:t xml:space="preserve">2.143</w:t>
+                        </w:r>
+                      </w:p>
+                    </w:tc>
+                    <w:tc>
+                      <w:tcPr/>
+                      <w:p>
+                        <w:pPr>
+                          <w:pStyle w:val="Compact"/>
+                          <w:jc w:val="center"/>
+                          <w:jc w:val="center"/>
+                        </w:pPr>
+                        <w:r>
+                          <w:t xml:space="preserve">0.1173</w:t>
+                        </w:r>
+                      </w:p>
+                    </w:tc>
+                  </w:tr>
+                </w:tbl>
+                <w:bookmarkEnd w:id="18"/>
+                <w:p/>
               </w:tc>
             </w:tr>
           </w:tbl>
-          <w:bookmarkEnd w:id="18"/>
-          <w:p/>
         </w:tc>
       </w:tr>
     </w:tbl>
@@ -8208,687 +8245,724 @@
     <w:tbl>
       <w:tblPr>
         <w:tblStyle w:val="Table"/>
-        <w:tblW w:type="pct" w:w="5000"/>
-        <w:tblLayout w:type="fixed"/>
+        <w:tblInd w:w="164" w:type="dxa"/>
+        <w:tblBorders>
+          <w:left w:val="single" w:sz="24" w:space="0" w:color="909090"/>
+        </w:tblBorders>
+        <w:tblCellMar>
+          <w:left w:w="0" w:type="dxa"/>
+          <w:right w:w="0" w:type="dxa"/>
+        </w:tblCellMar>
         <w:tblLook w:firstRow="0" w:lastRow="0" w:firstColumn="0" w:lastColumn="0" w:noHBand="0" w:noVBand="0" w:val="0000"/>
       </w:tblPr>
       <w:tblGrid>
         <w:gridCol w:w="7920"/>
       </w:tblGrid>
       <w:tr>
+        <w:trPr>
+          <w:cantSplit/>
+        </w:trPr>
         <w:tc>
-          <w:tcPr/>
-          <w:bookmarkStart w:id="43" w:name="tbl-wcgs"/>
+          <w:tcPr>
+            <w:tcMar>
+              <w:left w:w="144" w:type="dxa"/>
+            </w:tcMar>
+          </w:tcPr>
           <w:p>
             <w:pPr>
-              <w:jc w:val="center"/>
+              <w:pStyle w:val="BodyText"/>
             </w:pPr>
             <w:pPr>
-              <w:jc w:val="left"/>
-              <w:spacing w:before="200"/>
-              <w:pStyle w:val="ImageCaption"/>
+              <w:spacing w:before="16" w:after="64"/>
             </w:pPr>
-            <w:r>
-              <w:t xml:space="preserve">Table 2: Cox PH regression for the WCGS CHD data</w:t>
-            </w:r>
           </w:p>
           <w:tbl>
             <w:tblPr>
               <w:tblStyle w:val="Table"/>
               <w:tblW w:type="pct" w:w="5000"/>
               <w:tblLayout w:type="fixed"/>
-              <w:tblLook w:firstRow="1" w:lastRow="0" w:firstColumn="0" w:lastColumn="0" w:noHBand="0" w:noVBand="0" w:val="0020"/>
+              <w:tblLook w:firstRow="0" w:lastRow="0" w:firstColumn="0" w:lastColumn="0" w:noHBand="0" w:noVBand="0" w:val="0000"/>
             </w:tblPr>
             <w:tblGrid>
-              <w:gridCol w:w="2178"/>
-              <w:gridCol w:w="2178"/>
-              <w:gridCol w:w="1584"/>
-              <w:gridCol w:w="1485"/>
-              <w:gridCol w:w="495"/>
+              <w:gridCol w:w="7920"/>
             </w:tblGrid>
-            <w:tr>
-              <w:trPr>
-                <w:tblHeader w:val="on"/>
-              </w:trPr>
-              <w:tc>
-                <w:tcPr/>
-                <w:p>
-                  <w:pPr>
-                    <w:pStyle w:val="Compact"/>
-                    <w:jc w:val="left"/>
-                    <w:jc w:val="center"/>
-                  </w:pPr>
-                  <w:r>
-                    <w:t xml:space="preserve">Characteristic</w:t>
-                  </w:r>
-                </w:p>
-              </w:tc>
-              <w:tc>
-                <w:tcPr/>
-                <w:p>
-                  <w:pPr>
-                    <w:pStyle w:val="Compact"/>
-                    <w:jc w:val="center"/>
-                    <w:jc w:val="center"/>
-                  </w:pPr>
-                  <m:oMath>
-                    <m:r>
-                      <m:rPr>
-                        <m:sty m:val="p"/>
-                      </m:rPr>
-                      <m:t>log</m:t>
-                    </m:r>
-                    <m:r>
-                      <m:rPr>
-                        <m:sty m:val="p"/>
-                      </m:rPr>
-                      <m:t>(</m:t>
-                    </m:r>
-                    <m:acc>
-                      <m:accPr>
-                        <m:chr m:val="̂"/>
-                      </m:accPr>
-                      <m:e>
-                        <m:r>
-                          <m:t>H</m:t>
-                        </m:r>
-                        <m:r>
-                          <m:t>R</m:t>
-                        </m:r>
-                      </m:e>
-                    </m:acc>
-                    <m:r>
-                      <m:rPr>
-                        <m:sty m:val="p"/>
-                      </m:rPr>
-                      <m:t>)</m:t>
-                    </m:r>
-                  </m:oMath>
-                  <w:r>
-                    <w:t xml:space="preserve">​</w:t>
-                  </w:r>
-                </w:p>
-              </w:tc>
-              <w:tc>
-                <w:tcPr/>
-                <w:p>
-                  <w:pPr>
-                    <w:pStyle w:val="Compact"/>
-                    <w:jc w:val="center"/>
-                    <w:jc w:val="center"/>
-                  </w:pPr>
-                  <m:oMath>
-                    <m:acc>
-                      <m:accPr>
-                        <m:chr m:val="̂"/>
-                      </m:accPr>
-                      <m:e>
-                        <m:r>
-                          <m:t>H</m:t>
-                        </m:r>
-                        <m:r>
-                          <m:t>R</m:t>
-                        </m:r>
-                      </m:e>
-                    </m:acc>
-                  </m:oMath>
-                  <w:r>
-                    <w:t xml:space="preserve">​</w:t>
-                  </w:r>
-                </w:p>
-              </w:tc>
-              <w:tc>
-                <w:tcPr/>
-                <w:p>
-                  <w:pPr>
-                    <w:pStyle w:val="Compact"/>
-                    <w:jc w:val="center"/>
-                    <w:jc w:val="center"/>
-                  </w:pPr>
-                  <w:r>
-                    <w:t xml:space="preserve">95% CI for HR</w:t>
-                  </w:r>
-                </w:p>
-              </w:tc>
-              <w:tc>
-                <w:tcPr/>
-                <w:p>
-                  <w:pPr>
-                    <w:pStyle w:val="Compact"/>
-                    <w:jc w:val="center"/>
-                    <w:jc w:val="center"/>
-                  </w:pPr>
-                  <m:oMath>
-                    <m:r>
-                      <m:t>p</m:t>
-                    </m:r>
-                  </m:oMath>
-                  <w:r>
-                    <w:t xml:space="preserve">​</w:t>
-                  </w:r>
-                </w:p>
-              </w:tc>
-            </w:tr>
             <w:tr>
               <w:tc>
                 <w:tcPr/>
+                <w:bookmarkStart w:id="43" w:name="tbl-wcgs"/>
                 <w:p>
                   <w:pPr>
-                    <w:pStyle w:val="Compact"/>
-                    <w:jc w:val="left"/>
                     <w:jc w:val="center"/>
                   </w:pPr>
+                  <w:pPr>
+                    <w:jc w:val="left"/>
+                    <w:spacing w:before="200"/>
+                    <w:pStyle w:val="ImageCaption"/>
+                  </w:pPr>
                   <w:r>
-                    <w:t xml:space="preserve">nonsmoker (ref.)</w:t>
+                    <w:t xml:space="preserve">Table 2: Cox PH regression for the WCGS CHD data</w:t>
                   </w:r>
                 </w:p>
-              </w:tc>
-              <w:tc>
-                <w:tcPr/>
-                <w:p>
-                  <w:pPr>
-                    <w:pStyle w:val="Compact"/>
-                    <w:jc w:val="center"/>
-                    <w:jc w:val="center"/>
-                  </w:pPr>
-                  <w:r>
-                    <w:t xml:space="preserve">–</w:t>
-                  </w:r>
-                </w:p>
-              </w:tc>
-              <w:tc>
-                <w:tcPr/>
-                <w:p>
-                  <w:pPr>
-                    <w:pStyle w:val="Compact"/>
-                    <w:jc w:val="center"/>
-                    <w:jc w:val="center"/>
-                  </w:pPr>
-                  <w:r>
-                    <w:t xml:space="preserve">–</w:t>
-                  </w:r>
-                </w:p>
-              </w:tc>
-              <w:tc>
-                <w:tcPr/>
-                <w:p>
-                  <w:pPr>
-                    <w:pStyle w:val="Compact"/>
-                    <w:jc w:val="center"/>
-                    <w:jc w:val="center"/>
-                  </w:pPr>
-                  <w:r>
-                    <w:t xml:space="preserve">–</w:t>
-                  </w:r>
-                </w:p>
-              </w:tc>
-              <w:tc>
-                <w:tcPr/>
-                <w:p>
-                  <w:pPr>
-                    <w:pStyle w:val="Compact"/>
-                    <w:jc w:val="center"/>
-                    <w:jc w:val="center"/>
-                  </w:pPr>
-                  <w:r>
-                    <w:t xml:space="preserve">–</w:t>
-                  </w:r>
-                </w:p>
-              </w:tc>
-            </w:tr>
-            <w:tr>
-              <w:tc>
-                <w:tcPr/>
-                <w:p>
-                  <w:pPr>
-                    <w:pStyle w:val="Compact"/>
-                    <w:jc w:val="left"/>
-                    <w:jc w:val="center"/>
-                  </w:pPr>
-                  <w:r>
-                    <w:t xml:space="preserve">light smoker (</w:t>
-                  </w:r>
-                  <m:oMath>
-                    <m:r>
-                      <m:t>L</m:t>
-                    </m:r>
-                  </m:oMath>
-                  <w:r>
-                    <w:t xml:space="preserve">)</w:t>
-                  </w:r>
-                </w:p>
-              </w:tc>
-              <w:tc>
-                <w:tcPr/>
-                <w:p>
-                  <w:pPr>
-                    <w:pStyle w:val="Compact"/>
-                    <w:jc w:val="center"/>
-                    <w:jc w:val="center"/>
-                  </w:pPr>
-                  <w:r>
-                    <w:t xml:space="preserve">0.36</w:t>
-                  </w:r>
-                </w:p>
-              </w:tc>
-              <w:tc>
-                <w:tcPr/>
-                <w:p>
-                  <w:pPr>
-                    <w:pStyle w:val="Compact"/>
-                    <w:jc w:val="center"/>
-                    <w:jc w:val="center"/>
-                  </w:pPr>
-                  <w:r>
-                    <w:t xml:space="preserve">1.43</w:t>
-                  </w:r>
-                </w:p>
-              </w:tc>
-              <w:tc>
-                <w:tcPr/>
-                <w:p>
-                  <w:pPr>
-                    <w:pStyle w:val="Compact"/>
-                    <w:jc w:val="center"/>
-                    <w:jc w:val="center"/>
-                  </w:pPr>
-                  <w:r>
-                    <w:t xml:space="preserve">(1.05, 1.95)</w:t>
-                  </w:r>
-                </w:p>
-              </w:tc>
-              <w:tc>
-                <w:tcPr/>
-                <w:p>
-                  <w:pPr>
-                    <w:pStyle w:val="Compact"/>
-                    <w:jc w:val="center"/>
-                    <w:jc w:val="center"/>
-                  </w:pPr>
-                  <w:r>
-                    <w:t xml:space="preserve">0.023</w:t>
-                  </w:r>
-                </w:p>
-              </w:tc>
-            </w:tr>
-            <w:tr>
-              <w:tc>
-                <w:tcPr/>
-                <w:p>
-                  <w:pPr>
-                    <w:pStyle w:val="Compact"/>
-                    <w:jc w:val="left"/>
-                    <w:jc w:val="center"/>
-                  </w:pPr>
-                  <w:r>
-                    <w:t xml:space="preserve">heavy smoker (</w:t>
-                  </w:r>
-                  <m:oMath>
-                    <m:r>
-                      <m:t>H</m:t>
-                    </m:r>
-                  </m:oMath>
-                  <w:r>
-                    <w:t xml:space="preserve">)</w:t>
-                  </w:r>
-                </w:p>
-              </w:tc>
-              <w:tc>
-                <w:tcPr/>
-                <w:p>
-                  <w:pPr>
-                    <w:pStyle w:val="Compact"/>
-                    <w:jc w:val="center"/>
-                    <w:jc w:val="center"/>
-                  </w:pPr>
-                  <w:r>
-                    <w:t xml:space="preserve">0.78</w:t>
-                  </w:r>
-                </w:p>
-              </w:tc>
-              <w:tc>
-                <w:tcPr/>
-                <w:p>
-                  <w:pPr>
-                    <w:pStyle w:val="Compact"/>
-                    <w:jc w:val="center"/>
-                    <w:jc w:val="center"/>
-                  </w:pPr>
-                  <w:r>
-                    <w:t xml:space="preserve">2.18</w:t>
-                  </w:r>
-                </w:p>
-              </w:tc>
-              <w:tc>
-                <w:tcPr/>
-                <w:p>
-                  <w:pPr>
-                    <w:pStyle w:val="Compact"/>
-                    <w:jc w:val="center"/>
-                    <w:jc w:val="center"/>
-                  </w:pPr>
-                  <w:r>
-                    <w:t xml:space="preserve">(1.63, 2.91)</w:t>
-                  </w:r>
-                </w:p>
-              </w:tc>
-              <w:tc>
-                <w:tcPr/>
-                <w:p>
-                  <w:pPr>
-                    <w:pStyle w:val="Compact"/>
-                    <w:jc w:val="center"/>
-                    <w:jc w:val="center"/>
-                  </w:pPr>
-                  <w:r>
-                    <w:t xml:space="preserve">&lt; 0.001</w:t>
-                  </w:r>
-                </w:p>
-              </w:tc>
-            </w:tr>
-            <w:tr>
-              <w:tc>
-                <w:tcPr/>
-                <w:p>
-                  <w:pPr>
-                    <w:pStyle w:val="Compact"/>
-                    <w:jc w:val="left"/>
-                    <w:jc w:val="center"/>
-                  </w:pPr>
-                  <w:r>
-                    <w:t xml:space="preserve">age per decade (</w:t>
-                  </w:r>
-                  <m:oMath>
-                    <m:r>
-                      <m:t>A</m:t>
-                    </m:r>
-                  </m:oMath>
-                  <w:r>
-                    <w:t xml:space="preserve">)</w:t>
-                  </w:r>
-                </w:p>
-              </w:tc>
-              <w:tc>
-                <w:tcPr/>
-                <w:p>
-                  <w:pPr>
-                    <w:pStyle w:val="Compact"/>
-                    <w:jc w:val="center"/>
-                    <w:jc w:val="center"/>
-                  </w:pPr>
-                  <w:r>
-                    <w:t xml:space="preserve">0.66</w:t>
-                  </w:r>
-                </w:p>
-              </w:tc>
-              <w:tc>
-                <w:tcPr/>
-                <w:p>
-                  <w:pPr>
-                    <w:pStyle w:val="Compact"/>
-                    <w:jc w:val="center"/>
-                    <w:jc w:val="center"/>
-                  </w:pPr>
-                  <w:r>
-                    <w:t xml:space="preserve">1.94</w:t>
-                  </w:r>
-                </w:p>
-              </w:tc>
-              <w:tc>
-                <w:tcPr/>
-                <w:p>
-                  <w:pPr>
-                    <w:pStyle w:val="Compact"/>
-                    <w:jc w:val="center"/>
-                    <w:jc w:val="center"/>
-                  </w:pPr>
-                  <w:r>
-                    <w:t xml:space="preserve">(1.56, 2.40)</w:t>
-                  </w:r>
-                </w:p>
-              </w:tc>
-              <w:tc>
-                <w:tcPr/>
-                <w:p>
-                  <w:pPr>
-                    <w:pStyle w:val="Compact"/>
-                    <w:jc w:val="center"/>
-                    <w:jc w:val="center"/>
-                  </w:pPr>
-                  <w:r>
-                    <w:t xml:space="preserve">&lt; 0.001</w:t>
-                  </w:r>
-                </w:p>
-              </w:tc>
-            </w:tr>
-            <w:tr>
-              <w:tc>
-                <w:tcPr/>
-                <w:p>
-                  <w:pPr>
-                    <w:pStyle w:val="Compact"/>
-                    <w:jc w:val="left"/>
-                    <w:jc w:val="center"/>
-                  </w:pPr>
-                  <w:r>
-                    <w:t xml:space="preserve">behavior type A (</w:t>
-                  </w:r>
-                  <m:oMath>
-                    <m:r>
-                      <m:t>P</m:t>
-                    </m:r>
-                  </m:oMath>
-                  <w:r>
-                    <w:t xml:space="preserve">)</w:t>
-                  </w:r>
-                </w:p>
-              </w:tc>
-              <w:tc>
-                <w:tcPr/>
-                <w:p>
-                  <w:pPr>
-                    <w:pStyle w:val="Compact"/>
-                    <w:jc w:val="center"/>
-                    <w:jc w:val="center"/>
-                  </w:pPr>
-                  <w:r>
-                    <w:t xml:space="preserve">0.73</w:t>
-                  </w:r>
-                </w:p>
-              </w:tc>
-              <w:tc>
-                <w:tcPr/>
-                <w:p>
-                  <w:pPr>
-                    <w:pStyle w:val="Compact"/>
-                    <w:jc w:val="center"/>
-                    <w:jc w:val="center"/>
-                  </w:pPr>
-                  <w:r>
-                    <w:t xml:space="preserve">2.06</w:t>
-                  </w:r>
-                </w:p>
-              </w:tc>
-              <w:tc>
-                <w:tcPr/>
-                <w:p>
-                  <w:pPr>
-                    <w:pStyle w:val="Compact"/>
-                    <w:jc w:val="center"/>
-                    <w:jc w:val="center"/>
-                  </w:pPr>
-                  <w:r>
-                    <w:t xml:space="preserve">(1.58, 2.70)</w:t>
-                  </w:r>
-                </w:p>
-              </w:tc>
-              <w:tc>
-                <w:tcPr/>
-                <w:p>
-                  <w:pPr>
-                    <w:pStyle w:val="Compact"/>
-                    <w:jc w:val="center"/>
-                    <w:jc w:val="center"/>
-                  </w:pPr>
-                  <w:r>
-                    <w:t xml:space="preserve">&lt; 0.001</w:t>
-                  </w:r>
-                </w:p>
-              </w:tc>
-            </w:tr>
-            <w:tr>
-              <w:tc>
-                <w:tcPr/>
-                <w:p>
-                  <w:pPr>
-                    <w:pStyle w:val="Compact"/>
-                    <w:jc w:val="left"/>
-                    <w:jc w:val="center"/>
-                  </w:pPr>
-                  <w:r>
-                    <w:t xml:space="preserve">overweight (</w:t>
-                  </w:r>
-                  <m:oMath>
-                    <m:r>
-                      <m:t>B</m:t>
-                    </m:r>
-                  </m:oMath>
-                  <w:r>
-                    <w:t xml:space="preserve">)</w:t>
-                  </w:r>
-                </w:p>
-              </w:tc>
-              <w:tc>
-                <w:tcPr/>
-                <w:p>
-                  <w:pPr>
-                    <w:pStyle w:val="Compact"/>
-                    <w:jc w:val="center"/>
-                    <w:jc w:val="center"/>
-                  </w:pPr>
-                  <w:r>
-                    <w:t xml:space="preserve">0.30</w:t>
-                  </w:r>
-                </w:p>
-              </w:tc>
-              <w:tc>
-                <w:tcPr/>
-                <w:p>
-                  <w:pPr>
-                    <w:pStyle w:val="Compact"/>
-                    <w:jc w:val="center"/>
-                    <w:jc w:val="center"/>
-                  </w:pPr>
-                  <w:r>
-                    <w:t xml:space="preserve">1.34</w:t>
-                  </w:r>
-                </w:p>
-              </w:tc>
-              <w:tc>
-                <w:tcPr/>
-                <w:p>
-                  <w:pPr>
-                    <w:pStyle w:val="Compact"/>
-                    <w:jc w:val="center"/>
-                    <w:jc w:val="center"/>
-                  </w:pPr>
-                  <w:r>
-                    <w:t xml:space="preserve">(1.05, 1.72)</w:t>
-                  </w:r>
-                </w:p>
-              </w:tc>
-              <w:tc>
-                <w:tcPr/>
-                <w:p>
-                  <w:pPr>
-                    <w:pStyle w:val="Compact"/>
-                    <w:jc w:val="center"/>
-                    <w:jc w:val="center"/>
-                  </w:pPr>
-                  <w:r>
-                    <w:t xml:space="preserve">0.019</w:t>
-                  </w:r>
-                </w:p>
-              </w:tc>
-            </w:tr>
-            <w:tr>
-              <w:tc>
-                <w:tcPr/>
-                <w:p>
-                  <w:pPr>
-                    <w:pStyle w:val="Compact"/>
-                    <w:jc w:val="left"/>
-                    <w:jc w:val="center"/>
-                  </w:pPr>
-                  <w:r>
-                    <w:t xml:space="preserve">high cholesterol (</w:t>
-                  </w:r>
-                  <m:oMath>
-                    <m:r>
-                      <m:t>C</m:t>
-                    </m:r>
-                  </m:oMath>
-                  <w:r>
-                    <w:t xml:space="preserve">)</w:t>
-                  </w:r>
-                </w:p>
-              </w:tc>
-              <w:tc>
-                <w:tcPr/>
-                <w:p>
-                  <w:pPr>
-                    <w:pStyle w:val="Compact"/>
-                    <w:jc w:val="center"/>
-                    <w:jc w:val="center"/>
-                  </w:pPr>
-                  <w:r>
-                    <w:t xml:space="preserve">0.75</w:t>
-                  </w:r>
-                </w:p>
-              </w:tc>
-              <w:tc>
-                <w:tcPr/>
-                <w:p>
-                  <w:pPr>
-                    <w:pStyle w:val="Compact"/>
-                    <w:jc w:val="center"/>
-                    <w:jc w:val="center"/>
-                  </w:pPr>
-                  <w:r>
-                    <w:t xml:space="preserve">2.12</w:t>
-                  </w:r>
-                </w:p>
-              </w:tc>
-              <w:tc>
-                <w:tcPr/>
-                <w:p>
-                  <w:pPr>
-                    <w:pStyle w:val="Compact"/>
-                    <w:jc w:val="center"/>
-                    <w:jc w:val="center"/>
-                  </w:pPr>
-                  <w:r>
-                    <w:t xml:space="preserve">(1.65, 2.71)</w:t>
-                  </w:r>
-                </w:p>
-              </w:tc>
-              <w:tc>
-                <w:tcPr/>
-                <w:p>
-                  <w:pPr>
-                    <w:pStyle w:val="Compact"/>
-                    <w:jc w:val="center"/>
-                    <w:jc w:val="center"/>
-                  </w:pPr>
-                  <w:r>
-                    <w:t xml:space="preserve">&lt; 0.001</w:t>
-                  </w:r>
-                </w:p>
+                <w:tbl>
+                  <w:tblPr>
+                    <w:tblStyle w:val="Table"/>
+                    <w:tblW w:type="pct" w:w="5000"/>
+                    <w:tblLayout w:type="fixed"/>
+                    <w:tblLook w:firstRow="1" w:lastRow="0" w:firstColumn="0" w:lastColumn="0" w:noHBand="0" w:noVBand="0" w:val="0020"/>
+                  </w:tblPr>
+                  <w:tblGrid>
+                    <w:gridCol w:w="2178"/>
+                    <w:gridCol w:w="2178"/>
+                    <w:gridCol w:w="1584"/>
+                    <w:gridCol w:w="1485"/>
+                    <w:gridCol w:w="495"/>
+                  </w:tblGrid>
+                  <w:tr>
+                    <w:trPr>
+                      <w:tblHeader w:val="on"/>
+                    </w:trPr>
+                    <w:tc>
+                      <w:tcPr/>
+                      <w:p>
+                        <w:pPr>
+                          <w:pStyle w:val="Compact"/>
+                          <w:jc w:val="left"/>
+                          <w:jc w:val="center"/>
+                        </w:pPr>
+                        <w:r>
+                          <w:t xml:space="preserve">Characteristic</w:t>
+                        </w:r>
+                      </w:p>
+                    </w:tc>
+                    <w:tc>
+                      <w:tcPr/>
+                      <w:p>
+                        <w:pPr>
+                          <w:pStyle w:val="Compact"/>
+                          <w:jc w:val="center"/>
+                          <w:jc w:val="center"/>
+                        </w:pPr>
+                        <m:oMath>
+                          <m:r>
+                            <m:rPr>
+                              <m:sty m:val="p"/>
+                            </m:rPr>
+                            <m:t>log</m:t>
+                          </m:r>
+                          <m:r>
+                            <m:rPr>
+                              <m:sty m:val="p"/>
+                            </m:rPr>
+                            <m:t>(</m:t>
+                          </m:r>
+                          <m:acc>
+                            <m:accPr>
+                              <m:chr m:val="̂"/>
+                            </m:accPr>
+                            <m:e>
+                              <m:r>
+                                <m:t>H</m:t>
+                              </m:r>
+                              <m:r>
+                                <m:t>R</m:t>
+                              </m:r>
+                            </m:e>
+                          </m:acc>
+                          <m:r>
+                            <m:rPr>
+                              <m:sty m:val="p"/>
+                            </m:rPr>
+                            <m:t>)</m:t>
+                          </m:r>
+                        </m:oMath>
+                        <w:r>
+                          <w:t xml:space="preserve">​</w:t>
+                        </w:r>
+                      </w:p>
+                    </w:tc>
+                    <w:tc>
+                      <w:tcPr/>
+                      <w:p>
+                        <w:pPr>
+                          <w:pStyle w:val="Compact"/>
+                          <w:jc w:val="center"/>
+                          <w:jc w:val="center"/>
+                        </w:pPr>
+                        <m:oMath>
+                          <m:acc>
+                            <m:accPr>
+                              <m:chr m:val="̂"/>
+                            </m:accPr>
+                            <m:e>
+                              <m:r>
+                                <m:t>H</m:t>
+                              </m:r>
+                              <m:r>
+                                <m:t>R</m:t>
+                              </m:r>
+                            </m:e>
+                          </m:acc>
+                        </m:oMath>
+                        <w:r>
+                          <w:t xml:space="preserve">​</w:t>
+                        </w:r>
+                      </w:p>
+                    </w:tc>
+                    <w:tc>
+                      <w:tcPr/>
+                      <w:p>
+                        <w:pPr>
+                          <w:pStyle w:val="Compact"/>
+                          <w:jc w:val="center"/>
+                          <w:jc w:val="center"/>
+                        </w:pPr>
+                        <w:r>
+                          <w:t xml:space="preserve">95% CI for HR</w:t>
+                        </w:r>
+                      </w:p>
+                    </w:tc>
+                    <w:tc>
+                      <w:tcPr/>
+                      <w:p>
+                        <w:pPr>
+                          <w:pStyle w:val="Compact"/>
+                          <w:jc w:val="center"/>
+                          <w:jc w:val="center"/>
+                        </w:pPr>
+                        <m:oMath>
+                          <m:r>
+                            <m:t>p</m:t>
+                          </m:r>
+                        </m:oMath>
+                        <w:r>
+                          <w:t xml:space="preserve">​</w:t>
+                        </w:r>
+                      </w:p>
+                    </w:tc>
+                  </w:tr>
+                  <w:tr>
+                    <w:tc>
+                      <w:tcPr/>
+                      <w:p>
+                        <w:pPr>
+                          <w:pStyle w:val="Compact"/>
+                          <w:jc w:val="left"/>
+                          <w:jc w:val="center"/>
+                        </w:pPr>
+                        <w:r>
+                          <w:t xml:space="preserve">nonsmoker (ref.)</w:t>
+                        </w:r>
+                      </w:p>
+                    </w:tc>
+                    <w:tc>
+                      <w:tcPr/>
+                      <w:p>
+                        <w:pPr>
+                          <w:pStyle w:val="Compact"/>
+                          <w:jc w:val="center"/>
+                          <w:jc w:val="center"/>
+                        </w:pPr>
+                        <w:r>
+                          <w:t xml:space="preserve">–</w:t>
+                        </w:r>
+                      </w:p>
+                    </w:tc>
+                    <w:tc>
+                      <w:tcPr/>
+                      <w:p>
+                        <w:pPr>
+                          <w:pStyle w:val="Compact"/>
+                          <w:jc w:val="center"/>
+                          <w:jc w:val="center"/>
+                        </w:pPr>
+                        <w:r>
+                          <w:t xml:space="preserve">–</w:t>
+                        </w:r>
+                      </w:p>
+                    </w:tc>
+                    <w:tc>
+                      <w:tcPr/>
+                      <w:p>
+                        <w:pPr>
+                          <w:pStyle w:val="Compact"/>
+                          <w:jc w:val="center"/>
+                          <w:jc w:val="center"/>
+                        </w:pPr>
+                        <w:r>
+                          <w:t xml:space="preserve">–</w:t>
+                        </w:r>
+                      </w:p>
+                    </w:tc>
+                    <w:tc>
+                      <w:tcPr/>
+                      <w:p>
+                        <w:pPr>
+                          <w:pStyle w:val="Compact"/>
+                          <w:jc w:val="center"/>
+                          <w:jc w:val="center"/>
+                        </w:pPr>
+                        <w:r>
+                          <w:t xml:space="preserve">–</w:t>
+                        </w:r>
+                      </w:p>
+                    </w:tc>
+                  </w:tr>
+                  <w:tr>
+                    <w:tc>
+                      <w:tcPr/>
+                      <w:p>
+                        <w:pPr>
+                          <w:pStyle w:val="Compact"/>
+                          <w:jc w:val="left"/>
+                          <w:jc w:val="center"/>
+                        </w:pPr>
+                        <w:r>
+                          <w:t xml:space="preserve">light smoker (</w:t>
+                        </w:r>
+                        <m:oMath>
+                          <m:r>
+                            <m:t>L</m:t>
+                          </m:r>
+                        </m:oMath>
+                        <w:r>
+                          <w:t xml:space="preserve">)</w:t>
+                        </w:r>
+                      </w:p>
+                    </w:tc>
+                    <w:tc>
+                      <w:tcPr/>
+                      <w:p>
+                        <w:pPr>
+                          <w:pStyle w:val="Compact"/>
+                          <w:jc w:val="center"/>
+                          <w:jc w:val="center"/>
+                        </w:pPr>
+                        <w:r>
+                          <w:t xml:space="preserve">0.36</w:t>
+                        </w:r>
+                      </w:p>
+                    </w:tc>
+                    <w:tc>
+                      <w:tcPr/>
+                      <w:p>
+                        <w:pPr>
+                          <w:pStyle w:val="Compact"/>
+                          <w:jc w:val="center"/>
+                          <w:jc w:val="center"/>
+                        </w:pPr>
+                        <w:r>
+                          <w:t xml:space="preserve">1.43</w:t>
+                        </w:r>
+                      </w:p>
+                    </w:tc>
+                    <w:tc>
+                      <w:tcPr/>
+                      <w:p>
+                        <w:pPr>
+                          <w:pStyle w:val="Compact"/>
+                          <w:jc w:val="center"/>
+                          <w:jc w:val="center"/>
+                        </w:pPr>
+                        <w:r>
+                          <w:t xml:space="preserve">(1.05, 1.95)</w:t>
+                        </w:r>
+                      </w:p>
+                    </w:tc>
+                    <w:tc>
+                      <w:tcPr/>
+                      <w:p>
+                        <w:pPr>
+                          <w:pStyle w:val="Compact"/>
+                          <w:jc w:val="center"/>
+                          <w:jc w:val="center"/>
+                        </w:pPr>
+                        <w:r>
+                          <w:t xml:space="preserve">0.023</w:t>
+                        </w:r>
+                      </w:p>
+                    </w:tc>
+                  </w:tr>
+                  <w:tr>
+                    <w:tc>
+                      <w:tcPr/>
+                      <w:p>
+                        <w:pPr>
+                          <w:pStyle w:val="Compact"/>
+                          <w:jc w:val="left"/>
+                          <w:jc w:val="center"/>
+                        </w:pPr>
+                        <w:r>
+                          <w:t xml:space="preserve">heavy smoker (</w:t>
+                        </w:r>
+                        <m:oMath>
+                          <m:r>
+                            <m:t>H</m:t>
+                          </m:r>
+                        </m:oMath>
+                        <w:r>
+                          <w:t xml:space="preserve">)</w:t>
+                        </w:r>
+                      </w:p>
+                    </w:tc>
+                    <w:tc>
+                      <w:tcPr/>
+                      <w:p>
+                        <w:pPr>
+                          <w:pStyle w:val="Compact"/>
+                          <w:jc w:val="center"/>
+                          <w:jc w:val="center"/>
+                        </w:pPr>
+                        <w:r>
+                          <w:t xml:space="preserve">0.78</w:t>
+                        </w:r>
+                      </w:p>
+                    </w:tc>
+                    <w:tc>
+                      <w:tcPr/>
+                      <w:p>
+                        <w:pPr>
+                          <w:pStyle w:val="Compact"/>
+                          <w:jc w:val="center"/>
+                          <w:jc w:val="center"/>
+                        </w:pPr>
+                        <w:r>
+                          <w:t xml:space="preserve">2.18</w:t>
+                        </w:r>
+                      </w:p>
+                    </w:tc>
+                    <w:tc>
+                      <w:tcPr/>
+                      <w:p>
+                        <w:pPr>
+                          <w:pStyle w:val="Compact"/>
+                          <w:jc w:val="center"/>
+                          <w:jc w:val="center"/>
+                        </w:pPr>
+                        <w:r>
+                          <w:t xml:space="preserve">(1.63, 2.91)</w:t>
+                        </w:r>
+                      </w:p>
+                    </w:tc>
+                    <w:tc>
+                      <w:tcPr/>
+                      <w:p>
+                        <w:pPr>
+                          <w:pStyle w:val="Compact"/>
+                          <w:jc w:val="center"/>
+                          <w:jc w:val="center"/>
+                        </w:pPr>
+                        <w:r>
+                          <w:t xml:space="preserve">&lt; 0.001</w:t>
+                        </w:r>
+                      </w:p>
+                    </w:tc>
+                  </w:tr>
+                  <w:tr>
+                    <w:tc>
+                      <w:tcPr/>
+                      <w:p>
+                        <w:pPr>
+                          <w:pStyle w:val="Compact"/>
+                          <w:jc w:val="left"/>
+                          <w:jc w:val="center"/>
+                        </w:pPr>
+                        <w:r>
+                          <w:t xml:space="preserve">age per decade (</w:t>
+                        </w:r>
+                        <m:oMath>
+                          <m:r>
+                            <m:t>A</m:t>
+                          </m:r>
+                        </m:oMath>
+                        <w:r>
+                          <w:t xml:space="preserve">)</w:t>
+                        </w:r>
+                      </w:p>
+                    </w:tc>
+                    <w:tc>
+                      <w:tcPr/>
+                      <w:p>
+                        <w:pPr>
+                          <w:pStyle w:val="Compact"/>
+                          <w:jc w:val="center"/>
+                          <w:jc w:val="center"/>
+                        </w:pPr>
+                        <w:r>
+                          <w:t xml:space="preserve">0.66</w:t>
+                        </w:r>
+                      </w:p>
+                    </w:tc>
+                    <w:tc>
+                      <w:tcPr/>
+                      <w:p>
+                        <w:pPr>
+                          <w:pStyle w:val="Compact"/>
+                          <w:jc w:val="center"/>
+                          <w:jc w:val="center"/>
+                        </w:pPr>
+                        <w:r>
+                          <w:t xml:space="preserve">1.94</w:t>
+                        </w:r>
+                      </w:p>
+                    </w:tc>
+                    <w:tc>
+                      <w:tcPr/>
+                      <w:p>
+                        <w:pPr>
+                          <w:pStyle w:val="Compact"/>
+                          <w:jc w:val="center"/>
+                          <w:jc w:val="center"/>
+                        </w:pPr>
+                        <w:r>
+                          <w:t xml:space="preserve">(1.56, 2.40)</w:t>
+                        </w:r>
+                      </w:p>
+                    </w:tc>
+                    <w:tc>
+                      <w:tcPr/>
+                      <w:p>
+                        <w:pPr>
+                          <w:pStyle w:val="Compact"/>
+                          <w:jc w:val="center"/>
+                          <w:jc w:val="center"/>
+                        </w:pPr>
+                        <w:r>
+                          <w:t xml:space="preserve">&lt; 0.001</w:t>
+                        </w:r>
+                      </w:p>
+                    </w:tc>
+                  </w:tr>
+                  <w:tr>
+                    <w:tc>
+                      <w:tcPr/>
+                      <w:p>
+                        <w:pPr>
+                          <w:pStyle w:val="Compact"/>
+                          <w:jc w:val="left"/>
+                          <w:jc w:val="center"/>
+                        </w:pPr>
+                        <w:r>
+                          <w:t xml:space="preserve">behavior type A (</w:t>
+                        </w:r>
+                        <m:oMath>
+                          <m:r>
+                            <m:t>P</m:t>
+                          </m:r>
+                        </m:oMath>
+                        <w:r>
+                          <w:t xml:space="preserve">)</w:t>
+                        </w:r>
+                      </w:p>
+                    </w:tc>
+                    <w:tc>
+                      <w:tcPr/>
+                      <w:p>
+                        <w:pPr>
+                          <w:pStyle w:val="Compact"/>
+                          <w:jc w:val="center"/>
+                          <w:jc w:val="center"/>
+                        </w:pPr>
+                        <w:r>
+                          <w:t xml:space="preserve">0.73</w:t>
+                        </w:r>
+                      </w:p>
+                    </w:tc>
+                    <w:tc>
+                      <w:tcPr/>
+                      <w:p>
+                        <w:pPr>
+                          <w:pStyle w:val="Compact"/>
+                          <w:jc w:val="center"/>
+                          <w:jc w:val="center"/>
+                        </w:pPr>
+                        <w:r>
+                          <w:t xml:space="preserve">2.06</w:t>
+                        </w:r>
+                      </w:p>
+                    </w:tc>
+                    <w:tc>
+                      <w:tcPr/>
+                      <w:p>
+                        <w:pPr>
+                          <w:pStyle w:val="Compact"/>
+                          <w:jc w:val="center"/>
+                          <w:jc w:val="center"/>
+                        </w:pPr>
+                        <w:r>
+                          <w:t xml:space="preserve">(1.58, 2.70)</w:t>
+                        </w:r>
+                      </w:p>
+                    </w:tc>
+                    <w:tc>
+                      <w:tcPr/>
+                      <w:p>
+                        <w:pPr>
+                          <w:pStyle w:val="Compact"/>
+                          <w:jc w:val="center"/>
+                          <w:jc w:val="center"/>
+                        </w:pPr>
+                        <w:r>
+                          <w:t xml:space="preserve">&lt; 0.001</w:t>
+                        </w:r>
+                      </w:p>
+                    </w:tc>
+                  </w:tr>
+                  <w:tr>
+                    <w:tc>
+                      <w:tcPr/>
+                      <w:p>
+                        <w:pPr>
+                          <w:pStyle w:val="Compact"/>
+                          <w:jc w:val="left"/>
+                          <w:jc w:val="center"/>
+                        </w:pPr>
+                        <w:r>
+                          <w:t xml:space="preserve">overweight (</w:t>
+                        </w:r>
+                        <m:oMath>
+                          <m:r>
+                            <m:t>B</m:t>
+                          </m:r>
+                        </m:oMath>
+                        <w:r>
+                          <w:t xml:space="preserve">)</w:t>
+                        </w:r>
+                      </w:p>
+                    </w:tc>
+                    <w:tc>
+                      <w:tcPr/>
+                      <w:p>
+                        <w:pPr>
+                          <w:pStyle w:val="Compact"/>
+                          <w:jc w:val="center"/>
+                          <w:jc w:val="center"/>
+                        </w:pPr>
+                        <w:r>
+                          <w:t xml:space="preserve">0.30</w:t>
+                        </w:r>
+                      </w:p>
+                    </w:tc>
+                    <w:tc>
+                      <w:tcPr/>
+                      <w:p>
+                        <w:pPr>
+                          <w:pStyle w:val="Compact"/>
+                          <w:jc w:val="center"/>
+                          <w:jc w:val="center"/>
+                        </w:pPr>
+                        <w:r>
+                          <w:t xml:space="preserve">1.34</w:t>
+                        </w:r>
+                      </w:p>
+                    </w:tc>
+                    <w:tc>
+                      <w:tcPr/>
+                      <w:p>
+                        <w:pPr>
+                          <w:pStyle w:val="Compact"/>
+                          <w:jc w:val="center"/>
+                          <w:jc w:val="center"/>
+                        </w:pPr>
+                        <w:r>
+                          <w:t xml:space="preserve">(1.05, 1.72)</w:t>
+                        </w:r>
+                      </w:p>
+                    </w:tc>
+                    <w:tc>
+                      <w:tcPr/>
+                      <w:p>
+                        <w:pPr>
+                          <w:pStyle w:val="Compact"/>
+                          <w:jc w:val="center"/>
+                          <w:jc w:val="center"/>
+                        </w:pPr>
+                        <w:r>
+                          <w:t xml:space="preserve">0.019</w:t>
+                        </w:r>
+                      </w:p>
+                    </w:tc>
+                  </w:tr>
+                  <w:tr>
+                    <w:tc>
+                      <w:tcPr/>
+                      <w:p>
+                        <w:pPr>
+                          <w:pStyle w:val="Compact"/>
+                          <w:jc w:val="left"/>
+                          <w:jc w:val="center"/>
+                        </w:pPr>
+                        <w:r>
+                          <w:t xml:space="preserve">high cholesterol (</w:t>
+                        </w:r>
+                        <m:oMath>
+                          <m:r>
+                            <m:t>C</m:t>
+                          </m:r>
+                        </m:oMath>
+                        <w:r>
+                          <w:t xml:space="preserve">)</w:t>
+                        </w:r>
+                      </w:p>
+                    </w:tc>
+                    <w:tc>
+                      <w:tcPr/>
+                      <w:p>
+                        <w:pPr>
+                          <w:pStyle w:val="Compact"/>
+                          <w:jc w:val="center"/>
+                          <w:jc w:val="center"/>
+                        </w:pPr>
+                        <w:r>
+                          <w:t xml:space="preserve">0.75</w:t>
+                        </w:r>
+                      </w:p>
+                    </w:tc>
+                    <w:tc>
+                      <w:tcPr/>
+                      <w:p>
+                        <w:pPr>
+                          <w:pStyle w:val="Compact"/>
+                          <w:jc w:val="center"/>
+                          <w:jc w:val="center"/>
+                        </w:pPr>
+                        <w:r>
+                          <w:t xml:space="preserve">2.12</w:t>
+                        </w:r>
+                      </w:p>
+                    </w:tc>
+                    <w:tc>
+                      <w:tcPr/>
+                      <w:p>
+                        <w:pPr>
+                          <w:pStyle w:val="Compact"/>
+                          <w:jc w:val="center"/>
+                          <w:jc w:val="center"/>
+                        </w:pPr>
+                        <w:r>
+                          <w:t xml:space="preserve">(1.65, 2.71)</w:t>
+                        </w:r>
+                      </w:p>
+                    </w:tc>
+                    <w:tc>
+                      <w:tcPr/>
+                      <w:p>
+                        <w:pPr>
+                          <w:pStyle w:val="Compact"/>
+                          <w:jc w:val="center"/>
+                          <w:jc w:val="center"/>
+                        </w:pPr>
+                        <w:r>
+                          <w:t xml:space="preserve">&lt; 0.001</w:t>
+                        </w:r>
+                      </w:p>
+                    </w:tc>
+                  </w:tr>
+                </w:tbl>
+                <w:bookmarkEnd w:id="43"/>
+                <w:p/>
               </w:tc>
             </w:tr>
           </w:tbl>
-          <w:bookmarkEnd w:id="43"/>
-          <w:p/>
         </w:tc>
       </w:tr>
     </w:tbl>

--- a/chapters/midterm-2-review-session-handout.docx
+++ b/chapters/midterm-2-review-session-handout.docx
@@ -10943,6 +10943,7 @@
                 </m:limUpp>
                 <m:r>
                   <m:rPr>
+                    <m:scr m:val="double-struck"/>
                     <m:sty m:val="p"/>
                   </m:rPr>
                   <m:t>P</m:t>
